--- a/docs/Awj_Master_Development_Launch_Plan_AR.docx
+++ b/docs/Awj_Master_Development_Launch_Plan_AR.docx
@@ -10,7 +10,7 @@
       </w:pPr>
       <w:r>
         <w:rPr>
-          <w:rFonts w:ascii="Arial" w:hAnsi="Arial"/>
+          <w:rFonts w:ascii="Amiri" w:hAnsi="Amiri" w:cs="Amiri"/>
           <w:b/>
           <w:color w:val="1D4ED8"/>
           <w:sz w:val="54"/>
@@ -25,7 +25,7 @@
       </w:pPr>
       <w:r>
         <w:rPr>
-          <w:rFonts w:ascii="Arial" w:hAnsi="Arial"/>
+          <w:rFonts w:ascii="Amiri" w:hAnsi="Amiri" w:cs="Amiri"/>
           <w:sz w:val="30"/>
         </w:rPr>
         <w:t>من تجربة المستخدم إلى الإنتاج + الأمن + اختبار الكسر + MCP + Admin MCP</w:t>
@@ -38,10 +38,10 @@
       </w:pPr>
       <w:r>
         <w:rPr>
-          <w:rFonts w:ascii="Arial" w:hAnsi="Arial"/>
+          <w:rFonts w:ascii="Amiri" w:hAnsi="Amiri" w:cs="Amiri"/>
           <w:sz w:val="22"/>
         </w:rPr>
-        <w:t>نسخة تنفيذية عملية — سبتمبر 2026</w:t>
+        <w:t>نسخة تنفيذية عملية — سبتمبر 2026 · تعليم الحالة في هذه النسخة: ☑ منفَّذ ومتحقَّق منه · ☐ لم يُنفَّذ بعد (آخر تحديث للتعليم: 2026-09-15 — المرحلة 16 مغلقة)</w:t>
       </w:r>
     </w:p>
     <w:tbl>
@@ -67,7 +67,7 @@
             </w:pPr>
             <w:r>
               <w:rPr>
-                <w:rFonts w:ascii="Arial" w:hAnsi="Arial"/>
+                <w:rFonts w:ascii="Amiri" w:hAnsi="Amiri" w:cs="Amiri"/>
                 <w:b/>
                 <w:sz w:val="21"/>
               </w:rPr>
@@ -76,7 +76,7 @@
             </w:r>
             <w:r>
               <w:rPr>
-                <w:rFonts w:ascii="Arial" w:hAnsi="Arial"/>
+                <w:rFonts w:ascii="Amiri" w:hAnsi="Amiri" w:cs="Amiri"/>
                 <w:sz w:val="19"/>
               </w:rPr>
               <w:t>هذه الخطة مخصصة لنقطة المشروع الحالية في مستودع rise-os. لا تعيد بناء ما تم إنجازه، بل ترتب الأعمال المتبقية والمطلوبة للوصول إلى تجربة مستخدم ناضجة، وأمان إنتاجي، وربط MCP حديث، وإطلاق قابل للمراقبة والرجوع.</w:t>
@@ -103,7 +103,7 @@
       </w:pPr>
       <w:r>
         <w:rPr>
-          <w:rFonts w:ascii="Arial" w:hAnsi="Arial"/>
+          <w:rFonts w:ascii="Amiri" w:hAnsi="Amiri" w:cs="Amiri"/>
           <w:b/>
           <w:color w:val="1D4ED8"/>
           <w:sz w:val="36"/>
@@ -119,7 +119,7 @@
       </w:pPr>
       <w:r>
         <w:rPr>
-          <w:rFonts w:ascii="Arial" w:hAnsi="Arial"/>
+          <w:rFonts w:ascii="Amiri" w:hAnsi="Amiri" w:cs="Amiri"/>
           <w:i w:val="0"/>
           <w:sz w:val="21"/>
         </w:rPr>
@@ -134,7 +134,7 @@
       </w:pPr>
       <w:r>
         <w:rPr>
-          <w:rFonts w:ascii="Arial" w:hAnsi="Arial"/>
+          <w:rFonts w:ascii="Amiri" w:hAnsi="Amiri" w:cs="Amiri"/>
           <w:i w:val="0"/>
           <w:sz w:val="21"/>
         </w:rPr>
@@ -168,7 +168,7 @@
             <w:r/>
             <w:r>
               <w:rPr>
-                <w:rFonts w:ascii="Arial" w:hAnsi="Arial"/>
+                <w:rFonts w:ascii="Amiri" w:hAnsi="Amiri" w:cs="Amiri"/>
                 <w:b/>
                 <w:sz w:val="17"/>
               </w:rPr>
@@ -190,7 +190,7 @@
             <w:r/>
             <w:r>
               <w:rPr>
-                <w:rFonts w:ascii="Arial" w:hAnsi="Arial"/>
+                <w:rFonts w:ascii="Amiri" w:hAnsi="Amiri" w:cs="Amiri"/>
                 <w:b/>
                 <w:sz w:val="17"/>
               </w:rPr>
@@ -212,7 +212,7 @@
             <w:r/>
             <w:r>
               <w:rPr>
-                <w:rFonts w:ascii="Arial" w:hAnsi="Arial"/>
+                <w:rFonts w:ascii="Amiri" w:hAnsi="Amiri" w:cs="Amiri"/>
                 <w:b/>
                 <w:sz w:val="17"/>
               </w:rPr>
@@ -235,7 +235,7 @@
             <w:r/>
             <w:r>
               <w:rPr>
-                <w:rFonts w:ascii="Arial" w:hAnsi="Arial"/>
+                <w:rFonts w:ascii="Amiri" w:hAnsi="Amiri" w:cs="Amiri"/>
                 <w:b w:val="0"/>
                 <w:sz w:val="17"/>
               </w:rPr>
@@ -256,7 +256,7 @@
             <w:r/>
             <w:r>
               <w:rPr>
-                <w:rFonts w:ascii="Arial" w:hAnsi="Arial"/>
+                <w:rFonts w:ascii="Amiri" w:hAnsi="Amiri" w:cs="Amiri"/>
                 <w:b w:val="0"/>
                 <w:sz w:val="17"/>
               </w:rPr>
@@ -277,7 +277,7 @@
             <w:r/>
             <w:r>
               <w:rPr>
-                <w:rFonts w:ascii="Arial" w:hAnsi="Arial"/>
+                <w:rFonts w:ascii="Amiri" w:hAnsi="Amiri" w:cs="Amiri"/>
                 <w:b w:val="0"/>
                 <w:sz w:val="17"/>
               </w:rPr>
@@ -300,7 +300,7 @@
             <w:r/>
             <w:r>
               <w:rPr>
-                <w:rFonts w:ascii="Arial" w:hAnsi="Arial"/>
+                <w:rFonts w:ascii="Amiri" w:hAnsi="Amiri" w:cs="Amiri"/>
                 <w:b w:val="0"/>
                 <w:sz w:val="17"/>
               </w:rPr>
@@ -321,7 +321,7 @@
             <w:r/>
             <w:r>
               <w:rPr>
-                <w:rFonts w:ascii="Arial" w:hAnsi="Arial"/>
+                <w:rFonts w:ascii="Amiri" w:hAnsi="Amiri" w:cs="Amiri"/>
                 <w:b w:val="0"/>
                 <w:sz w:val="17"/>
               </w:rPr>
@@ -342,7 +342,7 @@
             <w:r/>
             <w:r>
               <w:rPr>
-                <w:rFonts w:ascii="Arial" w:hAnsi="Arial"/>
+                <w:rFonts w:ascii="Amiri" w:hAnsi="Amiri" w:cs="Amiri"/>
                 <w:b w:val="0"/>
                 <w:sz w:val="17"/>
               </w:rPr>
@@ -365,7 +365,7 @@
             <w:r/>
             <w:r>
               <w:rPr>
-                <w:rFonts w:ascii="Arial" w:hAnsi="Arial"/>
+                <w:rFonts w:ascii="Amiri" w:hAnsi="Amiri" w:cs="Amiri"/>
                 <w:b w:val="0"/>
                 <w:sz w:val="17"/>
               </w:rPr>
@@ -386,7 +386,7 @@
             <w:r/>
             <w:r>
               <w:rPr>
-                <w:rFonts w:ascii="Arial" w:hAnsi="Arial"/>
+                <w:rFonts w:ascii="Amiri" w:hAnsi="Amiri" w:cs="Amiri"/>
                 <w:b w:val="0"/>
                 <w:sz w:val="17"/>
               </w:rPr>
@@ -407,7 +407,7 @@
             <w:r/>
             <w:r>
               <w:rPr>
-                <w:rFonts w:ascii="Arial" w:hAnsi="Arial"/>
+                <w:rFonts w:ascii="Amiri" w:hAnsi="Amiri" w:cs="Amiri"/>
                 <w:b w:val="0"/>
                 <w:sz w:val="17"/>
               </w:rPr>
@@ -430,7 +430,7 @@
             <w:r/>
             <w:r>
               <w:rPr>
-                <w:rFonts w:ascii="Arial" w:hAnsi="Arial"/>
+                <w:rFonts w:ascii="Amiri" w:hAnsi="Amiri" w:cs="Amiri"/>
                 <w:b w:val="0"/>
                 <w:sz w:val="17"/>
               </w:rPr>
@@ -451,7 +451,7 @@
             <w:r/>
             <w:r>
               <w:rPr>
-                <w:rFonts w:ascii="Arial" w:hAnsi="Arial"/>
+                <w:rFonts w:ascii="Amiri" w:hAnsi="Amiri" w:cs="Amiri"/>
                 <w:b w:val="0"/>
                 <w:sz w:val="17"/>
               </w:rPr>
@@ -472,7 +472,7 @@
             <w:r/>
             <w:r>
               <w:rPr>
-                <w:rFonts w:ascii="Arial" w:hAnsi="Arial"/>
+                <w:rFonts w:ascii="Amiri" w:hAnsi="Amiri" w:cs="Amiri"/>
                 <w:b w:val="0"/>
                 <w:sz w:val="17"/>
               </w:rPr>
@@ -495,7 +495,7 @@
             <w:r/>
             <w:r>
               <w:rPr>
-                <w:rFonts w:ascii="Arial" w:hAnsi="Arial"/>
+                <w:rFonts w:ascii="Amiri" w:hAnsi="Amiri" w:cs="Amiri"/>
                 <w:b w:val="0"/>
                 <w:sz w:val="17"/>
               </w:rPr>
@@ -516,7 +516,7 @@
             <w:r/>
             <w:r>
               <w:rPr>
-                <w:rFonts w:ascii="Arial" w:hAnsi="Arial"/>
+                <w:rFonts w:ascii="Amiri" w:hAnsi="Amiri" w:cs="Amiri"/>
                 <w:b w:val="0"/>
                 <w:sz w:val="17"/>
               </w:rPr>
@@ -537,7 +537,7 @@
             <w:r/>
             <w:r>
               <w:rPr>
-                <w:rFonts w:ascii="Arial" w:hAnsi="Arial"/>
+                <w:rFonts w:ascii="Amiri" w:hAnsi="Amiri" w:cs="Amiri"/>
                 <w:b w:val="0"/>
                 <w:sz w:val="17"/>
               </w:rPr>
@@ -560,7 +560,7 @@
             <w:r/>
             <w:r>
               <w:rPr>
-                <w:rFonts w:ascii="Arial" w:hAnsi="Arial"/>
+                <w:rFonts w:ascii="Amiri" w:hAnsi="Amiri" w:cs="Amiri"/>
                 <w:b w:val="0"/>
                 <w:sz w:val="17"/>
               </w:rPr>
@@ -581,7 +581,7 @@
             <w:r/>
             <w:r>
               <w:rPr>
-                <w:rFonts w:ascii="Arial" w:hAnsi="Arial"/>
+                <w:rFonts w:ascii="Amiri" w:hAnsi="Amiri" w:cs="Amiri"/>
                 <w:b w:val="0"/>
                 <w:sz w:val="17"/>
               </w:rPr>
@@ -602,7 +602,7 @@
             <w:r/>
             <w:r>
               <w:rPr>
-                <w:rFonts w:ascii="Arial" w:hAnsi="Arial"/>
+                <w:rFonts w:ascii="Amiri" w:hAnsi="Amiri" w:cs="Amiri"/>
                 <w:b w:val="0"/>
                 <w:sz w:val="17"/>
               </w:rPr>
@@ -625,7 +625,7 @@
             <w:r/>
             <w:r>
               <w:rPr>
-                <w:rFonts w:ascii="Arial" w:hAnsi="Arial"/>
+                <w:rFonts w:ascii="Amiri" w:hAnsi="Amiri" w:cs="Amiri"/>
                 <w:b w:val="0"/>
                 <w:sz w:val="17"/>
               </w:rPr>
@@ -646,7 +646,7 @@
             <w:r/>
             <w:r>
               <w:rPr>
-                <w:rFonts w:ascii="Arial" w:hAnsi="Arial"/>
+                <w:rFonts w:ascii="Amiri" w:hAnsi="Amiri" w:cs="Amiri"/>
                 <w:b w:val="0"/>
                 <w:sz w:val="17"/>
               </w:rPr>
@@ -667,7 +667,7 @@
             <w:r/>
             <w:r>
               <w:rPr>
-                <w:rFonts w:ascii="Arial" w:hAnsi="Arial"/>
+                <w:rFonts w:ascii="Amiri" w:hAnsi="Amiri" w:cs="Amiri"/>
                 <w:b w:val="0"/>
                 <w:sz w:val="17"/>
               </w:rPr>
@@ -690,7 +690,7 @@
       </w:pPr>
       <w:r>
         <w:rPr>
-          <w:rFonts w:ascii="Arial" w:hAnsi="Arial"/>
+          <w:rFonts w:ascii="Amiri" w:hAnsi="Amiri" w:cs="Amiri"/>
           <w:b/>
           <w:color w:val="1D4ED8"/>
           <w:sz w:val="36"/>
@@ -707,7 +707,7 @@
       </w:pPr>
       <w:r>
         <w:rPr>
-          <w:rFonts w:ascii="Arial" w:hAnsi="Arial"/>
+          <w:rFonts w:ascii="Amiri" w:hAnsi="Amiri" w:cs="Amiri"/>
           <w:sz w:val="20"/>
         </w:rPr>
         <w:t>أوج ليس Task Manager؛ واجهة اليوم يجب أن تجيب: ماذا أفعل الآن؟ أين أنا ذاهب؟ وهل أتقدم فعلًا؟</w:t>
@@ -722,7 +722,7 @@
       </w:pPr>
       <w:r>
         <w:rPr>
-          <w:rFonts w:ascii="Arial" w:hAnsi="Arial"/>
+          <w:rFonts w:ascii="Amiri" w:hAnsi="Amiri" w:cs="Amiri"/>
           <w:sz w:val="20"/>
         </w:rPr>
         <w:t>الكشف التدريجي: لا نعرض كل الوحدات دفعة واحدة. نحافظ على كل القدرات لكن نجمعها تحت عوالم واضحة.</w:t>
@@ -737,7 +737,7 @@
       </w:pPr>
       <w:r>
         <w:rPr>
-          <w:rFonts w:ascii="Arial" w:hAnsi="Arial"/>
+          <w:rFonts w:ascii="Amiri" w:hAnsi="Amiri" w:cs="Amiri"/>
           <w:sz w:val="20"/>
         </w:rPr>
         <w:t>اليوم هو العمود الفقري: Morning → Day → Focus → Review، وكل وحدة تغذي هذا المسار بدل أن تعيش منفصلة.</w:t>
@@ -752,7 +752,7 @@
       </w:pPr>
       <w:r>
         <w:rPr>
-          <w:rFonts w:ascii="Arial" w:hAnsi="Arial"/>
+          <w:rFonts w:ascii="Amiri" w:hAnsi="Amiri" w:cs="Amiri"/>
           <w:sz w:val="20"/>
         </w:rPr>
         <w:t>الأمان خادمي أولًا: الواجهة لا تمنح صلاحية، وuser_id القادم من العميل لا يُعتد به في الملكية.</w:t>
@@ -767,7 +767,7 @@
       </w:pPr>
       <w:r>
         <w:rPr>
-          <w:rFonts w:ascii="Arial" w:hAnsi="Arial"/>
+          <w:rFonts w:ascii="Amiri" w:hAnsi="Amiri" w:cs="Amiri"/>
           <w:sz w:val="20"/>
         </w:rPr>
         <w:t>لا أسرار في العميل: مفاتيح MCP، أسرار الخدمات، service role، ومفاتيح التوقيع لا تغادر الخادم.</w:t>
@@ -782,7 +782,7 @@
       </w:pPr>
       <w:r>
         <w:rPr>
-          <w:rFonts w:ascii="Arial" w:hAnsi="Arial"/>
+          <w:rFonts w:ascii="Amiri" w:hAnsi="Amiri" w:cs="Amiri"/>
           <w:sz w:val="20"/>
         </w:rPr>
         <w:t>أي تغيير وظيفي كبير يمر عبر unit/API/E2E/security regression، وليس عبر نجاح build فقط.</w:t>
@@ -797,7 +797,7 @@
       </w:pPr>
       <w:r>
         <w:rPr>
-          <w:rFonts w:ascii="Arial" w:hAnsi="Arial"/>
+          <w:rFonts w:ascii="Amiri" w:hAnsi="Amiri" w:cs="Amiri"/>
           <w:sz w:val="20"/>
         </w:rPr>
         <w:t>لا نضيف مكتبات جديدة إلا عند وجود سبب UX/أداء/أمان واضح؛ المشروع بالفعل غني بالمكتبات.</w:t>
@@ -811,7 +811,7 @@
       </w:pPr>
       <w:r>
         <w:rPr>
-          <w:rFonts w:ascii="Arial" w:hAnsi="Arial"/>
+          <w:rFonts w:ascii="Amiri" w:hAnsi="Amiri" w:cs="Amiri"/>
           <w:b/>
           <w:color w:val="1D4ED8"/>
           <w:sz w:val="36"/>
@@ -847,7 +847,7 @@
             <w:r/>
             <w:r>
               <w:rPr>
-                <w:rFonts w:ascii="Arial" w:hAnsi="Arial"/>
+                <w:rFonts w:ascii="Amiri" w:hAnsi="Amiri" w:cs="Amiri"/>
                 <w:b/>
                 <w:sz w:val="16"/>
               </w:rPr>
@@ -869,7 +869,7 @@
             <w:r/>
             <w:r>
               <w:rPr>
-                <w:rFonts w:ascii="Arial" w:hAnsi="Arial"/>
+                <w:rFonts w:ascii="Amiri" w:hAnsi="Amiri" w:cs="Amiri"/>
                 <w:b/>
                 <w:sz w:val="16"/>
               </w:rPr>
@@ -891,7 +891,7 @@
             <w:r/>
             <w:r>
               <w:rPr>
-                <w:rFonts w:ascii="Arial" w:hAnsi="Arial"/>
+                <w:rFonts w:ascii="Amiri" w:hAnsi="Amiri" w:cs="Amiri"/>
                 <w:b/>
                 <w:sz w:val="16"/>
               </w:rPr>
@@ -913,7 +913,7 @@
             <w:r/>
             <w:r>
               <w:rPr>
-                <w:rFonts w:ascii="Arial" w:hAnsi="Arial"/>
+                <w:rFonts w:ascii="Amiri" w:hAnsi="Amiri" w:cs="Amiri"/>
                 <w:b/>
                 <w:sz w:val="16"/>
               </w:rPr>
@@ -936,7 +936,7 @@
             <w:r/>
             <w:r>
               <w:rPr>
-                <w:rFonts w:ascii="Arial" w:hAnsi="Arial"/>
+                <w:rFonts w:ascii="Amiri" w:hAnsi="Amiri" w:cs="Amiri"/>
                 <w:b w:val="0"/>
                 <w:sz w:val="16"/>
               </w:rPr>
@@ -957,7 +957,7 @@
             <w:r/>
             <w:r>
               <w:rPr>
-                <w:rFonts w:ascii="Arial" w:hAnsi="Arial"/>
+                <w:rFonts w:ascii="Amiri" w:hAnsi="Amiri" w:cs="Amiri"/>
                 <w:b w:val="0"/>
                 <w:sz w:val="16"/>
               </w:rPr>
@@ -978,7 +978,7 @@
             <w:r/>
             <w:r>
               <w:rPr>
-                <w:rFonts w:ascii="Arial" w:hAnsi="Arial"/>
+                <w:rFonts w:ascii="Amiri" w:hAnsi="Amiri" w:cs="Amiri"/>
                 <w:b w:val="0"/>
                 <w:sz w:val="16"/>
               </w:rPr>
@@ -999,7 +999,7 @@
             <w:r/>
             <w:r>
               <w:rPr>
-                <w:rFonts w:ascii="Arial" w:hAnsi="Arial"/>
+                <w:rFonts w:ascii="Amiri" w:hAnsi="Amiri" w:cs="Amiri"/>
                 <w:b w:val="0"/>
                 <w:sz w:val="16"/>
               </w:rPr>
@@ -1022,7 +1022,7 @@
             <w:r/>
             <w:r>
               <w:rPr>
-                <w:rFonts w:ascii="Arial" w:hAnsi="Arial"/>
+                <w:rFonts w:ascii="Amiri" w:hAnsi="Amiri" w:cs="Amiri"/>
                 <w:b w:val="0"/>
                 <w:sz w:val="16"/>
               </w:rPr>
@@ -1043,7 +1043,7 @@
             <w:r/>
             <w:r>
               <w:rPr>
-                <w:rFonts w:ascii="Arial" w:hAnsi="Arial"/>
+                <w:rFonts w:ascii="Amiri" w:hAnsi="Amiri" w:cs="Amiri"/>
                 <w:b w:val="0"/>
                 <w:sz w:val="16"/>
               </w:rPr>
@@ -1064,7 +1064,7 @@
             <w:r/>
             <w:r>
               <w:rPr>
-                <w:rFonts w:ascii="Arial" w:hAnsi="Arial"/>
+                <w:rFonts w:ascii="Amiri" w:hAnsi="Amiri" w:cs="Amiri"/>
                 <w:b w:val="0"/>
                 <w:sz w:val="16"/>
               </w:rPr>
@@ -1085,7 +1085,7 @@
             <w:r/>
             <w:r>
               <w:rPr>
-                <w:rFonts w:ascii="Arial" w:hAnsi="Arial"/>
+                <w:rFonts w:ascii="Amiri" w:hAnsi="Amiri" w:cs="Amiri"/>
                 <w:b w:val="0"/>
                 <w:sz w:val="16"/>
               </w:rPr>
@@ -1108,7 +1108,7 @@
             <w:r/>
             <w:r>
               <w:rPr>
-                <w:rFonts w:ascii="Arial" w:hAnsi="Arial"/>
+                <w:rFonts w:ascii="Amiri" w:hAnsi="Amiri" w:cs="Amiri"/>
                 <w:b w:val="0"/>
                 <w:sz w:val="16"/>
               </w:rPr>
@@ -1129,7 +1129,7 @@
             <w:r/>
             <w:r>
               <w:rPr>
-                <w:rFonts w:ascii="Arial" w:hAnsi="Arial"/>
+                <w:rFonts w:ascii="Amiri" w:hAnsi="Amiri" w:cs="Amiri"/>
                 <w:b w:val="0"/>
                 <w:sz w:val="16"/>
               </w:rPr>
@@ -1150,7 +1150,7 @@
             <w:r/>
             <w:r>
               <w:rPr>
-                <w:rFonts w:ascii="Arial" w:hAnsi="Arial"/>
+                <w:rFonts w:ascii="Amiri" w:hAnsi="Amiri" w:cs="Amiri"/>
                 <w:b w:val="0"/>
                 <w:sz w:val="16"/>
               </w:rPr>
@@ -1171,7 +1171,7 @@
             <w:r/>
             <w:r>
               <w:rPr>
-                <w:rFonts w:ascii="Arial" w:hAnsi="Arial"/>
+                <w:rFonts w:ascii="Amiri" w:hAnsi="Amiri" w:cs="Amiri"/>
                 <w:b w:val="0"/>
                 <w:sz w:val="16"/>
               </w:rPr>
@@ -1194,7 +1194,7 @@
             <w:r/>
             <w:r>
               <w:rPr>
-                <w:rFonts w:ascii="Arial" w:hAnsi="Arial"/>
+                <w:rFonts w:ascii="Amiri" w:hAnsi="Amiri" w:cs="Amiri"/>
                 <w:b w:val="0"/>
                 <w:sz w:val="16"/>
               </w:rPr>
@@ -1215,7 +1215,7 @@
             <w:r/>
             <w:r>
               <w:rPr>
-                <w:rFonts w:ascii="Arial" w:hAnsi="Arial"/>
+                <w:rFonts w:ascii="Amiri" w:hAnsi="Amiri" w:cs="Amiri"/>
                 <w:b w:val="0"/>
                 <w:sz w:val="16"/>
               </w:rPr>
@@ -1236,7 +1236,7 @@
             <w:r/>
             <w:r>
               <w:rPr>
-                <w:rFonts w:ascii="Arial" w:hAnsi="Arial"/>
+                <w:rFonts w:ascii="Amiri" w:hAnsi="Amiri" w:cs="Amiri"/>
                 <w:b w:val="0"/>
                 <w:sz w:val="16"/>
               </w:rPr>
@@ -1257,7 +1257,7 @@
             <w:r/>
             <w:r>
               <w:rPr>
-                <w:rFonts w:ascii="Arial" w:hAnsi="Arial"/>
+                <w:rFonts w:ascii="Amiri" w:hAnsi="Amiri" w:cs="Amiri"/>
                 <w:b w:val="0"/>
                 <w:sz w:val="16"/>
               </w:rPr>
@@ -1280,7 +1280,7 @@
             <w:r/>
             <w:r>
               <w:rPr>
-                <w:rFonts w:ascii="Arial" w:hAnsi="Arial"/>
+                <w:rFonts w:ascii="Amiri" w:hAnsi="Amiri" w:cs="Amiri"/>
                 <w:b w:val="0"/>
                 <w:sz w:val="16"/>
               </w:rPr>
@@ -1301,7 +1301,7 @@
             <w:r/>
             <w:r>
               <w:rPr>
-                <w:rFonts w:ascii="Arial" w:hAnsi="Arial"/>
+                <w:rFonts w:ascii="Amiri" w:hAnsi="Amiri" w:cs="Amiri"/>
                 <w:b w:val="0"/>
                 <w:sz w:val="16"/>
               </w:rPr>
@@ -1322,7 +1322,7 @@
             <w:r/>
             <w:r>
               <w:rPr>
-                <w:rFonts w:ascii="Arial" w:hAnsi="Arial"/>
+                <w:rFonts w:ascii="Amiri" w:hAnsi="Amiri" w:cs="Amiri"/>
                 <w:b w:val="0"/>
                 <w:sz w:val="16"/>
               </w:rPr>
@@ -1343,7 +1343,7 @@
             <w:r/>
             <w:r>
               <w:rPr>
-                <w:rFonts w:ascii="Arial" w:hAnsi="Arial"/>
+                <w:rFonts w:ascii="Amiri" w:hAnsi="Amiri" w:cs="Amiri"/>
                 <w:b w:val="0"/>
                 <w:sz w:val="16"/>
               </w:rPr>
@@ -1366,7 +1366,7 @@
             <w:r/>
             <w:r>
               <w:rPr>
-                <w:rFonts w:ascii="Arial" w:hAnsi="Arial"/>
+                <w:rFonts w:ascii="Amiri" w:hAnsi="Amiri" w:cs="Amiri"/>
                 <w:b w:val="0"/>
                 <w:sz w:val="16"/>
               </w:rPr>
@@ -1387,7 +1387,7 @@
             <w:r/>
             <w:r>
               <w:rPr>
-                <w:rFonts w:ascii="Arial" w:hAnsi="Arial"/>
+                <w:rFonts w:ascii="Amiri" w:hAnsi="Amiri" w:cs="Amiri"/>
                 <w:b w:val="0"/>
                 <w:sz w:val="16"/>
               </w:rPr>
@@ -1408,7 +1408,7 @@
             <w:r/>
             <w:r>
               <w:rPr>
-                <w:rFonts w:ascii="Arial" w:hAnsi="Arial"/>
+                <w:rFonts w:ascii="Amiri" w:hAnsi="Amiri" w:cs="Amiri"/>
                 <w:b w:val="0"/>
                 <w:sz w:val="16"/>
               </w:rPr>
@@ -1429,7 +1429,7 @@
             <w:r/>
             <w:r>
               <w:rPr>
-                <w:rFonts w:ascii="Arial" w:hAnsi="Arial"/>
+                <w:rFonts w:ascii="Amiri" w:hAnsi="Amiri" w:cs="Amiri"/>
                 <w:b w:val="0"/>
                 <w:sz w:val="16"/>
               </w:rPr>
@@ -1452,7 +1452,7 @@
             <w:r/>
             <w:r>
               <w:rPr>
-                <w:rFonts w:ascii="Arial" w:hAnsi="Arial"/>
+                <w:rFonts w:ascii="Amiri" w:hAnsi="Amiri" w:cs="Amiri"/>
                 <w:b w:val="0"/>
                 <w:sz w:val="16"/>
               </w:rPr>
@@ -1473,7 +1473,7 @@
             <w:r/>
             <w:r>
               <w:rPr>
-                <w:rFonts w:ascii="Arial" w:hAnsi="Arial"/>
+                <w:rFonts w:ascii="Amiri" w:hAnsi="Amiri" w:cs="Amiri"/>
                 <w:b w:val="0"/>
                 <w:sz w:val="16"/>
               </w:rPr>
@@ -1494,7 +1494,7 @@
             <w:r/>
             <w:r>
               <w:rPr>
-                <w:rFonts w:ascii="Arial" w:hAnsi="Arial"/>
+                <w:rFonts w:ascii="Amiri" w:hAnsi="Amiri" w:cs="Amiri"/>
                 <w:b w:val="0"/>
                 <w:sz w:val="16"/>
               </w:rPr>
@@ -1515,7 +1515,7 @@
             <w:r/>
             <w:r>
               <w:rPr>
-                <w:rFonts w:ascii="Arial" w:hAnsi="Arial"/>
+                <w:rFonts w:ascii="Amiri" w:hAnsi="Amiri" w:cs="Amiri"/>
                 <w:b w:val="0"/>
                 <w:sz w:val="16"/>
               </w:rPr>
@@ -1538,7 +1538,7 @@
             <w:r/>
             <w:r>
               <w:rPr>
-                <w:rFonts w:ascii="Arial" w:hAnsi="Arial"/>
+                <w:rFonts w:ascii="Amiri" w:hAnsi="Amiri" w:cs="Amiri"/>
                 <w:b w:val="0"/>
                 <w:sz w:val="16"/>
               </w:rPr>
@@ -1559,7 +1559,7 @@
             <w:r/>
             <w:r>
               <w:rPr>
-                <w:rFonts w:ascii="Arial" w:hAnsi="Arial"/>
+                <w:rFonts w:ascii="Amiri" w:hAnsi="Amiri" w:cs="Amiri"/>
                 <w:b w:val="0"/>
                 <w:sz w:val="16"/>
               </w:rPr>
@@ -1580,7 +1580,7 @@
             <w:r/>
             <w:r>
               <w:rPr>
-                <w:rFonts w:ascii="Arial" w:hAnsi="Arial"/>
+                <w:rFonts w:ascii="Amiri" w:hAnsi="Amiri" w:cs="Amiri"/>
                 <w:b w:val="0"/>
                 <w:sz w:val="16"/>
               </w:rPr>
@@ -1601,7 +1601,7 @@
             <w:r/>
             <w:r>
               <w:rPr>
-                <w:rFonts w:ascii="Arial" w:hAnsi="Arial"/>
+                <w:rFonts w:ascii="Amiri" w:hAnsi="Amiri" w:cs="Amiri"/>
                 <w:b w:val="0"/>
                 <w:sz w:val="16"/>
               </w:rPr>
@@ -1624,7 +1624,7 @@
             <w:r/>
             <w:r>
               <w:rPr>
-                <w:rFonts w:ascii="Arial" w:hAnsi="Arial"/>
+                <w:rFonts w:ascii="Amiri" w:hAnsi="Amiri" w:cs="Amiri"/>
                 <w:b w:val="0"/>
                 <w:sz w:val="16"/>
               </w:rPr>
@@ -1645,7 +1645,7 @@
             <w:r/>
             <w:r>
               <w:rPr>
-                <w:rFonts w:ascii="Arial" w:hAnsi="Arial"/>
+                <w:rFonts w:ascii="Amiri" w:hAnsi="Amiri" w:cs="Amiri"/>
                 <w:b w:val="0"/>
                 <w:sz w:val="16"/>
               </w:rPr>
@@ -1666,7 +1666,7 @@
             <w:r/>
             <w:r>
               <w:rPr>
-                <w:rFonts w:ascii="Arial" w:hAnsi="Arial"/>
+                <w:rFonts w:ascii="Amiri" w:hAnsi="Amiri" w:cs="Amiri"/>
                 <w:b w:val="0"/>
                 <w:sz w:val="16"/>
               </w:rPr>
@@ -1687,7 +1687,7 @@
             <w:r/>
             <w:r>
               <w:rPr>
-                <w:rFonts w:ascii="Arial" w:hAnsi="Arial"/>
+                <w:rFonts w:ascii="Amiri" w:hAnsi="Amiri" w:cs="Amiri"/>
                 <w:b w:val="0"/>
                 <w:sz w:val="16"/>
               </w:rPr>
@@ -1710,7 +1710,7 @@
             <w:r/>
             <w:r>
               <w:rPr>
-                <w:rFonts w:ascii="Arial" w:hAnsi="Arial"/>
+                <w:rFonts w:ascii="Amiri" w:hAnsi="Amiri" w:cs="Amiri"/>
                 <w:b w:val="0"/>
                 <w:sz w:val="16"/>
               </w:rPr>
@@ -1731,7 +1731,7 @@
             <w:r/>
             <w:r>
               <w:rPr>
-                <w:rFonts w:ascii="Arial" w:hAnsi="Arial"/>
+                <w:rFonts w:ascii="Amiri" w:hAnsi="Amiri" w:cs="Amiri"/>
                 <w:b w:val="0"/>
                 <w:sz w:val="16"/>
               </w:rPr>
@@ -1752,7 +1752,7 @@
             <w:r/>
             <w:r>
               <w:rPr>
-                <w:rFonts w:ascii="Arial" w:hAnsi="Arial"/>
+                <w:rFonts w:ascii="Amiri" w:hAnsi="Amiri" w:cs="Amiri"/>
                 <w:b w:val="0"/>
                 <w:sz w:val="16"/>
               </w:rPr>
@@ -1773,7 +1773,7 @@
             <w:r/>
             <w:r>
               <w:rPr>
-                <w:rFonts w:ascii="Arial" w:hAnsi="Arial"/>
+                <w:rFonts w:ascii="Amiri" w:hAnsi="Amiri" w:cs="Amiri"/>
                 <w:b w:val="0"/>
                 <w:sz w:val="16"/>
               </w:rPr>
@@ -1796,7 +1796,7 @@
             <w:r/>
             <w:r>
               <w:rPr>
-                <w:rFonts w:ascii="Arial" w:hAnsi="Arial"/>
+                <w:rFonts w:ascii="Amiri" w:hAnsi="Amiri" w:cs="Amiri"/>
                 <w:b w:val="0"/>
                 <w:sz w:val="16"/>
               </w:rPr>
@@ -1817,7 +1817,7 @@
             <w:r/>
             <w:r>
               <w:rPr>
-                <w:rFonts w:ascii="Arial" w:hAnsi="Arial"/>
+                <w:rFonts w:ascii="Amiri" w:hAnsi="Amiri" w:cs="Amiri"/>
                 <w:b w:val="0"/>
                 <w:sz w:val="16"/>
               </w:rPr>
@@ -1838,7 +1838,7 @@
             <w:r/>
             <w:r>
               <w:rPr>
-                <w:rFonts w:ascii="Arial" w:hAnsi="Arial"/>
+                <w:rFonts w:ascii="Amiri" w:hAnsi="Amiri" w:cs="Amiri"/>
                 <w:b w:val="0"/>
                 <w:sz w:val="16"/>
               </w:rPr>
@@ -1859,7 +1859,7 @@
             <w:r/>
             <w:r>
               <w:rPr>
-                <w:rFonts w:ascii="Arial" w:hAnsi="Arial"/>
+                <w:rFonts w:ascii="Amiri" w:hAnsi="Amiri" w:cs="Amiri"/>
                 <w:b w:val="0"/>
                 <w:sz w:val="16"/>
               </w:rPr>
@@ -1882,7 +1882,7 @@
             <w:r/>
             <w:r>
               <w:rPr>
-                <w:rFonts w:ascii="Arial" w:hAnsi="Arial"/>
+                <w:rFonts w:ascii="Amiri" w:hAnsi="Amiri" w:cs="Amiri"/>
                 <w:b w:val="0"/>
                 <w:sz w:val="16"/>
               </w:rPr>
@@ -1903,7 +1903,7 @@
             <w:r/>
             <w:r>
               <w:rPr>
-                <w:rFonts w:ascii="Arial" w:hAnsi="Arial"/>
+                <w:rFonts w:ascii="Amiri" w:hAnsi="Amiri" w:cs="Amiri"/>
                 <w:b w:val="0"/>
                 <w:sz w:val="16"/>
               </w:rPr>
@@ -1924,7 +1924,7 @@
             <w:r/>
             <w:r>
               <w:rPr>
-                <w:rFonts w:ascii="Arial" w:hAnsi="Arial"/>
+                <w:rFonts w:ascii="Amiri" w:hAnsi="Amiri" w:cs="Amiri"/>
                 <w:b w:val="0"/>
                 <w:sz w:val="16"/>
               </w:rPr>
@@ -1945,7 +1945,7 @@
             <w:r/>
             <w:r>
               <w:rPr>
-                <w:rFonts w:ascii="Arial" w:hAnsi="Arial"/>
+                <w:rFonts w:ascii="Amiri" w:hAnsi="Amiri" w:cs="Amiri"/>
                 <w:b w:val="0"/>
                 <w:sz w:val="16"/>
               </w:rPr>
@@ -1968,7 +1968,7 @@
             <w:r/>
             <w:r>
               <w:rPr>
-                <w:rFonts w:ascii="Arial" w:hAnsi="Arial"/>
+                <w:rFonts w:ascii="Amiri" w:hAnsi="Amiri" w:cs="Amiri"/>
                 <w:b w:val="0"/>
                 <w:sz w:val="16"/>
               </w:rPr>
@@ -1989,7 +1989,7 @@
             <w:r/>
             <w:r>
               <w:rPr>
-                <w:rFonts w:ascii="Arial" w:hAnsi="Arial"/>
+                <w:rFonts w:ascii="Amiri" w:hAnsi="Amiri" w:cs="Amiri"/>
                 <w:b w:val="0"/>
                 <w:sz w:val="16"/>
               </w:rPr>
@@ -2010,7 +2010,7 @@
             <w:r/>
             <w:r>
               <w:rPr>
-                <w:rFonts w:ascii="Arial" w:hAnsi="Arial"/>
+                <w:rFonts w:ascii="Amiri" w:hAnsi="Amiri" w:cs="Amiri"/>
                 <w:b w:val="0"/>
                 <w:sz w:val="16"/>
               </w:rPr>
@@ -2031,7 +2031,7 @@
             <w:r/>
             <w:r>
               <w:rPr>
-                <w:rFonts w:ascii="Arial" w:hAnsi="Arial"/>
+                <w:rFonts w:ascii="Amiri" w:hAnsi="Amiri" w:cs="Amiri"/>
                 <w:b w:val="0"/>
                 <w:sz w:val="16"/>
               </w:rPr>
@@ -2054,7 +2054,7 @@
             <w:r/>
             <w:r>
               <w:rPr>
-                <w:rFonts w:ascii="Arial" w:hAnsi="Arial"/>
+                <w:rFonts w:ascii="Amiri" w:hAnsi="Amiri" w:cs="Amiri"/>
                 <w:b w:val="0"/>
                 <w:sz w:val="16"/>
               </w:rPr>
@@ -2075,7 +2075,7 @@
             <w:r/>
             <w:r>
               <w:rPr>
-                <w:rFonts w:ascii="Arial" w:hAnsi="Arial"/>
+                <w:rFonts w:ascii="Amiri" w:hAnsi="Amiri" w:cs="Amiri"/>
                 <w:b w:val="0"/>
                 <w:sz w:val="16"/>
               </w:rPr>
@@ -2096,7 +2096,7 @@
             <w:r/>
             <w:r>
               <w:rPr>
-                <w:rFonts w:ascii="Arial" w:hAnsi="Arial"/>
+                <w:rFonts w:ascii="Amiri" w:hAnsi="Amiri" w:cs="Amiri"/>
                 <w:b w:val="0"/>
                 <w:sz w:val="16"/>
               </w:rPr>
@@ -2117,7 +2117,7 @@
             <w:r/>
             <w:r>
               <w:rPr>
-                <w:rFonts w:ascii="Arial" w:hAnsi="Arial"/>
+                <w:rFonts w:ascii="Amiri" w:hAnsi="Amiri" w:cs="Amiri"/>
                 <w:b w:val="0"/>
                 <w:sz w:val="16"/>
               </w:rPr>
@@ -2140,7 +2140,7 @@
             <w:r/>
             <w:r>
               <w:rPr>
-                <w:rFonts w:ascii="Arial" w:hAnsi="Arial"/>
+                <w:rFonts w:ascii="Amiri" w:hAnsi="Amiri" w:cs="Amiri"/>
                 <w:b w:val="0"/>
                 <w:sz w:val="16"/>
               </w:rPr>
@@ -2161,7 +2161,7 @@
             <w:r/>
             <w:r>
               <w:rPr>
-                <w:rFonts w:ascii="Arial" w:hAnsi="Arial"/>
+                <w:rFonts w:ascii="Amiri" w:hAnsi="Amiri" w:cs="Amiri"/>
                 <w:b w:val="0"/>
                 <w:sz w:val="16"/>
               </w:rPr>
@@ -2182,7 +2182,7 @@
             <w:r/>
             <w:r>
               <w:rPr>
-                <w:rFonts w:ascii="Arial" w:hAnsi="Arial"/>
+                <w:rFonts w:ascii="Amiri" w:hAnsi="Amiri" w:cs="Amiri"/>
                 <w:b w:val="0"/>
                 <w:sz w:val="16"/>
               </w:rPr>
@@ -2203,7 +2203,7 @@
             <w:r/>
             <w:r>
               <w:rPr>
-                <w:rFonts w:ascii="Arial" w:hAnsi="Arial"/>
+                <w:rFonts w:ascii="Amiri" w:hAnsi="Amiri" w:cs="Amiri"/>
                 <w:b w:val="0"/>
                 <w:sz w:val="16"/>
               </w:rPr>
@@ -2226,7 +2226,7 @@
             <w:r/>
             <w:r>
               <w:rPr>
-                <w:rFonts w:ascii="Arial" w:hAnsi="Arial"/>
+                <w:rFonts w:ascii="Amiri" w:hAnsi="Amiri" w:cs="Amiri"/>
                 <w:b w:val="0"/>
                 <w:sz w:val="16"/>
               </w:rPr>
@@ -2247,7 +2247,7 @@
             <w:r/>
             <w:r>
               <w:rPr>
-                <w:rFonts w:ascii="Arial" w:hAnsi="Arial"/>
+                <w:rFonts w:ascii="Amiri" w:hAnsi="Amiri" w:cs="Amiri"/>
                 <w:b w:val="0"/>
                 <w:sz w:val="16"/>
               </w:rPr>
@@ -2268,7 +2268,7 @@
             <w:r/>
             <w:r>
               <w:rPr>
-                <w:rFonts w:ascii="Arial" w:hAnsi="Arial"/>
+                <w:rFonts w:ascii="Amiri" w:hAnsi="Amiri" w:cs="Amiri"/>
                 <w:b w:val="0"/>
                 <w:sz w:val="16"/>
               </w:rPr>
@@ -2289,7 +2289,7 @@
             <w:r/>
             <w:r>
               <w:rPr>
-                <w:rFonts w:ascii="Arial" w:hAnsi="Arial"/>
+                <w:rFonts w:ascii="Amiri" w:hAnsi="Amiri" w:cs="Amiri"/>
                 <w:b w:val="0"/>
                 <w:sz w:val="16"/>
               </w:rPr>
@@ -2312,7 +2312,7 @@
             <w:r/>
             <w:r>
               <w:rPr>
-                <w:rFonts w:ascii="Arial" w:hAnsi="Arial"/>
+                <w:rFonts w:ascii="Amiri" w:hAnsi="Amiri" w:cs="Amiri"/>
                 <w:b w:val="0"/>
                 <w:sz w:val="16"/>
               </w:rPr>
@@ -2333,7 +2333,7 @@
             <w:r/>
             <w:r>
               <w:rPr>
-                <w:rFonts w:ascii="Arial" w:hAnsi="Arial"/>
+                <w:rFonts w:ascii="Amiri" w:hAnsi="Amiri" w:cs="Amiri"/>
                 <w:b w:val="0"/>
                 <w:sz w:val="16"/>
               </w:rPr>
@@ -2354,7 +2354,7 @@
             <w:r/>
             <w:r>
               <w:rPr>
-                <w:rFonts w:ascii="Arial" w:hAnsi="Arial"/>
+                <w:rFonts w:ascii="Amiri" w:hAnsi="Amiri" w:cs="Amiri"/>
                 <w:b w:val="0"/>
                 <w:sz w:val="16"/>
               </w:rPr>
@@ -2375,7 +2375,7 @@
             <w:r/>
             <w:r>
               <w:rPr>
-                <w:rFonts w:ascii="Arial" w:hAnsi="Arial"/>
+                <w:rFonts w:ascii="Amiri" w:hAnsi="Amiri" w:cs="Amiri"/>
                 <w:b w:val="0"/>
                 <w:sz w:val="16"/>
               </w:rPr>
@@ -2398,7 +2398,7 @@
             <w:r/>
             <w:r>
               <w:rPr>
-                <w:rFonts w:ascii="Arial" w:hAnsi="Arial"/>
+                <w:rFonts w:ascii="Amiri" w:hAnsi="Amiri" w:cs="Amiri"/>
                 <w:b w:val="0"/>
                 <w:sz w:val="16"/>
               </w:rPr>
@@ -2419,7 +2419,7 @@
             <w:r/>
             <w:r>
               <w:rPr>
-                <w:rFonts w:ascii="Arial" w:hAnsi="Arial"/>
+                <w:rFonts w:ascii="Amiri" w:hAnsi="Amiri" w:cs="Amiri"/>
                 <w:b w:val="0"/>
                 <w:sz w:val="16"/>
               </w:rPr>
@@ -2440,7 +2440,7 @@
             <w:r/>
             <w:r>
               <w:rPr>
-                <w:rFonts w:ascii="Arial" w:hAnsi="Arial"/>
+                <w:rFonts w:ascii="Amiri" w:hAnsi="Amiri" w:cs="Amiri"/>
                 <w:b w:val="0"/>
                 <w:sz w:val="16"/>
               </w:rPr>
@@ -2461,7 +2461,7 @@
             <w:r/>
             <w:r>
               <w:rPr>
-                <w:rFonts w:ascii="Arial" w:hAnsi="Arial"/>
+                <w:rFonts w:ascii="Amiri" w:hAnsi="Amiri" w:cs="Amiri"/>
                 <w:b w:val="0"/>
                 <w:sz w:val="16"/>
               </w:rPr>
@@ -2484,7 +2484,7 @@
             <w:r/>
             <w:r>
               <w:rPr>
-                <w:rFonts w:ascii="Arial" w:hAnsi="Arial"/>
+                <w:rFonts w:ascii="Amiri" w:hAnsi="Amiri" w:cs="Amiri"/>
                 <w:b w:val="0"/>
                 <w:sz w:val="16"/>
               </w:rPr>
@@ -2505,7 +2505,7 @@
             <w:r/>
             <w:r>
               <w:rPr>
-                <w:rFonts w:ascii="Arial" w:hAnsi="Arial"/>
+                <w:rFonts w:ascii="Amiri" w:hAnsi="Amiri" w:cs="Amiri"/>
                 <w:b w:val="0"/>
                 <w:sz w:val="16"/>
               </w:rPr>
@@ -2526,7 +2526,7 @@
             <w:r/>
             <w:r>
               <w:rPr>
-                <w:rFonts w:ascii="Arial" w:hAnsi="Arial"/>
+                <w:rFonts w:ascii="Amiri" w:hAnsi="Amiri" w:cs="Amiri"/>
                 <w:b w:val="0"/>
                 <w:sz w:val="16"/>
               </w:rPr>
@@ -2547,7 +2547,7 @@
             <w:r/>
             <w:r>
               <w:rPr>
-                <w:rFonts w:ascii="Arial" w:hAnsi="Arial"/>
+                <w:rFonts w:ascii="Amiri" w:hAnsi="Amiri" w:cs="Amiri"/>
                 <w:b w:val="0"/>
                 <w:sz w:val="16"/>
               </w:rPr>
@@ -2585,7 +2585,7 @@
             </w:pPr>
             <w:r>
               <w:rPr>
-                <w:rFonts w:ascii="Arial" w:hAnsi="Arial"/>
+                <w:rFonts w:ascii="Amiri" w:hAnsi="Amiri" w:cs="Amiri"/>
                 <w:b/>
                 <w:sz w:val="21"/>
               </w:rPr>
@@ -2594,7 +2594,7 @@
             </w:r>
             <w:r>
               <w:rPr>
-                <w:rFonts w:ascii="Arial" w:hAnsi="Arial"/>
+                <w:rFonts w:ascii="Amiri" w:hAnsi="Amiri" w:cs="Amiri"/>
                 <w:sz w:val="19"/>
               </w:rPr>
               <w:t>لا Neon في البنية الحالية. Supabase يبقى مصدر الحقيقة. لا نضيف Cloudflare Workers أو بنية ثانية لمجرد “الكبر”؛ تضاف فقط عندما تكون هناك حالة استخدام مقاسة.</w:t>
@@ -2616,12 +2616,12 @@
       </w:pPr>
       <w:r>
         <w:rPr>
-          <w:rFonts w:ascii="Arial" w:hAnsi="Arial"/>
+          <w:rFonts w:ascii="Amiri" w:hAnsi="Amiri" w:cs="Amiri"/>
           <w:b/>
           <w:color w:val="1D4ED8"/>
           <w:sz w:val="36"/>
         </w:rPr>
-        <w:t>المرحلة 16 — تثبيت UX Foundation</w:t>
+        <w:t>المرحلة 16 — تثبيت UX Foundation — مغلقة ✓</w:t>
       </w:r>
     </w:p>
     <w:p>
@@ -2632,7 +2632,7 @@
       </w:pPr>
       <w:r>
         <w:rPr>
-          <w:rFonts w:ascii="Arial" w:hAnsi="Arial"/>
+          <w:rFonts w:ascii="Amiri" w:hAnsi="Amiri" w:cs="Amiri"/>
           <w:i w:val="0"/>
           <w:sz w:val="21"/>
         </w:rPr>
@@ -2647,7 +2647,7 @@
       </w:pPr>
       <w:r>
         <w:rPr>
-          <w:rFonts w:ascii="Arial" w:hAnsi="Arial"/>
+          <w:rFonts w:ascii="Amiri" w:hAnsi="Amiri" w:cs="Amiri"/>
           <w:i w:val="0"/>
           <w:sz w:val="21"/>
         </w:rPr>
@@ -2662,7 +2662,7 @@
       </w:pPr>
       <w:r>
         <w:rPr>
-          <w:rFonts w:ascii="Arial" w:hAnsi="Arial"/>
+          <w:rFonts w:ascii="Amiri" w:hAnsi="Amiri" w:cs="Amiri"/>
           <w:b/>
           <w:color w:val="0F172A"/>
           <w:sz w:val="28"/>
@@ -2679,10 +2679,10 @@
       </w:pPr>
       <w:r>
         <w:rPr>
-          <w:rFonts w:ascii="Arial" w:hAnsi="Arial"/>
+          <w:rFonts w:ascii="Amiri" w:hAnsi="Amiri" w:cs="Amiri"/>
           <w:sz w:val="19"/>
         </w:rPr>
-        <w:t>☐ حصر الشاشات الأساسية: Home، Explore، My Day، Community، Account، Login/Signup، Landing، Pricing، MCP.</w:t>
+        <w:t>☑ حصر الشاشات الأساسية: Home، Explore، My Day، Community، Account، Login/Signup، Landing، Pricing، MCP.</w:t>
       </w:r>
     </w:p>
     <w:p>
@@ -2694,10 +2694,10 @@
       </w:pPr>
       <w:r>
         <w:rPr>
-          <w:rFonts w:ascii="Arial" w:hAnsi="Arial"/>
+          <w:rFonts w:ascii="Amiri" w:hAnsi="Amiri" w:cs="Amiri"/>
           <w:sz w:val="19"/>
         </w:rPr>
-        <w:t>☐ رسم user journeys: مستخدم جديد، مستخدم يومي، مستخدم تعلم، مستخدم يريد Focus، مستخدم Max يريد MCP.</w:t>
+        <w:t>☑ رسم user journeys: مستخدم جديد، مستخدم يومي، مستخدم تعلم، مستخدم يريد Focus، مستخدم Max يريد MCP.</w:t>
       </w:r>
     </w:p>
     <w:p>
@@ -2709,10 +2709,10 @@
       </w:pPr>
       <w:r>
         <w:rPr>
-          <w:rFonts w:ascii="Arial" w:hAnsi="Arial"/>
+          <w:rFonts w:ascii="Amiri" w:hAnsi="Amiri" w:cs="Amiri"/>
           <w:sz w:val="19"/>
         </w:rPr>
-        <w:t>☐ تعريف 4 عوالم: أنجز، تطور، توازن، إدارة حياتي.</w:t>
+        <w:t>☑ تعريف 4 عوالم: أنجز، تطور، توازن، إدارة حياتي.</w:t>
       </w:r>
     </w:p>
     <w:p>
@@ -2724,10 +2724,10 @@
       </w:pPr>
       <w:r>
         <w:rPr>
-          <w:rFonts w:ascii="Arial" w:hAnsi="Arial"/>
+          <w:rFonts w:ascii="Amiri" w:hAnsi="Amiri" w:cs="Amiri"/>
           <w:sz w:val="19"/>
         </w:rPr>
-        <w:t>☐ تعريف 5 نقاط تنقل للهاتف: الرئيسية، استكشف، +، المجتمع، حسابي.</w:t>
+        <w:t>☑ تعريف 5 نقاط تنقل للهاتف: الرئيسية، استكشف، +، المجتمع، حسابي.</w:t>
       </w:r>
     </w:p>
     <w:p>
@@ -2739,10 +2739,10 @@
       </w:pPr>
       <w:r>
         <w:rPr>
-          <w:rFonts w:ascii="Arial" w:hAnsi="Arial"/>
+          <w:rFonts w:ascii="Amiri" w:hAnsi="Amiri" w:cs="Amiri"/>
           <w:sz w:val="19"/>
         </w:rPr>
-        <w:t>☐ تعريف قاعدة: لا يظهر أكثر من 6 عناصر أساسية في السياق الواحد قبل “المزيد”.</w:t>
+        <w:t>☑ تعريف قاعدة: لا يظهر أكثر من 6 عناصر أساسية في السياق الواحد قبل “المزيد”.</w:t>
       </w:r>
     </w:p>
     <w:p>
@@ -2754,10 +2754,10 @@
       </w:pPr>
       <w:r>
         <w:rPr>
-          <w:rFonts w:ascii="Arial" w:hAnsi="Arial"/>
+          <w:rFonts w:ascii="Amiri" w:hAnsi="Amiri" w:cs="Amiri"/>
           <w:sz w:val="19"/>
         </w:rPr>
-        <w:t>☐ تعريف حالات empty/loading/error/success لكل شاشة أساسية.</w:t>
+        <w:t>☑ تعريف حالات empty/loading/error/success لكل شاشة أساسية.</w:t>
       </w:r>
     </w:p>
     <w:p>
@@ -2769,10 +2769,10 @@
       </w:pPr>
       <w:r>
         <w:rPr>
-          <w:rFonts w:ascii="Arial" w:hAnsi="Arial"/>
+          <w:rFonts w:ascii="Amiri" w:hAnsi="Amiri" w:cs="Amiri"/>
           <w:sz w:val="19"/>
         </w:rPr>
-        <w:t>☐ كتابة UX copy rules باللهجة/العربية المستخدمة في المنتج بدون مبالغة تسويقية.</w:t>
+        <w:t>☑ كتابة UX copy rules باللهجة/العربية المستخدمة في المنتج بدون مبالغة تسويقية.</w:t>
       </w:r>
     </w:p>
     <w:p>
@@ -2784,10 +2784,10 @@
       </w:pPr>
       <w:r>
         <w:rPr>
-          <w:rFonts w:ascii="Arial" w:hAnsi="Arial"/>
+          <w:rFonts w:ascii="Amiri" w:hAnsi="Amiri" w:cs="Amiri"/>
           <w:sz w:val="19"/>
         </w:rPr>
-        <w:t>☐ تعريف accessibility rules: focus states، keyboard، contrast، aria labels، reduced motion.</w:t>
+        <w:t>☑ تعريف accessibility rules: focus states، keyboard، contrast، aria labels، reduced motion.</w:t>
       </w:r>
     </w:p>
     <w:p>
@@ -2798,7 +2798,7 @@
       </w:pPr>
       <w:r>
         <w:rPr>
-          <w:rFonts w:ascii="Arial" w:hAnsi="Arial"/>
+          <w:rFonts w:ascii="Amiri" w:hAnsi="Amiri" w:cs="Amiri"/>
           <w:b/>
           <w:color w:val="0F172A"/>
           <w:sz w:val="28"/>
@@ -2815,7 +2815,7 @@
       </w:pPr>
       <w:r>
         <w:rPr>
-          <w:rFonts w:ascii="Arial" w:hAnsi="Arial"/>
+          <w:rFonts w:ascii="Amiri" w:hAnsi="Amiri" w:cs="Amiri"/>
           <w:sz w:val="19"/>
         </w:rPr>
         <w:t>☐ اختبار تنقل يدوي على هاتف + سطح مكتب.</w:t>
@@ -2830,7 +2830,7 @@
       </w:pPr>
       <w:r>
         <w:rPr>
-          <w:rFonts w:ascii="Arial" w:hAnsi="Arial"/>
+          <w:rFonts w:ascii="Amiri" w:hAnsi="Amiri" w:cs="Amiri"/>
           <w:sz w:val="19"/>
         </w:rPr>
         <w:t>☐ اختبار screen reader أساسي للشاشات الجديدة.</w:t>
@@ -2845,10 +2845,10 @@
       </w:pPr>
       <w:r>
         <w:rPr>
-          <w:rFonts w:ascii="Arial" w:hAnsi="Arial"/>
+          <w:rFonts w:ascii="Amiri" w:hAnsi="Amiri" w:cs="Amiri"/>
           <w:sz w:val="19"/>
         </w:rPr>
-        <w:t>☐ مراجعة عدد clicks للمهام الأساسية: إضافة مهمة، بدء Focus، تسجيل عادة، كتابة يومية.</w:t>
+        <w:t>☑ مراجعة عدد clicks للمهام الأساسية: إضافة مهمة، بدء Focus، تسجيل عادة، كتابة يومية.</w:t>
       </w:r>
     </w:p>
     <w:tbl>
@@ -2874,7 +2874,7 @@
             </w:pPr>
             <w:r>
               <w:rPr>
-                <w:rFonts w:ascii="Arial" w:hAnsi="Arial"/>
+                <w:rFonts w:ascii="Amiri" w:hAnsi="Amiri" w:cs="Amiri"/>
                 <w:b/>
                 <w:sz w:val="21"/>
               </w:rPr>
@@ -2883,7 +2883,7 @@
             </w:r>
             <w:r>
               <w:rPr>
-                <w:rFonts w:ascii="Arial" w:hAnsi="Arial"/>
+                <w:rFonts w:ascii="Amiri" w:hAnsi="Amiri" w:cs="Amiri"/>
                 <w:sz w:val="19"/>
               </w:rPr>
               <w:t>توجد خريطة UX نهائية، ولا يوجد تعارض بين Home/Explore/My Day/Modules، ويمكن تنفيذ الواجهة بدون قرارات UX معلقة.</w:t>
@@ -2905,7 +2905,7 @@
       </w:pPr>
       <w:r>
         <w:rPr>
-          <w:rFonts w:ascii="Arial" w:hAnsi="Arial"/>
+          <w:rFonts w:ascii="Amiri" w:hAnsi="Amiri" w:cs="Amiri"/>
           <w:b/>
           <w:color w:val="1D4ED8"/>
           <w:sz w:val="36"/>
@@ -2921,7 +2921,7 @@
       </w:pPr>
       <w:r>
         <w:rPr>
-          <w:rFonts w:ascii="Arial" w:hAnsi="Arial"/>
+          <w:rFonts w:ascii="Amiri" w:hAnsi="Amiri" w:cs="Amiri"/>
           <w:i w:val="0"/>
           <w:sz w:val="21"/>
         </w:rPr>
@@ -2936,7 +2936,7 @@
       </w:pPr>
       <w:r>
         <w:rPr>
-          <w:rFonts w:ascii="Arial" w:hAnsi="Arial"/>
+          <w:rFonts w:ascii="Amiri" w:hAnsi="Amiri" w:cs="Amiri"/>
           <w:i w:val="0"/>
           <w:sz w:val="21"/>
         </w:rPr>
@@ -2951,7 +2951,7 @@
       </w:pPr>
       <w:r>
         <w:rPr>
-          <w:rFonts w:ascii="Arial" w:hAnsi="Arial"/>
+          <w:rFonts w:ascii="Amiri" w:hAnsi="Amiri" w:cs="Amiri"/>
           <w:b/>
           <w:color w:val="0F172A"/>
           <w:sz w:val="28"/>
@@ -2968,7 +2968,7 @@
       </w:pPr>
       <w:r>
         <w:rPr>
-          <w:rFonts w:ascii="Arial" w:hAnsi="Arial"/>
+          <w:rFonts w:ascii="Amiri" w:hAnsi="Amiri" w:cs="Amiri"/>
           <w:sz w:val="19"/>
         </w:rPr>
         <w:t>☐ إعادة بناء Home hierarchy: Greeting → Focus of the Day → Today snapshot → Continue → Quick actions → Progress → Discover.</w:t>
@@ -2983,7 +2983,7 @@
       </w:pPr>
       <w:r>
         <w:rPr>
-          <w:rFonts w:ascii="Arial" w:hAnsi="Arial"/>
+          <w:rFonts w:ascii="Amiri" w:hAnsi="Amiri" w:cs="Amiri"/>
           <w:sz w:val="19"/>
         </w:rPr>
         <w:t>☐ إنشاء “My Day timeline” تجمع task/habit/focus/routine/planner items حسب الوقت.</w:t>
@@ -2998,7 +2998,7 @@
       </w:pPr>
       <w:r>
         <w:rPr>
-          <w:rFonts w:ascii="Arial" w:hAnsi="Arial"/>
+          <w:rFonts w:ascii="Amiri" w:hAnsi="Amiri" w:cs="Amiri"/>
           <w:sz w:val="19"/>
         </w:rPr>
         <w:t>☐ إضافة Quick Add عبر bottom sheet على الهاتف وcommand/popover على سطح المكتب.</w:t>
@@ -3013,7 +3013,7 @@
       </w:pPr>
       <w:r>
         <w:rPr>
-          <w:rFonts w:ascii="Arial" w:hAnsi="Arial"/>
+          <w:rFonts w:ascii="Amiri" w:hAnsi="Amiri" w:cs="Amiri"/>
           <w:sz w:val="19"/>
         </w:rPr>
         <w:t>☐ إضافة Continue where you left off من التعلم/القراءة/المشروع.</w:t>
@@ -3028,7 +3028,7 @@
       </w:pPr>
       <w:r>
         <w:rPr>
-          <w:rFonts w:ascii="Arial" w:hAnsi="Arial"/>
+          <w:rFonts w:ascii="Amiri" w:hAnsi="Amiri" w:cs="Amiri"/>
           <w:sz w:val="19"/>
         </w:rPr>
         <w:t>☐ حصر التحميل الأولي على البيانات المطلوبة فوق fold؛ أي شيء ثانوي lazy.</w:t>
@@ -3043,7 +3043,7 @@
       </w:pPr>
       <w:r>
         <w:rPr>
-          <w:rFonts w:ascii="Arial" w:hAnsi="Arial"/>
+          <w:rFonts w:ascii="Amiri" w:hAnsi="Amiri" w:cs="Amiri"/>
           <w:sz w:val="19"/>
         </w:rPr>
         <w:t>☐ بناء حالات user state: جديد، يوم فارغ، يوم مزدحم، مساء، مستخدم تعلم-focused.</w:t>
@@ -3058,7 +3058,7 @@
       </w:pPr>
       <w:r>
         <w:rPr>
-          <w:rFonts w:ascii="Arial" w:hAnsi="Arial"/>
+          <w:rFonts w:ascii="Amiri" w:hAnsi="Amiri" w:cs="Amiri"/>
           <w:sz w:val="19"/>
         </w:rPr>
         <w:t>☐ منع guilt copy: لا “فشلت” ولا red overload؛ استخدام “المتبقي” و“الفرصة التالية”.</w:t>
@@ -3072,7 +3072,7 @@
       </w:pPr>
       <w:r>
         <w:rPr>
-          <w:rFonts w:ascii="Arial" w:hAnsi="Arial"/>
+          <w:rFonts w:ascii="Amiri" w:hAnsi="Amiri" w:cs="Amiri"/>
           <w:b/>
           <w:color w:val="0F172A"/>
           <w:sz w:val="28"/>
@@ -3089,7 +3089,7 @@
       </w:pPr>
       <w:r>
         <w:rPr>
-          <w:rFonts w:ascii="Arial" w:hAnsi="Arial"/>
+          <w:rFonts w:ascii="Amiri" w:hAnsi="Amiri" w:cs="Amiri"/>
           <w:sz w:val="19"/>
         </w:rPr>
         <w:t>☐ Playwright: Home loads for new/returning user.</w:t>
@@ -3104,7 +3104,7 @@
       </w:pPr>
       <w:r>
         <w:rPr>
-          <w:rFonts w:ascii="Arial" w:hAnsi="Arial"/>
+          <w:rFonts w:ascii="Amiri" w:hAnsi="Amiri" w:cs="Amiri"/>
           <w:sz w:val="19"/>
         </w:rPr>
         <w:t>☐ Playwright: Quick Add creates one entity without duplicate request.</w:t>
@@ -3119,7 +3119,7 @@
       </w:pPr>
       <w:r>
         <w:rPr>
-          <w:rFonts w:ascii="Arial" w:hAnsi="Arial"/>
+          <w:rFonts w:ascii="Amiri" w:hAnsi="Amiri" w:cs="Amiri"/>
           <w:sz w:val="19"/>
         </w:rPr>
         <w:t>☐ Visual regression للـHome mobile/desktop.</w:t>
@@ -3134,7 +3134,7 @@
       </w:pPr>
       <w:r>
         <w:rPr>
-          <w:rFonts w:ascii="Arial" w:hAnsi="Arial"/>
+          <w:rFonts w:ascii="Amiri" w:hAnsi="Amiri" w:cs="Amiri"/>
           <w:sz w:val="19"/>
         </w:rPr>
         <w:t>☐ قياس LCP وTTFB وطلبات أول render قبل/بعد.</w:t>
@@ -3163,7 +3163,7 @@
             </w:pPr>
             <w:r>
               <w:rPr>
-                <w:rFonts w:ascii="Arial" w:hAnsi="Arial"/>
+                <w:rFonts w:ascii="Amiri" w:hAnsi="Amiri" w:cs="Amiri"/>
                 <w:b/>
                 <w:sz w:val="21"/>
               </w:rPr>
@@ -3172,7 +3172,7 @@
             </w:r>
             <w:r>
               <w:rPr>
-                <w:rFonts w:ascii="Arial" w:hAnsi="Arial"/>
+                <w:rFonts w:ascii="Amiri" w:hAnsi="Amiri" w:cs="Amiri"/>
                 <w:sz w:val="19"/>
               </w:rPr>
               <w:t>Home تعمل كمركز قيادة مستقل ويمكن للمستخدم فهم يومه خلال ثوانٍ بدون فتح 5 وحدات.</w:t>
@@ -3194,7 +3194,7 @@
       </w:pPr>
       <w:r>
         <w:rPr>
-          <w:rFonts w:ascii="Arial" w:hAnsi="Arial"/>
+          <w:rFonts w:ascii="Amiri" w:hAnsi="Amiri" w:cs="Amiri"/>
           <w:b/>
           <w:color w:val="1D4ED8"/>
           <w:sz w:val="36"/>
@@ -3210,7 +3210,7 @@
       </w:pPr>
       <w:r>
         <w:rPr>
-          <w:rFonts w:ascii="Arial" w:hAnsi="Arial"/>
+          <w:rFonts w:ascii="Amiri" w:hAnsi="Amiri" w:cs="Amiri"/>
           <w:i w:val="0"/>
           <w:sz w:val="21"/>
         </w:rPr>
@@ -3225,7 +3225,7 @@
       </w:pPr>
       <w:r>
         <w:rPr>
-          <w:rFonts w:ascii="Arial" w:hAnsi="Arial"/>
+          <w:rFonts w:ascii="Amiri" w:hAnsi="Amiri" w:cs="Amiri"/>
           <w:i w:val="0"/>
           <w:sz w:val="21"/>
         </w:rPr>
@@ -3240,7 +3240,7 @@
       </w:pPr>
       <w:r>
         <w:rPr>
-          <w:rFonts w:ascii="Arial" w:hAnsi="Arial"/>
+          <w:rFonts w:ascii="Amiri" w:hAnsi="Amiri" w:cs="Amiri"/>
           <w:b/>
           <w:color w:val="0F172A"/>
           <w:sz w:val="28"/>
@@ -3257,7 +3257,7 @@
       </w:pPr>
       <w:r>
         <w:rPr>
-          <w:rFonts w:ascii="Arial" w:hAnsi="Arial"/>
+          <w:rFonts w:ascii="Amiri" w:hAnsi="Amiri" w:cs="Amiri"/>
           <w:sz w:val="19"/>
         </w:rPr>
         <w:t>☐ تحويل Sidebar إلى grouped worlds مع section labels واضحة.</w:t>
@@ -3272,7 +3272,7 @@
       </w:pPr>
       <w:r>
         <w:rPr>
-          <w:rFonts w:ascii="Arial" w:hAnsi="Arial"/>
+          <w:rFonts w:ascii="Amiri" w:hAnsi="Amiri" w:cs="Amiri"/>
           <w:sz w:val="19"/>
         </w:rPr>
         <w:t>☐ إنشاء Explore Hub يعرض العوالم بدل شبكة 20+ module.</w:t>
@@ -3287,7 +3287,7 @@
       </w:pPr>
       <w:r>
         <w:rPr>
-          <w:rFonts w:ascii="Arial" w:hAnsi="Arial"/>
+          <w:rFonts w:ascii="Amiri" w:hAnsi="Amiri" w:cs="Amiri"/>
           <w:sz w:val="19"/>
         </w:rPr>
         <w:t>☐ إضافة search/command يفتح أي وحدة مباشرة بدون جعل القائمة الأساسية طويلة.</w:t>
@@ -3302,7 +3302,7 @@
       </w:pPr>
       <w:r>
         <w:rPr>
-          <w:rFonts w:ascii="Arial" w:hAnsi="Arial"/>
+          <w:rFonts w:ascii="Amiri" w:hAnsi="Amiri" w:cs="Amiri"/>
           <w:sz w:val="19"/>
         </w:rPr>
         <w:t>☐ تثبيت حالات active/back/breadcrumb للموبايل.</w:t>
@@ -3317,7 +3317,7 @@
       </w:pPr>
       <w:r>
         <w:rPr>
-          <w:rFonts w:ascii="Arial" w:hAnsi="Arial"/>
+          <w:rFonts w:ascii="Amiri" w:hAnsi="Amiri" w:cs="Amiri"/>
           <w:sz w:val="19"/>
         </w:rPr>
         <w:t>☐ إخفاء العناصر غير الأساسية داخل “المزيد”.</w:t>
@@ -3332,7 +3332,7 @@
       </w:pPr>
       <w:r>
         <w:rPr>
-          <w:rFonts w:ascii="Arial" w:hAnsi="Arial"/>
+          <w:rFonts w:ascii="Amiri" w:hAnsi="Amiri" w:cs="Amiri"/>
           <w:sz w:val="19"/>
         </w:rPr>
         <w:t>☐ توحيد اسماء الوحدات بين nav، routes، page titles، analytics events.</w:t>
@@ -3346,7 +3346,7 @@
       </w:pPr>
       <w:r>
         <w:rPr>
-          <w:rFonts w:ascii="Arial" w:hAnsi="Arial"/>
+          <w:rFonts w:ascii="Amiri" w:hAnsi="Amiri" w:cs="Amiri"/>
           <w:b/>
           <w:color w:val="0F172A"/>
           <w:sz w:val="28"/>
@@ -3363,7 +3363,7 @@
       </w:pPr>
       <w:r>
         <w:rPr>
-          <w:rFonts w:ascii="Arial" w:hAnsi="Arial"/>
+          <w:rFonts w:ascii="Amiri" w:hAnsi="Amiri" w:cs="Amiri"/>
           <w:sz w:val="19"/>
         </w:rPr>
         <w:t>☐ Test كل route direct load + refresh + back/forward.</w:t>
@@ -3378,7 +3378,7 @@
       </w:pPr>
       <w:r>
         <w:rPr>
-          <w:rFonts w:ascii="Arial" w:hAnsi="Arial"/>
+          <w:rFonts w:ascii="Amiri" w:hAnsi="Amiri" w:cs="Amiri"/>
           <w:sz w:val="19"/>
         </w:rPr>
         <w:t>☐ Test keyboard navigation للـSidebar/Explore/Command.</w:t>
@@ -3393,7 +3393,7 @@
       </w:pPr>
       <w:r>
         <w:rPr>
-          <w:rFonts w:ascii="Arial" w:hAnsi="Arial"/>
+          <w:rFonts w:ascii="Amiri" w:hAnsi="Amiri" w:cs="Amiri"/>
           <w:sz w:val="19"/>
         </w:rPr>
         <w:t>☐ Test RTL/desktop/mobile.</w:t>
@@ -3422,7 +3422,7 @@
             </w:pPr>
             <w:r>
               <w:rPr>
-                <w:rFonts w:ascii="Arial" w:hAnsi="Arial"/>
+                <w:rFonts w:ascii="Amiri" w:hAnsi="Amiri" w:cs="Amiri"/>
                 <w:b/>
                 <w:sz w:val="21"/>
               </w:rPr>
@@ -3431,7 +3431,7 @@
             </w:r>
             <w:r>
               <w:rPr>
-                <w:rFonts w:ascii="Arial" w:hAnsi="Arial"/>
+                <w:rFonts w:ascii="Amiri" w:hAnsi="Amiri" w:cs="Amiri"/>
                 <w:sz w:val="19"/>
               </w:rPr>
               <w:t>لا توجد وحدة مفقودة من مسار الوصول، ولا المستخدم محتاج يحفظ أسماء 20+ وحدة.</w:t>
@@ -3453,7 +3453,7 @@
       </w:pPr>
       <w:r>
         <w:rPr>
-          <w:rFonts w:ascii="Arial" w:hAnsi="Arial"/>
+          <w:rFonts w:ascii="Amiri" w:hAnsi="Amiri" w:cs="Amiri"/>
           <w:b/>
           <w:color w:val="1D4ED8"/>
           <w:sz w:val="36"/>
@@ -3469,7 +3469,7 @@
       </w:pPr>
       <w:r>
         <w:rPr>
-          <w:rFonts w:ascii="Arial" w:hAnsi="Arial"/>
+          <w:rFonts w:ascii="Amiri" w:hAnsi="Amiri" w:cs="Amiri"/>
           <w:i w:val="0"/>
           <w:sz w:val="21"/>
         </w:rPr>
@@ -3484,7 +3484,7 @@
       </w:pPr>
       <w:r>
         <w:rPr>
-          <w:rFonts w:ascii="Arial" w:hAnsi="Arial"/>
+          <w:rFonts w:ascii="Amiri" w:hAnsi="Amiri" w:cs="Amiri"/>
           <w:i w:val="0"/>
           <w:sz w:val="21"/>
         </w:rPr>
@@ -3499,7 +3499,7 @@
       </w:pPr>
       <w:r>
         <w:rPr>
-          <w:rFonts w:ascii="Arial" w:hAnsi="Arial"/>
+          <w:rFonts w:ascii="Amiri" w:hAnsi="Amiri" w:cs="Amiri"/>
           <w:b/>
           <w:color w:val="0F172A"/>
           <w:sz w:val="28"/>
@@ -3516,7 +3516,7 @@
       </w:pPr>
       <w:r>
         <w:rPr>
-          <w:rFonts w:ascii="Arial" w:hAnsi="Arial"/>
+          <w:rFonts w:ascii="Amiri" w:hAnsi="Amiri" w:cs="Amiri"/>
           <w:sz w:val="19"/>
         </w:rPr>
         <w:t>☐ Tasks: list/timeline + priorities + Today.</w:t>
@@ -3531,7 +3531,7 @@
       </w:pPr>
       <w:r>
         <w:rPr>
-          <w:rFonts w:ascii="Arial" w:hAnsi="Arial"/>
+          <w:rFonts w:ascii="Amiri" w:hAnsi="Amiri" w:cs="Amiri"/>
           <w:sz w:val="19"/>
         </w:rPr>
         <w:t>☐ Projects: board/cards + progress.</w:t>
@@ -3546,7 +3546,7 @@
       </w:pPr>
       <w:r>
         <w:rPr>
-          <w:rFonts w:ascii="Arial" w:hAnsi="Arial"/>
+          <w:rFonts w:ascii="Amiri" w:hAnsi="Amiri" w:cs="Amiri"/>
           <w:sz w:val="19"/>
         </w:rPr>
         <w:t>☐ Goals: progress and milestones.</w:t>
@@ -3561,7 +3561,7 @@
       </w:pPr>
       <w:r>
         <w:rPr>
-          <w:rFonts w:ascii="Arial" w:hAnsi="Arial"/>
+          <w:rFonts w:ascii="Amiri" w:hAnsi="Amiri" w:cs="Amiri"/>
           <w:sz w:val="19"/>
         </w:rPr>
         <w:t>☐ Habits: calendar/streak rings.</w:t>
@@ -3576,7 +3576,7 @@
       </w:pPr>
       <w:r>
         <w:rPr>
-          <w:rFonts w:ascii="Arial" w:hAnsi="Arial"/>
+          <w:rFonts w:ascii="Amiri" w:hAnsi="Amiri" w:cs="Amiri"/>
           <w:sz w:val="19"/>
         </w:rPr>
         <w:t>☐ Learning: course/resource cards + continue.</w:t>
@@ -3591,7 +3591,7 @@
       </w:pPr>
       <w:r>
         <w:rPr>
-          <w:rFonts w:ascii="Arial" w:hAnsi="Arial"/>
+          <w:rFonts w:ascii="Amiri" w:hAnsi="Amiri" w:cs="Amiri"/>
           <w:sz w:val="19"/>
         </w:rPr>
         <w:t>☐ Reading: progress/session.</w:t>
@@ -3606,7 +3606,7 @@
       </w:pPr>
       <w:r>
         <w:rPr>
-          <w:rFonts w:ascii="Arial" w:hAnsi="Arial"/>
+          <w:rFonts w:ascii="Amiri" w:hAnsi="Amiri" w:cs="Amiri"/>
           <w:sz w:val="19"/>
         </w:rPr>
         <w:t>☐ Deep Work: timer-first immersive screen.</w:t>
@@ -3621,7 +3621,7 @@
       </w:pPr>
       <w:r>
         <w:rPr>
-          <w:rFonts w:ascii="Arial" w:hAnsi="Arial"/>
+          <w:rFonts w:ascii="Amiri" w:hAnsi="Amiri" w:cs="Amiri"/>
           <w:sz w:val="19"/>
         </w:rPr>
         <w:t>☐ Journal: writing-first بدون distractions.</w:t>
@@ -3636,7 +3636,7 @@
       </w:pPr>
       <w:r>
         <w:rPr>
-          <w:rFonts w:ascii="Arial" w:hAnsi="Arial"/>
+          <w:rFonts w:ascii="Amiri" w:hAnsi="Amiri" w:cs="Amiri"/>
           <w:sz w:val="19"/>
         </w:rPr>
         <w:t>☐ Health/Finance: privacy-sensitive layouts، لا Ads داخل الإدخال.</w:t>
@@ -3651,7 +3651,7 @@
       </w:pPr>
       <w:r>
         <w:rPr>
-          <w:rFonts w:ascii="Arial" w:hAnsi="Arial"/>
+          <w:rFonts w:ascii="Amiri" w:hAnsi="Amiri" w:cs="Amiri"/>
           <w:sz w:val="19"/>
         </w:rPr>
         <w:t>☐ Calendar: unified view من مصادر البيانات بدون duplicate data source.</w:t>
@@ -3666,7 +3666,7 @@
       </w:pPr>
       <w:r>
         <w:rPr>
-          <w:rFonts w:ascii="Arial" w:hAnsi="Arial"/>
+          <w:rFonts w:ascii="Amiri" w:hAnsi="Amiri" w:cs="Amiri"/>
           <w:sz w:val="19"/>
         </w:rPr>
         <w:t>☐ Analytics: charts تبدأ من aggregation وليس تنزيل records الخام.</w:t>
@@ -3680,7 +3680,7 @@
       </w:pPr>
       <w:r>
         <w:rPr>
-          <w:rFonts w:ascii="Arial" w:hAnsi="Arial"/>
+          <w:rFonts w:ascii="Amiri" w:hAnsi="Amiri" w:cs="Amiri"/>
           <w:b/>
           <w:color w:val="0F172A"/>
           <w:sz w:val="28"/>
@@ -3697,7 +3697,7 @@
       </w:pPr>
       <w:r>
         <w:rPr>
-          <w:rFonts w:ascii="Arial" w:hAnsi="Arial"/>
+          <w:rFonts w:ascii="Amiri" w:hAnsi="Amiri" w:cs="Amiri"/>
           <w:sz w:val="19"/>
         </w:rPr>
         <w:t>☐ Per-module CRUD regression.</w:t>
@@ -3712,7 +3712,7 @@
       </w:pPr>
       <w:r>
         <w:rPr>
-          <w:rFonts w:ascii="Arial" w:hAnsi="Arial"/>
+          <w:rFonts w:ascii="Amiri" w:hAnsi="Amiri" w:cs="Amiri"/>
           <w:sz w:val="19"/>
         </w:rPr>
         <w:t>☐ Idempotency regression لكل mutation.</w:t>
@@ -3727,7 +3727,7 @@
       </w:pPr>
       <w:r>
         <w:rPr>
-          <w:rFonts w:ascii="Arial" w:hAnsi="Arial"/>
+          <w:rFonts w:ascii="Amiri" w:hAnsi="Amiri" w:cs="Amiri"/>
           <w:sz w:val="19"/>
         </w:rPr>
         <w:t>☐ Error/empty/offline states.</w:t>
@@ -3742,7 +3742,7 @@
       </w:pPr>
       <w:r>
         <w:rPr>
-          <w:rFonts w:ascii="Arial" w:hAnsi="Arial"/>
+          <w:rFonts w:ascii="Amiri" w:hAnsi="Amiri" w:cs="Amiri"/>
           <w:sz w:val="19"/>
         </w:rPr>
         <w:t>☐ Performance smoke على أكبر lists.</w:t>
@@ -3771,7 +3771,7 @@
             </w:pPr>
             <w:r>
               <w:rPr>
-                <w:rFonts w:ascii="Arial" w:hAnsi="Arial"/>
+                <w:rFonts w:ascii="Amiri" w:hAnsi="Amiri" w:cs="Amiri"/>
                 <w:b/>
                 <w:sz w:val="21"/>
               </w:rPr>
@@ -3780,7 +3780,7 @@
             </w:r>
             <w:r>
               <w:rPr>
-                <w:rFonts w:ascii="Arial" w:hAnsi="Arial"/>
+                <w:rFonts w:ascii="Amiri" w:hAnsi="Amiri" w:cs="Amiri"/>
                 <w:sz w:val="19"/>
               </w:rPr>
               <w:t>كل وحدة لها UX identity خاصة لكنها تستفيد من نفس navigation, typography, spacing, feedback patterns.</w:t>
@@ -3802,7 +3802,7 @@
       </w:pPr>
       <w:r>
         <w:rPr>
-          <w:rFonts w:ascii="Arial" w:hAnsi="Arial"/>
+          <w:rFonts w:ascii="Amiri" w:hAnsi="Amiri" w:cs="Amiri"/>
           <w:b/>
           <w:color w:val="1D4ED8"/>
           <w:sz w:val="36"/>
@@ -3818,7 +3818,7 @@
       </w:pPr>
       <w:r>
         <w:rPr>
-          <w:rFonts w:ascii="Arial" w:hAnsi="Arial"/>
+          <w:rFonts w:ascii="Amiri" w:hAnsi="Amiri" w:cs="Amiri"/>
           <w:i w:val="0"/>
           <w:sz w:val="21"/>
         </w:rPr>
@@ -3833,7 +3833,7 @@
       </w:pPr>
       <w:r>
         <w:rPr>
-          <w:rFonts w:ascii="Arial" w:hAnsi="Arial"/>
+          <w:rFonts w:ascii="Amiri" w:hAnsi="Amiri" w:cs="Amiri"/>
           <w:i w:val="0"/>
           <w:sz w:val="21"/>
         </w:rPr>
@@ -3848,7 +3848,7 @@
       </w:pPr>
       <w:r>
         <w:rPr>
-          <w:rFonts w:ascii="Arial" w:hAnsi="Arial"/>
+          <w:rFonts w:ascii="Amiri" w:hAnsi="Amiri" w:cs="Amiri"/>
           <w:b/>
           <w:color w:val="0F172A"/>
           <w:sz w:val="28"/>
@@ -3865,7 +3865,7 @@
       </w:pPr>
       <w:r>
         <w:rPr>
-          <w:rFonts w:ascii="Arial" w:hAnsi="Arial"/>
+          <w:rFonts w:ascii="Amiri" w:hAnsi="Amiri" w:cs="Amiri"/>
           <w:sz w:val="19"/>
         </w:rPr>
         <w:t>☐ إضافة مسارات واضحة /login و/signup إن لم تُثبت تجربة query-mode الأفضل، مع الحفاظ على backward compatibility.</w:t>
@@ -3880,7 +3880,7 @@
       </w:pPr>
       <w:r>
         <w:rPr>
-          <w:rFonts w:ascii="Arial" w:hAnsi="Arial"/>
+          <w:rFonts w:ascii="Amiri" w:hAnsi="Amiri" w:cs="Amiri"/>
           <w:sz w:val="19"/>
         </w:rPr>
         <w:t>☐ إضافة Terms + Privacy checkbox إلزامي في signup مع روابط واضحة.</w:t>
@@ -3895,7 +3895,7 @@
       </w:pPr>
       <w:r>
         <w:rPr>
-          <w:rFonts w:ascii="Arial" w:hAnsi="Arial"/>
+          <w:rFonts w:ascii="Amiri" w:hAnsi="Amiri" w:cs="Amiri"/>
           <w:sz w:val="19"/>
         </w:rPr>
         <w:t>☐ إنشاء user_consents: user_id، consent_type، policy_version، consented_at، minimal metadata.</w:t>
@@ -3910,7 +3910,7 @@
       </w:pPr>
       <w:r>
         <w:rPr>
-          <w:rFonts w:ascii="Arial" w:hAnsi="Arial"/>
+          <w:rFonts w:ascii="Amiri" w:hAnsi="Amiri" w:cs="Amiri"/>
           <w:sz w:val="19"/>
         </w:rPr>
         <w:t>☐ رفض التسجيل خادميًا إذا لم يتم قبول النسخة المطلوبة.</w:t>
@@ -3925,7 +3925,7 @@
       </w:pPr>
       <w:r>
         <w:rPr>
-          <w:rFonts w:ascii="Arial" w:hAnsi="Arial"/>
+          <w:rFonts w:ascii="Amiri" w:hAnsi="Amiri" w:cs="Amiri"/>
           <w:sz w:val="19"/>
         </w:rPr>
         <w:t>☐ إظهار password requirements indicator بشكل واضح.</w:t>
@@ -3940,7 +3940,7 @@
       </w:pPr>
       <w:r>
         <w:rPr>
-          <w:rFonts w:ascii="Arial" w:hAnsi="Arial"/>
+          <w:rFonts w:ascii="Amiri" w:hAnsi="Amiri" w:cs="Amiri"/>
           <w:sz w:val="19"/>
         </w:rPr>
         <w:t>☐ معالجة email confirmation/resend/reset-password بحالات UX واضحة.</w:t>
@@ -3955,7 +3955,7 @@
       </w:pPr>
       <w:r>
         <w:rPr>
-          <w:rFonts w:ascii="Arial" w:hAnsi="Arial"/>
+          <w:rFonts w:ascii="Amiri" w:hAnsi="Amiri" w:cs="Amiri"/>
           <w:sz w:val="19"/>
         </w:rPr>
         <w:t>☐ تأكيد عدم وضع session/token في localStorage.</w:t>
@@ -3970,7 +3970,7 @@
       </w:pPr>
       <w:r>
         <w:rPr>
-          <w:rFonts w:ascii="Arial" w:hAnsi="Arial"/>
+          <w:rFonts w:ascii="Amiri" w:hAnsi="Amiri" w:cs="Amiri"/>
           <w:sz w:val="19"/>
         </w:rPr>
         <w:t>☐ ضبط logout من كل الأجهزة عند الحالات الحساسة عند الحاجة.</w:t>
@@ -3985,7 +3985,7 @@
       </w:pPr>
       <w:r>
         <w:rPr>
-          <w:rFonts w:ascii="Arial" w:hAnsi="Arial"/>
+          <w:rFonts w:ascii="Amiri" w:hAnsi="Amiri" w:cs="Amiri"/>
           <w:sz w:val="19"/>
         </w:rPr>
         <w:t>☐ تحديث Security/Privacy docs لتطابق providers الحقيقيين.</w:t>
@@ -3999,7 +3999,7 @@
       </w:pPr>
       <w:r>
         <w:rPr>
-          <w:rFonts w:ascii="Arial" w:hAnsi="Arial"/>
+          <w:rFonts w:ascii="Amiri" w:hAnsi="Amiri" w:cs="Amiri"/>
           <w:b/>
           <w:color w:val="0F172A"/>
           <w:sz w:val="28"/>
@@ -4016,7 +4016,7 @@
       </w:pPr>
       <w:r>
         <w:rPr>
-          <w:rFonts w:ascii="Arial" w:hAnsi="Arial"/>
+          <w:rFonts w:ascii="Amiri" w:hAnsi="Amiri" w:cs="Amiri"/>
           <w:sz w:val="19"/>
         </w:rPr>
         <w:t>☐ Playwright auth state على حسابات اختبار مع حفظ auth state خارج git.</w:t>
@@ -4031,7 +4031,7 @@
       </w:pPr>
       <w:r>
         <w:rPr>
-          <w:rFonts w:ascii="Arial" w:hAnsi="Arial"/>
+          <w:rFonts w:ascii="Amiri" w:hAnsi="Amiri" w:cs="Amiri"/>
           <w:sz w:val="19"/>
         </w:rPr>
         <w:t>☐ 401/403/CSRF/session expiry tests.</w:t>
@@ -4046,7 +4046,7 @@
       </w:pPr>
       <w:r>
         <w:rPr>
-          <w:rFonts w:ascii="Arial" w:hAnsi="Arial"/>
+          <w:rFonts w:ascii="Amiri" w:hAnsi="Amiri" w:cs="Amiri"/>
           <w:sz w:val="19"/>
         </w:rPr>
         <w:t>☐ Consent acceptance + refusal + policy version update tests.</w:t>
@@ -4061,7 +4061,7 @@
       </w:pPr>
       <w:r>
         <w:rPr>
-          <w:rFonts w:ascii="Arial" w:hAnsi="Arial"/>
+          <w:rFonts w:ascii="Amiri" w:hAnsi="Amiri" w:cs="Amiri"/>
           <w:sz w:val="19"/>
         </w:rPr>
         <w:t>☐ Account deletion/export regression.</w:t>
@@ -4090,7 +4090,7 @@
             </w:pPr>
             <w:r>
               <w:rPr>
-                <w:rFonts w:ascii="Arial" w:hAnsi="Arial"/>
+                <w:rFonts w:ascii="Amiri" w:hAnsi="Amiri" w:cs="Amiri"/>
                 <w:b/>
                 <w:sz w:val="21"/>
               </w:rPr>
@@ -4099,7 +4099,7 @@
             </w:r>
             <w:r>
               <w:rPr>
-                <w:rFonts w:ascii="Arial" w:hAnsi="Arial"/>
+                <w:rFonts w:ascii="Amiri" w:hAnsi="Amiri" w:cs="Amiri"/>
                 <w:sz w:val="19"/>
               </w:rPr>
               <w:t>لا يمكن إنشاء حساب بدون consent صحيح، ولا يوجد token حساس في browser storage، وكل auth flows لها حالات نجاح وفشل مكتملة.</w:t>
@@ -4121,7 +4121,7 @@
       </w:pPr>
       <w:r>
         <w:rPr>
-          <w:rFonts w:ascii="Arial" w:hAnsi="Arial"/>
+          <w:rFonts w:ascii="Amiri" w:hAnsi="Amiri" w:cs="Amiri"/>
           <w:b/>
           <w:color w:val="1D4ED8"/>
           <w:sz w:val="36"/>
@@ -4137,7 +4137,7 @@
       </w:pPr>
       <w:r>
         <w:rPr>
-          <w:rFonts w:ascii="Arial" w:hAnsi="Arial"/>
+          <w:rFonts w:ascii="Amiri" w:hAnsi="Amiri" w:cs="Amiri"/>
           <w:i w:val="0"/>
           <w:sz w:val="21"/>
         </w:rPr>
@@ -4152,7 +4152,7 @@
       </w:pPr>
       <w:r>
         <w:rPr>
-          <w:rFonts w:ascii="Arial" w:hAnsi="Arial"/>
+          <w:rFonts w:ascii="Amiri" w:hAnsi="Amiri" w:cs="Amiri"/>
           <w:i w:val="0"/>
           <w:sz w:val="21"/>
         </w:rPr>
@@ -4167,7 +4167,7 @@
       </w:pPr>
       <w:r>
         <w:rPr>
-          <w:rFonts w:ascii="Arial" w:hAnsi="Arial"/>
+          <w:rFonts w:ascii="Amiri" w:hAnsi="Amiri" w:cs="Amiri"/>
           <w:b/>
           <w:color w:val="0F172A"/>
           <w:sz w:val="28"/>
@@ -4184,7 +4184,7 @@
       </w:pPr>
       <w:r>
         <w:rPr>
-          <w:rFonts w:ascii="Arial" w:hAnsi="Arial"/>
+          <w:rFonts w:ascii="Amiri" w:hAnsi="Amiri" w:cs="Amiri"/>
           <w:sz w:val="19"/>
         </w:rPr>
         <w:t>☐ بناء daily progress bar يوضح اليوم لا “قيمة الشخص”.</w:t>
@@ -4199,7 +4199,7 @@
       </w:pPr>
       <w:r>
         <w:rPr>
-          <w:rFonts w:ascii="Arial" w:hAnsi="Arial"/>
+          <w:rFonts w:ascii="Amiri" w:hAnsi="Amiri" w:cs="Amiri"/>
           <w:sz w:val="19"/>
         </w:rPr>
         <w:t>☐ XP يظهر كتعزيز ثانوي وليس كهدف أساسي.</w:t>
@@ -4214,7 +4214,7 @@
       </w:pPr>
       <w:r>
         <w:rPr>
-          <w:rFonts w:ascii="Arial" w:hAnsi="Arial"/>
+          <w:rFonts w:ascii="Amiri" w:hAnsi="Amiri" w:cs="Amiri"/>
           <w:sz w:val="19"/>
         </w:rPr>
         <w:t>☐ Daily review: الإنجازات، mood، ملاحظة، next step.</w:t>
@@ -4229,7 +4229,7 @@
       </w:pPr>
       <w:r>
         <w:rPr>
-          <w:rFonts w:ascii="Arial" w:hAnsi="Arial"/>
+          <w:rFonts w:ascii="Amiri" w:hAnsi="Amiri" w:cs="Amiri"/>
           <w:sz w:val="19"/>
         </w:rPr>
         <w:t>☐ Weekly review: goals، habits، focus، learning، highlight، improvement.</w:t>
@@ -4244,7 +4244,7 @@
       </w:pPr>
       <w:r>
         <w:rPr>
-          <w:rFonts w:ascii="Arial" w:hAnsi="Arial"/>
+          <w:rFonts w:ascii="Amiri" w:hAnsi="Amiri" w:cs="Amiri"/>
           <w:sz w:val="19"/>
         </w:rPr>
         <w:t>☐ إضافة no-shame states عندما يكون اليوم ضعيفًا.</w:t>
@@ -4259,7 +4259,7 @@
       </w:pPr>
       <w:r>
         <w:rPr>
-          <w:rFonts w:ascii="Arial" w:hAnsi="Arial"/>
+          <w:rFonts w:ascii="Amiri" w:hAnsi="Amiri" w:cs="Amiri"/>
           <w:sz w:val="19"/>
         </w:rPr>
         <w:t>☐ منع streak reset messaging العدواني.</w:t>
@@ -4273,7 +4273,7 @@
       </w:pPr>
       <w:r>
         <w:rPr>
-          <w:rFonts w:ascii="Arial" w:hAnsi="Arial"/>
+          <w:rFonts w:ascii="Amiri" w:hAnsi="Amiri" w:cs="Amiri"/>
           <w:b/>
           <w:color w:val="0F172A"/>
           <w:sz w:val="28"/>
@@ -4290,7 +4290,7 @@
       </w:pPr>
       <w:r>
         <w:rPr>
-          <w:rFonts w:ascii="Arial" w:hAnsi="Arial"/>
+          <w:rFonts w:ascii="Amiri" w:hAnsi="Amiri" w:cs="Amiri"/>
           <w:sz w:val="19"/>
         </w:rPr>
         <w:t>☐ اختبار حسابات progress عبر edge cases.</w:t>
@@ -4305,7 +4305,7 @@
       </w:pPr>
       <w:r>
         <w:rPr>
-          <w:rFonts w:ascii="Arial" w:hAnsi="Arial"/>
+          <w:rFonts w:ascii="Amiri" w:hAnsi="Amiri" w:cs="Amiri"/>
           <w:sz w:val="19"/>
         </w:rPr>
         <w:t>☐ اختبار timezone/date boundaries.</w:t>
@@ -4320,7 +4320,7 @@
       </w:pPr>
       <w:r>
         <w:rPr>
-          <w:rFonts w:ascii="Arial" w:hAnsi="Arial"/>
+          <w:rFonts w:ascii="Amiri" w:hAnsi="Amiri" w:cs="Amiri"/>
           <w:sz w:val="19"/>
         </w:rPr>
         <w:t>☐ اختبار عدم ظهور بيانات خاصة في analytics UI.</w:t>
@@ -4349,7 +4349,7 @@
             </w:pPr>
             <w:r>
               <w:rPr>
-                <w:rFonts w:ascii="Arial" w:hAnsi="Arial"/>
+                <w:rFonts w:ascii="Amiri" w:hAnsi="Amiri" w:cs="Amiri"/>
                 <w:b/>
                 <w:sz w:val="21"/>
               </w:rPr>
@@ -4358,7 +4358,7 @@
             </w:r>
             <w:r>
               <w:rPr>
-                <w:rFonts w:ascii="Arial" w:hAnsi="Arial"/>
+                <w:rFonts w:ascii="Amiri" w:hAnsi="Amiri" w:cs="Amiri"/>
                 <w:sz w:val="19"/>
               </w:rPr>
               <w:t>المستخدم يقدر يراجع أسبوعه في أقل من دقائق بدون فتح كل وحدة يدويًا.</w:t>
@@ -4380,7 +4380,7 @@
       </w:pPr>
       <w:r>
         <w:rPr>
-          <w:rFonts w:ascii="Arial" w:hAnsi="Arial"/>
+          <w:rFonts w:ascii="Amiri" w:hAnsi="Amiri" w:cs="Amiri"/>
           <w:b/>
           <w:color w:val="1D4ED8"/>
           <w:sz w:val="36"/>
@@ -4396,7 +4396,7 @@
       </w:pPr>
       <w:r>
         <w:rPr>
-          <w:rFonts w:ascii="Arial" w:hAnsi="Arial"/>
+          <w:rFonts w:ascii="Amiri" w:hAnsi="Amiri" w:cs="Amiri"/>
           <w:i w:val="0"/>
           <w:sz w:val="21"/>
         </w:rPr>
@@ -4411,7 +4411,7 @@
       </w:pPr>
       <w:r>
         <w:rPr>
-          <w:rFonts w:ascii="Arial" w:hAnsi="Arial"/>
+          <w:rFonts w:ascii="Amiri" w:hAnsi="Amiri" w:cs="Amiri"/>
           <w:i w:val="0"/>
           <w:sz w:val="21"/>
         </w:rPr>
@@ -4426,7 +4426,7 @@
       </w:pPr>
       <w:r>
         <w:rPr>
-          <w:rFonts w:ascii="Arial" w:hAnsi="Arial"/>
+          <w:rFonts w:ascii="Amiri" w:hAnsi="Amiri" w:cs="Amiri"/>
           <w:b/>
           <w:color w:val="0F172A"/>
           <w:sz w:val="28"/>
@@ -4443,7 +4443,7 @@
       </w:pPr>
       <w:r>
         <w:rPr>
-          <w:rFonts w:ascii="Arial" w:hAnsi="Arial"/>
+          <w:rFonts w:ascii="Amiri" w:hAnsi="Amiri" w:cs="Amiri"/>
           <w:sz w:val="19"/>
         </w:rPr>
         <w:t>☐ Feed tabs: لك، الشائع، الجديد.</w:t>
@@ -4458,7 +4458,7 @@
       </w:pPr>
       <w:r>
         <w:rPr>
-          <w:rFonts w:ascii="Arial" w:hAnsi="Arial"/>
+          <w:rFonts w:ascii="Amiri" w:hAnsi="Amiri" w:cs="Amiri"/>
           <w:sz w:val="19"/>
         </w:rPr>
         <w:t>☐ Post types: إنجاز، سؤال، تعلمت، تجربة، نصيحة/نقاش.</w:t>
@@ -4473,7 +4473,7 @@
       </w:pPr>
       <w:r>
         <w:rPr>
-          <w:rFonts w:ascii="Arial" w:hAnsi="Arial"/>
+          <w:rFonts w:ascii="Amiri" w:hAnsi="Amiri" w:cs="Amiri"/>
           <w:sz w:val="19"/>
         </w:rPr>
         <w:t>☐ Composer prompt: ماذا تعلمت اليوم؟</w:t>
@@ -4488,7 +4488,7 @@
       </w:pPr>
       <w:r>
         <w:rPr>
-          <w:rFonts w:ascii="Arial" w:hAnsi="Arial"/>
+          <w:rFonts w:ascii="Amiri" w:hAnsi="Amiri" w:cs="Amiri"/>
           <w:sz w:val="19"/>
         </w:rPr>
         <w:t>☐ Profiles تعرض interests/achievements/progress signals بدل vanity metrics الثقيلة.</w:t>
@@ -4503,7 +4503,7 @@
       </w:pPr>
       <w:r>
         <w:rPr>
-          <w:rFonts w:ascii="Arial" w:hAnsi="Arial"/>
+          <w:rFonts w:ascii="Amiri" w:hAnsi="Amiri" w:cs="Amiri"/>
           <w:sz w:val="19"/>
         </w:rPr>
         <w:t>☐ إضافة mute/block UX بوضوح.</w:t>
@@ -4518,7 +4518,7 @@
       </w:pPr>
       <w:r>
         <w:rPr>
-          <w:rFonts w:ascii="Arial" w:hAnsi="Arial"/>
+          <w:rFonts w:ascii="Amiri" w:hAnsi="Amiri" w:cs="Amiri"/>
           <w:sz w:val="19"/>
         </w:rPr>
         <w:t>☐ الحفاظ على report/moderation/bans والـaudit.</w:t>
@@ -4533,7 +4533,7 @@
       </w:pPr>
       <w:r>
         <w:rPr>
-          <w:rFonts w:ascii="Arial" w:hAnsi="Arial"/>
+          <w:rFonts w:ascii="Amiri" w:hAnsi="Amiri" w:cs="Amiri"/>
           <w:sz w:val="19"/>
         </w:rPr>
         <w:t>☐ عدم auto-publish لأي بيانات خاصة من Home/Goals/Health/Finance.</w:t>
@@ -4548,7 +4548,7 @@
       </w:pPr>
       <w:r>
         <w:rPr>
-          <w:rFonts w:ascii="Arial" w:hAnsi="Arial"/>
+          <w:rFonts w:ascii="Amiri" w:hAnsi="Amiri" w:cs="Amiri"/>
           <w:sz w:val="19"/>
         </w:rPr>
         <w:t>☐ اختبار ranking بسيط: freshness + engagement rules بدون AI.</w:t>
@@ -4562,7 +4562,7 @@
       </w:pPr>
       <w:r>
         <w:rPr>
-          <w:rFonts w:ascii="Arial" w:hAnsi="Arial"/>
+          <w:rFonts w:ascii="Amiri" w:hAnsi="Amiri" w:cs="Amiri"/>
           <w:b/>
           <w:color w:val="0F172A"/>
           <w:sz w:val="28"/>
@@ -4579,7 +4579,7 @@
       </w:pPr>
       <w:r>
         <w:rPr>
-          <w:rFonts w:ascii="Arial" w:hAnsi="Arial"/>
+          <w:rFonts w:ascii="Amiri" w:hAnsi="Amiri" w:cs="Amiri"/>
           <w:sz w:val="19"/>
         </w:rPr>
         <w:t>☐ Abuse tests: spam, repeated posts, oversized payloads, XSS text.</w:t>
@@ -4594,7 +4594,7 @@
       </w:pPr>
       <w:r>
         <w:rPr>
-          <w:rFonts w:ascii="Arial" w:hAnsi="Arial"/>
+          <w:rFonts w:ascii="Amiri" w:hAnsi="Amiri" w:cs="Amiri"/>
           <w:sz w:val="19"/>
         </w:rPr>
         <w:t>☐ Authorization matrix: owner/mod/admin.</w:t>
@@ -4609,7 +4609,7 @@
       </w:pPr>
       <w:r>
         <w:rPr>
-          <w:rFonts w:ascii="Arial" w:hAnsi="Arial"/>
+          <w:rFonts w:ascii="Amiri" w:hAnsi="Amiri" w:cs="Amiri"/>
           <w:sz w:val="19"/>
         </w:rPr>
         <w:t>☐ Pagination consistency and duplicate item tests.</w:t>
@@ -4624,7 +4624,7 @@
       </w:pPr>
       <w:r>
         <w:rPr>
-          <w:rFonts w:ascii="Arial" w:hAnsi="Arial"/>
+          <w:rFonts w:ascii="Amiri" w:hAnsi="Amiri" w:cs="Amiri"/>
           <w:sz w:val="19"/>
         </w:rPr>
         <w:t>☐ Media upload signature expiry/ownership tests.</w:t>
@@ -4653,7 +4653,7 @@
             </w:pPr>
             <w:r>
               <w:rPr>
-                <w:rFonts w:ascii="Arial" w:hAnsi="Arial"/>
+                <w:rFonts w:ascii="Amiri" w:hAnsi="Amiri" w:cs="Amiri"/>
                 <w:b/>
                 <w:sz w:val="21"/>
               </w:rPr>
@@ -4662,7 +4662,7 @@
             </w:r>
             <w:r>
               <w:rPr>
-                <w:rFonts w:ascii="Arial" w:hAnsi="Arial"/>
+                <w:rFonts w:ascii="Amiri" w:hAnsi="Amiri" w:cs="Amiri"/>
                 <w:sz w:val="19"/>
               </w:rPr>
               <w:t>المجتمع يضيف قيمة تعلم/مشاركة ولا يسرّب أبدًا بيانات حياة خاصة.</w:t>
@@ -4684,7 +4684,7 @@
       </w:pPr>
       <w:r>
         <w:rPr>
-          <w:rFonts w:ascii="Arial" w:hAnsi="Arial"/>
+          <w:rFonts w:ascii="Amiri" w:hAnsi="Amiri" w:cs="Amiri"/>
           <w:b/>
           <w:color w:val="1D4ED8"/>
           <w:sz w:val="36"/>
@@ -4700,7 +4700,7 @@
       </w:pPr>
       <w:r>
         <w:rPr>
-          <w:rFonts w:ascii="Arial" w:hAnsi="Arial"/>
+          <w:rFonts w:ascii="Amiri" w:hAnsi="Amiri" w:cs="Amiri"/>
           <w:i w:val="0"/>
           <w:sz w:val="21"/>
         </w:rPr>
@@ -4715,7 +4715,7 @@
       </w:pPr>
       <w:r>
         <w:rPr>
-          <w:rFonts w:ascii="Arial" w:hAnsi="Arial"/>
+          <w:rFonts w:ascii="Amiri" w:hAnsi="Amiri" w:cs="Amiri"/>
           <w:i w:val="0"/>
           <w:sz w:val="21"/>
         </w:rPr>
@@ -4730,7 +4730,7 @@
       </w:pPr>
       <w:r>
         <w:rPr>
-          <w:rFonts w:ascii="Arial" w:hAnsi="Arial"/>
+          <w:rFonts w:ascii="Amiri" w:hAnsi="Amiri" w:cs="Amiri"/>
           <w:b/>
           <w:color w:val="0F172A"/>
           <w:sz w:val="28"/>
@@ -4747,7 +4747,7 @@
       </w:pPr>
       <w:r>
         <w:rPr>
-          <w:rFonts w:ascii="Arial" w:hAnsi="Arial"/>
+          <w:rFonts w:ascii="Amiri" w:hAnsi="Amiri" w:cs="Amiri"/>
           <w:sz w:val="19"/>
         </w:rPr>
         <w:t>☐ Hero: كل حياتك في مكان واحد من غير ما تحوّل يومك لمجموعة جداول.</w:t>
@@ -4762,7 +4762,7 @@
       </w:pPr>
       <w:r>
         <w:rPr>
-          <w:rFonts w:ascii="Arial" w:hAnsi="Arial"/>
+          <w:rFonts w:ascii="Amiri" w:hAnsi="Amiri" w:cs="Amiri"/>
           <w:sz w:val="19"/>
         </w:rPr>
         <w:t>☐ إضافة section: لماذا أوج مش مجرد تطبيق مهام؟</w:t>
@@ -4777,7 +4777,7 @@
       </w:pPr>
       <w:r>
         <w:rPr>
-          <w:rFonts w:ascii="Arial" w:hAnsi="Arial"/>
+          <w:rFonts w:ascii="Amiri" w:hAnsi="Amiri" w:cs="Amiri"/>
           <w:sz w:val="19"/>
         </w:rPr>
         <w:t>☐ شرح 4 life worlds بدل البدء بقائمة 20+ وحدة.</w:t>
@@ -4792,7 +4792,7 @@
       </w:pPr>
       <w:r>
         <w:rPr>
-          <w:rFonts w:ascii="Arial" w:hAnsi="Arial"/>
+          <w:rFonts w:ascii="Amiri" w:hAnsi="Amiri" w:cs="Amiri"/>
           <w:sz w:val="19"/>
         </w:rPr>
         <w:t>☐ Interactive product preview: Today/Habits/Focus/Goals.</w:t>
@@ -4807,10 +4807,10 @@
       </w:pPr>
       <w:r>
         <w:rPr>
-          <w:rFonts w:ascii="Arial" w:hAnsi="Arial"/>
+          <w:rFonts w:ascii="Amiri" w:hAnsi="Amiri" w:cs="Amiri"/>
           <w:sz w:val="19"/>
         </w:rPr>
-        <w:t>☐ Pricing: Free / Plus / Max بنفس الوعود الفعلية في الكود.</w:t>
+        <w:t>☑ Pricing: Free / Plus / Max بنفس الوعود الفعلية في الكود.</w:t>
       </w:r>
     </w:p>
     <w:p>
@@ -4822,7 +4822,7 @@
       </w:pPr>
       <w:r>
         <w:rPr>
-          <w:rFonts w:ascii="Arial" w:hAnsi="Arial"/>
+          <w:rFonts w:ascii="Amiri" w:hAnsi="Amiri" w:cs="Amiri"/>
           <w:sz w:val="19"/>
         </w:rPr>
         <w:t>☐ FAQ واقعي، بدون claims غير موجودة.</w:t>
@@ -4837,10 +4837,10 @@
       </w:pPr>
       <w:r>
         <w:rPr>
-          <w:rFonts w:ascii="Arial" w:hAnsi="Arial"/>
+          <w:rFonts w:ascii="Amiri" w:hAnsi="Amiri" w:cs="Amiri"/>
           <w:sz w:val="19"/>
         </w:rPr>
-        <w:t>☐ روابط Features/Pricing/About/Contact/Legal.</w:t>
+        <w:t>☑ روابط Features/Pricing/About/Contact/Legal.</w:t>
       </w:r>
     </w:p>
     <w:p>
@@ -4852,7 +4852,7 @@
       </w:pPr>
       <w:r>
         <w:rPr>
-          <w:rFonts w:ascii="Arial" w:hAnsi="Arial"/>
+          <w:rFonts w:ascii="Amiri" w:hAnsi="Amiri" w:cs="Amiri"/>
           <w:sz w:val="19"/>
         </w:rPr>
         <w:t>☐ تحديث SEO: canonical، sitemap، robots، OG، schema، internal links.</w:t>
@@ -4866,7 +4866,7 @@
       </w:pPr>
       <w:r>
         <w:rPr>
-          <w:rFonts w:ascii="Arial" w:hAnsi="Arial"/>
+          <w:rFonts w:ascii="Amiri" w:hAnsi="Amiri" w:cs="Amiri"/>
           <w:b/>
           <w:color w:val="0F172A"/>
           <w:sz w:val="28"/>
@@ -4883,7 +4883,7 @@
       </w:pPr>
       <w:r>
         <w:rPr>
-          <w:rFonts w:ascii="Arial" w:hAnsi="Arial"/>
+          <w:rFonts w:ascii="Amiri" w:hAnsi="Amiri" w:cs="Amiri"/>
           <w:sz w:val="19"/>
         </w:rPr>
         <w:t>☐ Page performance Lighthouse smoke.</w:t>
@@ -4898,7 +4898,7 @@
       </w:pPr>
       <w:r>
         <w:rPr>
-          <w:rFonts w:ascii="Arial" w:hAnsi="Arial"/>
+          <w:rFonts w:ascii="Amiri" w:hAnsi="Amiri" w:cs="Amiri"/>
           <w:sz w:val="19"/>
         </w:rPr>
         <w:t>☐ Accessibility headings/landmarks.</w:t>
@@ -4913,7 +4913,7 @@
       </w:pPr>
       <w:r>
         <w:rPr>
-          <w:rFonts w:ascii="Arial" w:hAnsi="Arial"/>
+          <w:rFonts w:ascii="Amiri" w:hAnsi="Amiri" w:cs="Amiri"/>
           <w:sz w:val="19"/>
         </w:rPr>
         <w:t>☐ JSON-LD validation.</w:t>
@@ -4928,7 +4928,7 @@
       </w:pPr>
       <w:r>
         <w:rPr>
-          <w:rFonts w:ascii="Arial" w:hAnsi="Arial"/>
+          <w:rFonts w:ascii="Amiri" w:hAnsi="Amiri" w:cs="Amiri"/>
           <w:sz w:val="19"/>
         </w:rPr>
         <w:t>☐ Check mobile CTA visibility.</w:t>
@@ -4957,7 +4957,7 @@
             </w:pPr>
             <w:r>
               <w:rPr>
-                <w:rFonts w:ascii="Arial" w:hAnsi="Arial"/>
+                <w:rFonts w:ascii="Amiri" w:hAnsi="Amiri" w:cs="Amiri"/>
                 <w:b/>
                 <w:sz w:val="21"/>
               </w:rPr>
@@ -4966,7 +4966,7 @@
             </w:r>
             <w:r>
               <w:rPr>
-                <w:rFonts w:ascii="Arial" w:hAnsi="Arial"/>
+                <w:rFonts w:ascii="Amiri" w:hAnsi="Amiri" w:cs="Amiri"/>
                 <w:sz w:val="19"/>
               </w:rPr>
               <w:t>الـlanding تقول نفس الحقيقة التي ينفذها المنتج، وتحصل على Core Web Vitals وaccessibility مقبولة قبل الإعلان عنها.</w:t>
@@ -4988,7 +4988,7 @@
       </w:pPr>
       <w:r>
         <w:rPr>
-          <w:rFonts w:ascii="Arial" w:hAnsi="Arial"/>
+          <w:rFonts w:ascii="Amiri" w:hAnsi="Amiri" w:cs="Amiri"/>
           <w:b/>
           <w:color w:val="1D4ED8"/>
           <w:sz w:val="36"/>
@@ -5004,7 +5004,7 @@
       </w:pPr>
       <w:r>
         <w:rPr>
-          <w:rFonts w:ascii="Arial" w:hAnsi="Arial"/>
+          <w:rFonts w:ascii="Amiri" w:hAnsi="Amiri" w:cs="Amiri"/>
           <w:i w:val="0"/>
           <w:sz w:val="21"/>
         </w:rPr>
@@ -5019,7 +5019,7 @@
       </w:pPr>
       <w:r>
         <w:rPr>
-          <w:rFonts w:ascii="Arial" w:hAnsi="Arial"/>
+          <w:rFonts w:ascii="Amiri" w:hAnsi="Amiri" w:cs="Amiri"/>
           <w:i w:val="0"/>
           <w:sz w:val="21"/>
         </w:rPr>
@@ -5034,7 +5034,7 @@
       </w:pPr>
       <w:r>
         <w:rPr>
-          <w:rFonts w:ascii="Arial" w:hAnsi="Arial"/>
+          <w:rFonts w:ascii="Amiri" w:hAnsi="Amiri" w:cs="Amiri"/>
           <w:b/>
           <w:color w:val="0F172A"/>
           <w:sz w:val="28"/>
@@ -5051,7 +5051,7 @@
       </w:pPr>
       <w:r>
         <w:rPr>
-          <w:rFonts w:ascii="Arial" w:hAnsi="Arial"/>
+          <w:rFonts w:ascii="Amiri" w:hAnsi="Amiri" w:cs="Amiri"/>
           <w:sz w:val="19"/>
         </w:rPr>
         <w:t>☐ تثبيت Free/Plus/Max entitlement matrix في مصدر واحد.</w:t>
@@ -5066,7 +5066,7 @@
       </w:pPr>
       <w:r>
         <w:rPr>
-          <w:rFonts w:ascii="Arial" w:hAnsi="Arial"/>
+          <w:rFonts w:ascii="Amiri" w:hAnsi="Amiri" w:cs="Amiri"/>
           <w:sz w:val="19"/>
         </w:rPr>
         <w:t>☐ عرض ad placement على Home/Community/Tasks فقط عند الملاءمة.</w:t>
@@ -5081,7 +5081,7 @@
       </w:pPr>
       <w:r>
         <w:rPr>
-          <w:rFonts w:ascii="Arial" w:hAnsi="Arial"/>
+          <w:rFonts w:ascii="Amiri" w:hAnsi="Amiri" w:cs="Amiri"/>
           <w:sz w:val="19"/>
         </w:rPr>
         <w:t>☐ حد أقصى إعلان واحد بصريًا لكل شاشة.</w:t>
@@ -5096,7 +5096,7 @@
       </w:pPr>
       <w:r>
         <w:rPr>
-          <w:rFonts w:ascii="Arial" w:hAnsi="Arial"/>
+          <w:rFonts w:ascii="Amiri" w:hAnsi="Amiri" w:cs="Amiri"/>
           <w:sz w:val="19"/>
         </w:rPr>
         <w:t>☐ حجز مساحة الإعلان لمنع layout shift.</w:t>
@@ -5111,7 +5111,7 @@
       </w:pPr>
       <w:r>
         <w:rPr>
-          <w:rFonts w:ascii="Arial" w:hAnsi="Arial"/>
+          <w:rFonts w:ascii="Amiri" w:hAnsi="Amiri" w:cs="Amiri"/>
           <w:sz w:val="19"/>
         </w:rPr>
         <w:t>☐ عدم عرض الإعلانات في onboarding، forms، timer، journal، health/finance sensitive actions.</w:t>
@@ -5126,7 +5126,7 @@
       </w:pPr>
       <w:r>
         <w:rPr>
-          <w:rFonts w:ascii="Arial" w:hAnsi="Arial"/>
+          <w:rFonts w:ascii="Amiri" w:hAnsi="Amiri" w:cs="Amiri"/>
           <w:sz w:val="19"/>
         </w:rPr>
         <w:t>☐ جعل upgrade CTA يظهر عند اصطدام المستخدم بحد حقيقي فقط.</w:t>
@@ -5141,7 +5141,7 @@
       </w:pPr>
       <w:r>
         <w:rPr>
-          <w:rFonts w:ascii="Arial" w:hAnsi="Arial"/>
+          <w:rFonts w:ascii="Amiri" w:hAnsi="Amiri" w:cs="Amiri"/>
           <w:sz w:val="19"/>
         </w:rPr>
         <w:t>☐ إضافة cooldown لتكرار upgrade prompts.</w:t>
@@ -5156,7 +5156,7 @@
       </w:pPr>
       <w:r>
         <w:rPr>
-          <w:rFonts w:ascii="Arial" w:hAnsi="Arial"/>
+          <w:rFonts w:ascii="Amiri" w:hAnsi="Amiri" w:cs="Amiri"/>
           <w:sz w:val="19"/>
         </w:rPr>
         <w:t>☐ إضافة analytics events: ad_impression، ad_click، upgrade_view، upgrade_click، upgrade_success.</w:t>
@@ -5171,7 +5171,7 @@
       </w:pPr>
       <w:r>
         <w:rPr>
-          <w:rFonts w:ascii="Arial" w:hAnsi="Arial"/>
+          <w:rFonts w:ascii="Amiri" w:hAnsi="Amiri" w:cs="Amiri"/>
           <w:sz w:val="19"/>
         </w:rPr>
         <w:t>☐ تدقيق consent وNPA/personalization.</w:t>
@@ -5185,7 +5185,7 @@
       </w:pPr>
       <w:r>
         <w:rPr>
-          <w:rFonts w:ascii="Arial" w:hAnsi="Arial"/>
+          <w:rFonts w:ascii="Amiri" w:hAnsi="Amiri" w:cs="Amiri"/>
           <w:b/>
           <w:color w:val="0F172A"/>
           <w:sz w:val="28"/>
@@ -5202,7 +5202,7 @@
       </w:pPr>
       <w:r>
         <w:rPr>
-          <w:rFonts w:ascii="Arial" w:hAnsi="Arial"/>
+          <w:rFonts w:ascii="Amiri" w:hAnsi="Amiri" w:cs="Amiri"/>
           <w:sz w:val="19"/>
         </w:rPr>
         <w:t>☐ Plan gate tests Free/Plus/Max.</w:t>
@@ -5217,7 +5217,7 @@
       </w:pPr>
       <w:r>
         <w:rPr>
-          <w:rFonts w:ascii="Arial" w:hAnsi="Arial"/>
+          <w:rFonts w:ascii="Amiri" w:hAnsi="Amiri" w:cs="Amiri"/>
           <w:sz w:val="19"/>
         </w:rPr>
         <w:t>☐ Ad visibility tests by route and consent state.</w:t>
@@ -5232,7 +5232,7 @@
       </w:pPr>
       <w:r>
         <w:rPr>
-          <w:rFonts w:ascii="Arial" w:hAnsi="Arial"/>
+          <w:rFonts w:ascii="Amiri" w:hAnsi="Amiri" w:cs="Amiri"/>
           <w:sz w:val="19"/>
         </w:rPr>
         <w:t>☐ No-ad sensitive screen test.</w:t>
@@ -5247,7 +5247,7 @@
       </w:pPr>
       <w:r>
         <w:rPr>
-          <w:rFonts w:ascii="Arial" w:hAnsi="Arial"/>
+          <w:rFonts w:ascii="Amiri" w:hAnsi="Amiri" w:cs="Amiri"/>
           <w:sz w:val="19"/>
         </w:rPr>
         <w:t>☐ Usage race-condition tests around consume_usage.</w:t>
@@ -5276,7 +5276,7 @@
             </w:pPr>
             <w:r>
               <w:rPr>
-                <w:rFonts w:ascii="Arial" w:hAnsi="Arial"/>
+                <w:rFonts w:ascii="Amiri" w:hAnsi="Amiri" w:cs="Amiri"/>
                 <w:b/>
                 <w:sz w:val="21"/>
               </w:rPr>
@@ -5285,7 +5285,7 @@
             </w:r>
             <w:r>
               <w:rPr>
-                <w:rFonts w:ascii="Arial" w:hAnsi="Arial"/>
+                <w:rFonts w:ascii="Amiri" w:hAnsi="Amiri" w:cs="Amiri"/>
                 <w:sz w:val="19"/>
               </w:rPr>
               <w:t>الـFree usable فعلًا، والإعلانات محدودة وواضحة، والـpaid benefits هي المحرك الأساسي للقيمة.</w:t>
@@ -5307,7 +5307,7 @@
       </w:pPr>
       <w:r>
         <w:rPr>
-          <w:rFonts w:ascii="Arial" w:hAnsi="Arial"/>
+          <w:rFonts w:ascii="Amiri" w:hAnsi="Amiri" w:cs="Amiri"/>
           <w:b/>
           <w:color w:val="1D4ED8"/>
           <w:sz w:val="36"/>
@@ -5323,7 +5323,7 @@
       </w:pPr>
       <w:r>
         <w:rPr>
-          <w:rFonts w:ascii="Arial" w:hAnsi="Arial"/>
+          <w:rFonts w:ascii="Amiri" w:hAnsi="Amiri" w:cs="Amiri"/>
           <w:i w:val="0"/>
           <w:sz w:val="21"/>
         </w:rPr>
@@ -5338,7 +5338,7 @@
       </w:pPr>
       <w:r>
         <w:rPr>
-          <w:rFonts w:ascii="Arial" w:hAnsi="Arial"/>
+          <w:rFonts w:ascii="Amiri" w:hAnsi="Amiri" w:cs="Amiri"/>
           <w:i w:val="0"/>
           <w:sz w:val="21"/>
         </w:rPr>
@@ -5353,7 +5353,7 @@
       </w:pPr>
       <w:r>
         <w:rPr>
-          <w:rFonts w:ascii="Arial" w:hAnsi="Arial"/>
+          <w:rFonts w:ascii="Amiri" w:hAnsi="Amiri" w:cs="Amiri"/>
           <w:b/>
           <w:color w:val="0F172A"/>
           <w:sz w:val="28"/>
@@ -5370,7 +5370,7 @@
       </w:pPr>
       <w:r>
         <w:rPr>
-          <w:rFonts w:ascii="Arial" w:hAnsi="Arial"/>
+          <w:rFonts w:ascii="Amiri" w:hAnsi="Amiri" w:cs="Amiri"/>
           <w:sz w:val="19"/>
         </w:rPr>
         <w:t>☐ إزالة أو تقليل select(*) واستبداله بـDTO column lists.</w:t>
@@ -5385,7 +5385,7 @@
       </w:pPr>
       <w:r>
         <w:rPr>
-          <w:rFonts w:ascii="Arial" w:hAnsi="Arial"/>
+          <w:rFonts w:ascii="Amiri" w:hAnsi="Amiri" w:cs="Amiri"/>
           <w:sz w:val="19"/>
         </w:rPr>
         <w:t>☐ فحص Dashboard الذي يجمع تقريبًا 16 DB queries وتحويل ما يصلح إلى aggregate/RPC.</w:t>
@@ -5400,7 +5400,7 @@
       </w:pPr>
       <w:r>
         <w:rPr>
-          <w:rFonts w:ascii="Arial" w:hAnsi="Arial"/>
+          <w:rFonts w:ascii="Amiri" w:hAnsi="Amiri" w:cs="Amiri"/>
           <w:sz w:val="19"/>
         </w:rPr>
         <w:t>☐ استبدال focus sessions limit=1000 بـSQL aggregate للـtotalFocusMin.</w:t>
@@ -5415,7 +5415,7 @@
       </w:pPr>
       <w:r>
         <w:rPr>
-          <w:rFonts w:ascii="Arial" w:hAnsi="Arial"/>
+          <w:rFonts w:ascii="Amiri" w:hAnsi="Amiri" w:cs="Amiri"/>
           <w:sz w:val="19"/>
         </w:rPr>
         <w:t>☐ إضافة date/limit pagination لكل list غير الضروري أن يكون unbounded.</w:t>
@@ -5430,7 +5430,7 @@
       </w:pPr>
       <w:r>
         <w:rPr>
-          <w:rFonts w:ascii="Arial" w:hAnsi="Arial"/>
+          <w:rFonts w:ascii="Amiri" w:hAnsi="Amiri" w:cs="Amiri"/>
           <w:sz w:val="19"/>
         </w:rPr>
         <w:t>☐ إعادة تصميم search بحيث يستخدم endpoint موحد أو server-side search بدل ضرب 6 endpoints لكل keystroke.</w:t>
@@ -5445,7 +5445,7 @@
       </w:pPr>
       <w:r>
         <w:rPr>
-          <w:rFonts w:ascii="Arial" w:hAnsi="Arial"/>
+          <w:rFonts w:ascii="Amiri" w:hAnsi="Amiri" w:cs="Amiri"/>
           <w:sz w:val="19"/>
         </w:rPr>
         <w:t>☐ إبقاء GET dedupe/micro-cache مع invalidation دقيقة بعد mutations.</w:t>
@@ -5460,7 +5460,7 @@
       </w:pPr>
       <w:r>
         <w:rPr>
-          <w:rFonts w:ascii="Arial" w:hAnsi="Arial"/>
+          <w:rFonts w:ascii="Amiri" w:hAnsi="Amiri" w:cs="Amiri"/>
           <w:sz w:val="19"/>
         </w:rPr>
         <w:t>☐ قياس Upstash cost/latency وعدم تطبيق Redis على كل read غير حساس بلا سبب.</w:t>
@@ -5475,7 +5475,7 @@
       </w:pPr>
       <w:r>
         <w:rPr>
-          <w:rFonts w:ascii="Arial" w:hAnsi="Arial"/>
+          <w:rFonts w:ascii="Amiri" w:hAnsi="Amiri" w:cs="Amiri"/>
           <w:sz w:val="19"/>
         </w:rPr>
         <w:t>☐ تقييم Turso read mirror للمجتمع بناء على metrics وليس افتراضًا.</w:t>
@@ -5490,7 +5490,7 @@
       </w:pPr>
       <w:r>
         <w:rPr>
-          <w:rFonts w:ascii="Arial" w:hAnsi="Arial"/>
+          <w:rFonts w:ascii="Amiri" w:hAnsi="Amiri" w:cs="Amiri"/>
           <w:sz w:val="19"/>
         </w:rPr>
         <w:t>☐ حصر payloads وتجنب تنزيل بيانات حساسة لا تُعرض.</w:t>
@@ -5504,7 +5504,7 @@
       </w:pPr>
       <w:r>
         <w:rPr>
-          <w:rFonts w:ascii="Arial" w:hAnsi="Arial"/>
+          <w:rFonts w:ascii="Amiri" w:hAnsi="Amiri" w:cs="Amiri"/>
           <w:b/>
           <w:color w:val="0F172A"/>
           <w:sz w:val="28"/>
@@ -5521,7 +5521,7 @@
       </w:pPr>
       <w:r>
         <w:rPr>
-          <w:rFonts w:ascii="Arial" w:hAnsi="Arial"/>
+          <w:rFonts w:ascii="Amiri" w:hAnsi="Amiri" w:cs="Amiri"/>
           <w:sz w:val="19"/>
         </w:rPr>
         <w:t>☐ قبل/بعد: request count، DB query count، response size، TTFB، p95 latency.</w:t>
@@ -5536,7 +5536,7 @@
       </w:pPr>
       <w:r>
         <w:rPr>
-          <w:rFonts w:ascii="Arial" w:hAnsi="Arial"/>
+          <w:rFonts w:ascii="Amiri" w:hAnsi="Amiri" w:cs="Amiri"/>
           <w:sz w:val="19"/>
         </w:rPr>
         <w:t>☐ Load smoke على dashboard/community/tasks.</w:t>
@@ -5551,7 +5551,7 @@
       </w:pPr>
       <w:r>
         <w:rPr>
-          <w:rFonts w:ascii="Arial" w:hAnsi="Arial"/>
+          <w:rFonts w:ascii="Amiri" w:hAnsi="Amiri" w:cs="Amiri"/>
           <w:sz w:val="19"/>
         </w:rPr>
         <w:t>☐ Regression on cache invalidation بعد mutation.</w:t>
@@ -5580,7 +5580,7 @@
             </w:pPr>
             <w:r>
               <w:rPr>
-                <w:rFonts w:ascii="Arial" w:hAnsi="Arial"/>
+                <w:rFonts w:ascii="Amiri" w:hAnsi="Amiri" w:cs="Amiri"/>
                 <w:b/>
                 <w:sz w:val="21"/>
               </w:rPr>
@@ -5589,7 +5589,7 @@
             </w:r>
             <w:r>
               <w:rPr>
-                <w:rFonts w:ascii="Arial" w:hAnsi="Arial"/>
+                <w:rFonts w:ascii="Amiri" w:hAnsi="Amiri" w:cs="Amiri"/>
                 <w:sz w:val="19"/>
               </w:rPr>
               <w:t>أهم الشاشات تصل للبيانات المطلوبة بأقل عدد طلبات مع عدم كسر العزل أو freshness.</w:t>
@@ -5611,7 +5611,7 @@
       </w:pPr>
       <w:r>
         <w:rPr>
-          <w:rFonts w:ascii="Arial" w:hAnsi="Arial"/>
+          <w:rFonts w:ascii="Amiri" w:hAnsi="Amiri" w:cs="Amiri"/>
           <w:b/>
           <w:color w:val="1D4ED8"/>
           <w:sz w:val="36"/>
@@ -5627,7 +5627,7 @@
       </w:pPr>
       <w:r>
         <w:rPr>
-          <w:rFonts w:ascii="Arial" w:hAnsi="Arial"/>
+          <w:rFonts w:ascii="Amiri" w:hAnsi="Amiri" w:cs="Amiri"/>
           <w:i w:val="0"/>
           <w:sz w:val="21"/>
         </w:rPr>
@@ -5642,7 +5642,7 @@
       </w:pPr>
       <w:r>
         <w:rPr>
-          <w:rFonts w:ascii="Arial" w:hAnsi="Arial"/>
+          <w:rFonts w:ascii="Amiri" w:hAnsi="Amiri" w:cs="Amiri"/>
           <w:i w:val="0"/>
           <w:sz w:val="21"/>
         </w:rPr>
@@ -5657,7 +5657,7 @@
       </w:pPr>
       <w:r>
         <w:rPr>
-          <w:rFonts w:ascii="Arial" w:hAnsi="Arial"/>
+          <w:rFonts w:ascii="Amiri" w:hAnsi="Amiri" w:cs="Amiri"/>
           <w:b/>
           <w:color w:val="0F172A"/>
           <w:sz w:val="28"/>
@@ -5674,7 +5674,7 @@
       </w:pPr>
       <w:r>
         <w:rPr>
-          <w:rFonts w:ascii="Arial" w:hAnsi="Arial"/>
+          <w:rFonts w:ascii="Amiri" w:hAnsi="Amiri" w:cs="Amiri"/>
           <w:sz w:val="19"/>
         </w:rPr>
         <w:t>☐ فصل endpoint MCP العام للمستخدم عن أي endpoint إداري نهائيًا.</w:t>
@@ -5689,7 +5689,7 @@
       </w:pPr>
       <w:r>
         <w:rPr>
-          <w:rFonts w:ascii="Arial" w:hAnsi="Arial"/>
+          <w:rFonts w:ascii="Amiri" w:hAnsi="Amiri" w:cs="Amiri"/>
           <w:sz w:val="19"/>
         </w:rPr>
         <w:t>☐ ترقية implementation لدعم MCP 2026-07-28 حيث يدعم SDK/infra، مع fallback للنسخ الأقدم الضرورية للعملاء الحاليين.</w:t>
@@ -5704,7 +5704,7 @@
       </w:pPr>
       <w:r>
         <w:rPr>
-          <w:rFonts w:ascii="Arial" w:hAnsi="Arial"/>
+          <w:rFonts w:ascii="Amiri" w:hAnsi="Amiri" w:cs="Amiri"/>
           <w:sz w:val="19"/>
         </w:rPr>
         <w:t>☐ إضافة server/discover capability أو negotiation equivalent وفق SDK/transport المستخدم.</w:t>
@@ -5719,7 +5719,7 @@
       </w:pPr>
       <w:r>
         <w:rPr>
-          <w:rFonts w:ascii="Arial" w:hAnsi="Arial"/>
+          <w:rFonts w:ascii="Amiri" w:hAnsi="Amiri" w:cs="Amiri"/>
           <w:sz w:val="19"/>
         </w:rPr>
         <w:t>☐ مراجعة headers الحديثة MCP-Protocol-Version / Mcp-Method / Mcp-Name والتحقق من اتساقها مع body عندما يكون المسار الحديث مستخدمًا.</w:t>
@@ -5734,7 +5734,7 @@
       </w:pPr>
       <w:r>
         <w:rPr>
-          <w:rFonts w:ascii="Arial" w:hAnsi="Arial"/>
+          <w:rFonts w:ascii="Amiri" w:hAnsi="Amiri" w:cs="Amiri"/>
           <w:sz w:val="19"/>
         </w:rPr>
         <w:t>☐ تعريف tool catalog رسمي: read tools، write tools، destructive tools (إن أضيفت مستقبلًا).</w:t>
@@ -5749,7 +5749,7 @@
       </w:pPr>
       <w:r>
         <w:rPr>
-          <w:rFonts w:ascii="Arial" w:hAnsi="Arial"/>
+          <w:rFonts w:ascii="Amiri" w:hAnsi="Amiri" w:cs="Amiri"/>
           <w:sz w:val="19"/>
         </w:rPr>
         <w:t>☐ تحديد read/write scopes بدل صلاحية “كل شيء” بمفتاح واحد في المستقبل القريب.</w:t>
@@ -5764,7 +5764,7 @@
       </w:pPr>
       <w:r>
         <w:rPr>
-          <w:rFonts w:ascii="Arial" w:hAnsi="Arial"/>
+          <w:rFonts w:ascii="Amiri" w:hAnsi="Amiri" w:cs="Amiri"/>
           <w:sz w:val="19"/>
         </w:rPr>
         <w:t>☐ تثبيت human-in-the-loop لعمليات حساسة، وعدم السماح بالحذف افتراضيًا.</w:t>
@@ -5779,7 +5779,7 @@
       </w:pPr>
       <w:r>
         <w:rPr>
-          <w:rFonts w:ascii="Arial" w:hAnsi="Arial"/>
+          <w:rFonts w:ascii="Amiri" w:hAnsi="Amiri" w:cs="Amiri"/>
           <w:sz w:val="19"/>
         </w:rPr>
         <w:t>☐ إنشاء صفحة /mcp داخل الإعدادات أو صفحة عامة مخصصة للتكامل: الحالة، الخطة، endpoint، طرق الربط، revoke/rotate.</w:t>
@@ -5794,7 +5794,7 @@
       </w:pPr>
       <w:r>
         <w:rPr>
-          <w:rFonts w:ascii="Arial" w:hAnsi="Arial"/>
+          <w:rFonts w:ascii="Amiri" w:hAnsi="Amiri" w:cs="Amiri"/>
           <w:sz w:val="19"/>
         </w:rPr>
         <w:t>☐ إضافة تبويب “Claude Code” يشرح الربط بالمشروع عبر .mcp.json أو claude mcp add-json.</w:t>
@@ -5809,7 +5809,7 @@
       </w:pPr>
       <w:r>
         <w:rPr>
-          <w:rFonts w:ascii="Arial" w:hAnsi="Arial"/>
+          <w:rFonts w:ascii="Amiri" w:hAnsi="Amiri" w:cs="Amiri"/>
           <w:sz w:val="19"/>
         </w:rPr>
         <w:t>☐ إضافة تبويب “JSON” به configuration جاهز للنسخ، بدون وضع secret ثابت في الصفحة؛ المفتاح يضاف محليًا من المستخدم.</w:t>
@@ -5824,7 +5824,7 @@
       </w:pPr>
       <w:r>
         <w:rPr>
-          <w:rFonts w:ascii="Arial" w:hAnsi="Arial"/>
+          <w:rFonts w:ascii="Amiri" w:hAnsi="Amiri" w:cs="Amiri"/>
           <w:sz w:val="19"/>
         </w:rPr>
         <w:t>☐ إضافة تبويب “ChatGPT” للإبقاء على التكامل الحالي، لكن جعله مجرد أحد adapters وليس التصميم الوحيد.</w:t>
@@ -5839,7 +5839,7 @@
       </w:pPr>
       <w:r>
         <w:rPr>
-          <w:rFonts w:ascii="Arial" w:hAnsi="Arial"/>
+          <w:rFonts w:ascii="Amiri" w:hAnsi="Amiri" w:cs="Amiri"/>
           <w:sz w:val="19"/>
         </w:rPr>
         <w:t>☐ إتاحة “Regenerate / Revoke” لمفتاح MCP وتسجيل العملية في audit.</w:t>
@@ -5854,7 +5854,7 @@
       </w:pPr>
       <w:r>
         <w:rPr>
-          <w:rFonts w:ascii="Arial" w:hAnsi="Arial"/>
+          <w:rFonts w:ascii="Amiri" w:hAnsi="Amiri" w:cs="Amiri"/>
           <w:sz w:val="19"/>
         </w:rPr>
         <w:t>☐ إضافة client_name / last_used_at / created_at / revoked_at للمفاتيح، دون تخزين المفتاح الخام.</w:t>
@@ -5869,7 +5869,7 @@
       </w:pPr>
       <w:r>
         <w:rPr>
-          <w:rFonts w:ascii="Arial" w:hAnsi="Arial"/>
+          <w:rFonts w:ascii="Amiri" w:hAnsi="Amiri" w:cs="Amiri"/>
           <w:sz w:val="19"/>
         </w:rPr>
         <w:t>☐ عدم استخدام GET query string لإرسال bearer secret في روابط قابلة للتسجيل إلا عند legacy flow اضطراري ومحدود؛ الأفضل Authorization header/OAuth.</w:t>
@@ -5883,7 +5883,7 @@
       </w:pPr>
       <w:r>
         <w:rPr>
-          <w:rFonts w:ascii="Arial" w:hAnsi="Arial"/>
+          <w:rFonts w:ascii="Amiri" w:hAnsi="Amiri" w:cs="Amiri"/>
           <w:b/>
           <w:color w:val="0F172A"/>
           <w:sz w:val="28"/>
@@ -5900,7 +5900,7 @@
       </w:pPr>
       <w:r>
         <w:rPr>
-          <w:rFonts w:ascii="Arial" w:hAnsi="Arial"/>
+          <w:rFonts w:ascii="Amiri" w:hAnsi="Amiri" w:cs="Amiri"/>
           <w:sz w:val="19"/>
         </w:rPr>
         <w:t>☐ Protocol conformance: discover/tools/list/tools/call/errors.</w:t>
@@ -5915,7 +5915,7 @@
       </w:pPr>
       <w:r>
         <w:rPr>
-          <w:rFonts w:ascii="Arial" w:hAnsi="Arial"/>
+          <w:rFonts w:ascii="Amiri" w:hAnsi="Amiri" w:cs="Amiri"/>
           <w:sz w:val="19"/>
         </w:rPr>
         <w:t>☐ Auth: expired/revoked/wrong plan/wrong user.</w:t>
@@ -5930,7 +5930,7 @@
       </w:pPr>
       <w:r>
         <w:rPr>
-          <w:rFonts w:ascii="Arial" w:hAnsi="Arial"/>
+          <w:rFonts w:ascii="Amiri" w:hAnsi="Amiri" w:cs="Amiri"/>
           <w:sz w:val="19"/>
         </w:rPr>
         <w:t>☐ Header consistency tests for modern protocol.</w:t>
@@ -5945,7 +5945,7 @@
       </w:pPr>
       <w:r>
         <w:rPr>
-          <w:rFonts w:ascii="Arial" w:hAnsi="Arial"/>
+          <w:rFonts w:ascii="Amiri" w:hAnsi="Amiri" w:cs="Amiri"/>
           <w:sz w:val="19"/>
         </w:rPr>
         <w:t>☐ JSON config parse test.</w:t>
@@ -5960,7 +5960,7 @@
       </w:pPr>
       <w:r>
         <w:rPr>
-          <w:rFonts w:ascii="Arial" w:hAnsi="Arial"/>
+          <w:rFonts w:ascii="Amiri" w:hAnsi="Amiri" w:cs="Amiri"/>
           <w:sz w:val="19"/>
         </w:rPr>
         <w:t>☐ Claude Code config smoke using project .mcp.json in a fixture project.</w:t>
@@ -5975,7 +5975,7 @@
       </w:pPr>
       <w:r>
         <w:rPr>
-          <w:rFonts w:ascii="Arial" w:hAnsi="Arial"/>
+          <w:rFonts w:ascii="Amiri" w:hAnsi="Amiri" w:cs="Amiri"/>
           <w:sz w:val="19"/>
         </w:rPr>
         <w:t>☐ Rate limits read/write and abuse burst.</w:t>
@@ -5990,7 +5990,7 @@
       </w:pPr>
       <w:r>
         <w:rPr>
-          <w:rFonts w:ascii="Arial" w:hAnsi="Arial"/>
+          <w:rFonts w:ascii="Amiri" w:hAnsi="Amiri" w:cs="Amiri"/>
           <w:sz w:val="19"/>
         </w:rPr>
         <w:t>☐ Write audit event includes user, tool, request id, result class — no secrets.</w:t>
@@ -6019,7 +6019,7 @@
             </w:pPr>
             <w:r>
               <w:rPr>
-                <w:rFonts w:ascii="Arial" w:hAnsi="Arial"/>
+                <w:rFonts w:ascii="Amiri" w:hAnsi="Amiri" w:cs="Amiri"/>
                 <w:b/>
                 <w:sz w:val="21"/>
               </w:rPr>
@@ -6028,7 +6028,7 @@
             </w:r>
             <w:r>
               <w:rPr>
-                <w:rFonts w:ascii="Arial" w:hAnsi="Arial"/>
+                <w:rFonts w:ascii="Amiri" w:hAnsi="Amiri" w:cs="Amiri"/>
                 <w:sz w:val="19"/>
               </w:rPr>
               <w:t>المستخدم Max يدخل صفحة MCP وينسخ JSON جاهز أو يتبع Claude Code أو ChatGPT، مع security واضح، ويمكنه revoke/rotate بدون دعم يدوي. هذه المرحلة لا تمنح Admin capabilities للمستخدم إطلاقًا.</w:t>
@@ -6050,7 +6050,7 @@
       </w:pPr>
       <w:r>
         <w:rPr>
-          <w:rFonts w:ascii="Arial" w:hAnsi="Arial"/>
+          <w:rFonts w:ascii="Amiri" w:hAnsi="Amiri" w:cs="Amiri"/>
           <w:b/>
           <w:color w:val="0F172A"/>
           <w:sz w:val="28"/>
@@ -6084,7 +6084,7 @@
             <w:r/>
             <w:r>
               <w:rPr>
-                <w:rFonts w:ascii="Arial" w:hAnsi="Arial"/>
+                <w:rFonts w:ascii="Amiri" w:hAnsi="Amiri" w:cs="Amiri"/>
                 <w:b/>
                 <w:sz w:val="17"/>
               </w:rPr>
@@ -6106,7 +6106,7 @@
             <w:r/>
             <w:r>
               <w:rPr>
-                <w:rFonts w:ascii="Arial" w:hAnsi="Arial"/>
+                <w:rFonts w:ascii="Amiri" w:hAnsi="Amiri" w:cs="Amiri"/>
                 <w:b/>
                 <w:sz w:val="17"/>
               </w:rPr>
@@ -6129,7 +6129,7 @@
             <w:r/>
             <w:r>
               <w:rPr>
-                <w:rFonts w:ascii="Arial" w:hAnsi="Arial"/>
+                <w:rFonts w:ascii="Amiri" w:hAnsi="Amiri" w:cs="Amiri"/>
                 <w:b w:val="0"/>
                 <w:sz w:val="17"/>
               </w:rPr>
@@ -6150,7 +6150,7 @@
             <w:r/>
             <w:r>
               <w:rPr>
-                <w:rFonts w:ascii="Arial" w:hAnsi="Arial"/>
+                <w:rFonts w:ascii="Amiri" w:hAnsi="Amiri" w:cs="Amiri"/>
                 <w:b w:val="0"/>
                 <w:sz w:val="17"/>
               </w:rPr>
@@ -6173,7 +6173,7 @@
             <w:r/>
             <w:r>
               <w:rPr>
-                <w:rFonts w:ascii="Arial" w:hAnsi="Arial"/>
+                <w:rFonts w:ascii="Amiri" w:hAnsi="Amiri" w:cs="Amiri"/>
                 <w:b w:val="0"/>
                 <w:sz w:val="17"/>
               </w:rPr>
@@ -6194,7 +6194,7 @@
             <w:r/>
             <w:r>
               <w:rPr>
-                <w:rFonts w:ascii="Arial" w:hAnsi="Arial"/>
+                <w:rFonts w:ascii="Amiri" w:hAnsi="Amiri" w:cs="Amiri"/>
                 <w:b w:val="0"/>
                 <w:sz w:val="17"/>
               </w:rPr>
@@ -6217,7 +6217,7 @@
             <w:r/>
             <w:r>
               <w:rPr>
-                <w:rFonts w:ascii="Arial" w:hAnsi="Arial"/>
+                <w:rFonts w:ascii="Amiri" w:hAnsi="Amiri" w:cs="Amiri"/>
                 <w:b w:val="0"/>
                 <w:sz w:val="17"/>
               </w:rPr>
@@ -6238,7 +6238,7 @@
             <w:r/>
             <w:r>
               <w:rPr>
-                <w:rFonts w:ascii="Arial" w:hAnsi="Arial"/>
+                <w:rFonts w:ascii="Amiri" w:hAnsi="Amiri" w:cs="Amiri"/>
                 <w:b w:val="0"/>
                 <w:sz w:val="17"/>
               </w:rPr>
@@ -6261,7 +6261,7 @@
             <w:r/>
             <w:r>
               <w:rPr>
-                <w:rFonts w:ascii="Arial" w:hAnsi="Arial"/>
+                <w:rFonts w:ascii="Amiri" w:hAnsi="Amiri" w:cs="Amiri"/>
                 <w:b w:val="0"/>
                 <w:sz w:val="17"/>
               </w:rPr>
@@ -6282,7 +6282,7 @@
             <w:r/>
             <w:r>
               <w:rPr>
-                <w:rFonts w:ascii="Arial" w:hAnsi="Arial"/>
+                <w:rFonts w:ascii="Amiri" w:hAnsi="Amiri" w:cs="Amiri"/>
                 <w:b w:val="0"/>
                 <w:sz w:val="17"/>
               </w:rPr>
@@ -6305,7 +6305,7 @@
             <w:r/>
             <w:r>
               <w:rPr>
-                <w:rFonts w:ascii="Arial" w:hAnsi="Arial"/>
+                <w:rFonts w:ascii="Amiri" w:hAnsi="Amiri" w:cs="Amiri"/>
                 <w:b w:val="0"/>
                 <w:sz w:val="17"/>
               </w:rPr>
@@ -6326,7 +6326,7 @@
             <w:r/>
             <w:r>
               <w:rPr>
-                <w:rFonts w:ascii="Arial" w:hAnsi="Arial"/>
+                <w:rFonts w:ascii="Amiri" w:hAnsi="Amiri" w:cs="Amiri"/>
                 <w:b w:val="0"/>
                 <w:sz w:val="17"/>
               </w:rPr>
@@ -6349,7 +6349,7 @@
             <w:r/>
             <w:r>
               <w:rPr>
-                <w:rFonts w:ascii="Arial" w:hAnsi="Arial"/>
+                <w:rFonts w:ascii="Amiri" w:hAnsi="Amiri" w:cs="Amiri"/>
                 <w:b w:val="0"/>
                 <w:sz w:val="17"/>
               </w:rPr>
@@ -6370,7 +6370,7 @@
             <w:r/>
             <w:r>
               <w:rPr>
-                <w:rFonts w:ascii="Arial" w:hAnsi="Arial"/>
+                <w:rFonts w:ascii="Amiri" w:hAnsi="Amiri" w:cs="Amiri"/>
                 <w:b w:val="0"/>
                 <w:sz w:val="17"/>
               </w:rPr>
@@ -6393,7 +6393,7 @@
             <w:r/>
             <w:r>
               <w:rPr>
-                <w:rFonts w:ascii="Arial" w:hAnsi="Arial"/>
+                <w:rFonts w:ascii="Amiri" w:hAnsi="Amiri" w:cs="Amiri"/>
                 <w:b w:val="0"/>
                 <w:sz w:val="17"/>
               </w:rPr>
@@ -6414,7 +6414,7 @@
             <w:r/>
             <w:r>
               <w:rPr>
-                <w:rFonts w:ascii="Arial" w:hAnsi="Arial"/>
+                <w:rFonts w:ascii="Amiri" w:hAnsi="Amiri" w:cs="Amiri"/>
                 <w:b w:val="0"/>
                 <w:sz w:val="17"/>
               </w:rPr>
@@ -6436,7 +6436,7 @@
       </w:pPr>
       <w:r>
         <w:rPr>
-          <w:rFonts w:ascii="Courier New" w:hAnsi="Courier New"/>
+          <w:rFonts w:ascii="Liberation Mono" w:hAnsi="Liberation Mono" w:cs="Liberation Mono"/>
           <w:sz w:val="17"/>
         </w:rPr>
         <w:t>{</w:t>
@@ -6467,7 +6467,7 @@
       </w:pPr>
       <w:r>
         <w:rPr>
-          <w:rFonts w:ascii="Arial" w:hAnsi="Arial"/>
+          <w:rFonts w:ascii="Amiri" w:hAnsi="Amiri" w:cs="Amiri"/>
           <w:i w:val="0"/>
           <w:sz w:val="21"/>
         </w:rPr>
@@ -6482,7 +6482,7 @@
       </w:pPr>
       <w:r>
         <w:rPr>
-          <w:rFonts w:ascii="Arial" w:hAnsi="Arial"/>
+          <w:rFonts w:ascii="Amiri" w:hAnsi="Amiri" w:cs="Amiri"/>
           <w:b/>
           <w:color w:val="1D4ED8"/>
           <w:sz w:val="36"/>
@@ -6498,7 +6498,7 @@
       </w:pPr>
       <w:r>
         <w:rPr>
-          <w:rFonts w:ascii="Arial" w:hAnsi="Arial"/>
+          <w:rFonts w:ascii="Amiri" w:hAnsi="Amiri" w:cs="Amiri"/>
           <w:i w:val="0"/>
           <w:sz w:val="21"/>
         </w:rPr>
@@ -6513,7 +6513,7 @@
       </w:pPr>
       <w:r>
         <w:rPr>
-          <w:rFonts w:ascii="Arial" w:hAnsi="Arial"/>
+          <w:rFonts w:ascii="Amiri" w:hAnsi="Amiri" w:cs="Amiri"/>
           <w:i w:val="0"/>
           <w:sz w:val="21"/>
         </w:rPr>
@@ -6528,7 +6528,7 @@
       </w:pPr>
       <w:r>
         <w:rPr>
-          <w:rFonts w:ascii="Arial" w:hAnsi="Arial"/>
+          <w:rFonts w:ascii="Amiri" w:hAnsi="Amiri" w:cs="Amiri"/>
           <w:b/>
           <w:color w:val="0F172A"/>
           <w:sz w:val="28"/>
@@ -6545,7 +6545,7 @@
       </w:pPr>
       <w:r>
         <w:rPr>
-          <w:rFonts w:ascii="Arial" w:hAnsi="Arial"/>
+          <w:rFonts w:ascii="Amiri" w:hAnsi="Amiri" w:cs="Amiri"/>
           <w:sz w:val="19"/>
         </w:rPr>
         <w:t>☐ اختيار endpoint مستقل مثل /api/rise/admin-mcp أو نطاق فرعي مستقل حسب deployment النهائي.</w:t>
@@ -6560,7 +6560,7 @@
       </w:pPr>
       <w:r>
         <w:rPr>
-          <w:rFonts w:ascii="Arial" w:hAnsi="Arial"/>
+          <w:rFonts w:ascii="Amiri" w:hAnsi="Amiri" w:cs="Amiri"/>
           <w:sz w:val="19"/>
         </w:rPr>
         <w:t>☐ إنشاء server identity منفصلة: name مثل awj-admin-mcp وversion منفصل.</w:t>
@@ -6575,7 +6575,7 @@
       </w:pPr>
       <w:r>
         <w:rPr>
-          <w:rFonts w:ascii="Arial" w:hAnsi="Arial"/>
+          <w:rFonts w:ascii="Amiri" w:hAnsi="Amiri" w:cs="Amiri"/>
           <w:sz w:val="19"/>
         </w:rPr>
         <w:t>☐ إنشاء namespace/tool registry منفصل، ولا تستورد أدوات المستخدم داخل Admin MCP registry.</w:t>
@@ -6590,7 +6590,7 @@
       </w:pPr>
       <w:r>
         <w:rPr>
-          <w:rFonts w:ascii="Arial" w:hAnsi="Arial"/>
+          <w:rFonts w:ascii="Amiri" w:hAnsi="Amiri" w:cs="Amiri"/>
           <w:sz w:val="19"/>
         </w:rPr>
         <w:t>☐ عدم قبول user MCP keys على Admin MCP إطلاقًا.</w:t>
@@ -6605,7 +6605,7 @@
       </w:pPr>
       <w:r>
         <w:rPr>
-          <w:rFonts w:ascii="Arial" w:hAnsi="Arial"/>
+          <w:rFonts w:ascii="Amiri" w:hAnsi="Amiri" w:cs="Amiri"/>
           <w:sz w:val="19"/>
         </w:rPr>
         <w:t>☐ إضافة Admin MCP credentials مستقلة، ويفضل short-lived/OAuth أو service credential مربوط بالأدمن + device/client identity.</w:t>
@@ -6620,7 +6620,7 @@
       </w:pPr>
       <w:r>
         <w:rPr>
-          <w:rFonts w:ascii="Arial" w:hAnsi="Arial"/>
+          <w:rFonts w:ascii="Amiri" w:hAnsi="Amiri" w:cs="Amiri"/>
           <w:sz w:val="19"/>
         </w:rPr>
         <w:t>☐ اشتراط requireAdmin على مستوى transport/application layer وليس داخل كل tool فقط.</w:t>
@@ -6635,7 +6635,7 @@
       </w:pPr>
       <w:r>
         <w:rPr>
-          <w:rFonts w:ascii="Arial" w:hAnsi="Arial"/>
+          <w:rFonts w:ascii="Amiri" w:hAnsi="Amiri" w:cs="Amiri"/>
           <w:sz w:val="19"/>
         </w:rPr>
         <w:t>☐ إضافة role/permission matrix دقيقة: users.read، users.suspend، subscriptions.manage، community.moderate، ads.manage، system.read، system.maintenance، audit.read، feedback.manage… حسب الأدوات المطلوبة.</w:t>
@@ -6650,7 +6650,7 @@
       </w:pPr>
       <w:r>
         <w:rPr>
-          <w:rFonts w:ascii="Arial" w:hAnsi="Arial"/>
+          <w:rFonts w:ascii="Amiri" w:hAnsi="Amiri" w:cs="Amiri"/>
           <w:sz w:val="19"/>
         </w:rPr>
         <w:t>☐ فصل rate limits إلى namespace/admin limits أقوى وأشد.</w:t>
@@ -6665,7 +6665,7 @@
       </w:pPr>
       <w:r>
         <w:rPr>
-          <w:rFonts w:ascii="Arial" w:hAnsi="Arial"/>
+          <w:rFonts w:ascii="Amiri" w:hAnsi="Amiri" w:cs="Amiri"/>
           <w:sz w:val="19"/>
         </w:rPr>
         <w:t>☐ تسجيل كل admin tool call في audit مع actor، target، tool، reason، result، request id.</w:t>
@@ -6680,7 +6680,7 @@
       </w:pPr>
       <w:r>
         <w:rPr>
-          <w:rFonts w:ascii="Arial" w:hAnsi="Arial"/>
+          <w:rFonts w:ascii="Amiri" w:hAnsi="Amiri" w:cs="Amiri"/>
           <w:sz w:val="19"/>
         </w:rPr>
         <w:t>☐ عمليات عالية الخطورة: maintenance toggle، user delete/disable، key revoke، billing changes، broadcast، storage operations تحتاج confirmation policy.</w:t>
@@ -6695,7 +6695,7 @@
       </w:pPr>
       <w:r>
         <w:rPr>
-          <w:rFonts w:ascii="Arial" w:hAnsi="Arial"/>
+          <w:rFonts w:ascii="Amiri" w:hAnsi="Amiri" w:cs="Amiri"/>
           <w:sz w:val="19"/>
         </w:rPr>
         <w:t>☐ منع Admin MCP من إرجاع bulk PII افتراضيًا؛ استخدم pagination/field allowlists/redaction.</w:t>
@@ -6710,7 +6710,7 @@
       </w:pPr>
       <w:r>
         <w:rPr>
-          <w:rFonts w:ascii="Arial" w:hAnsi="Arial"/>
+          <w:rFonts w:ascii="Amiri" w:hAnsi="Amiri" w:cs="Amiri"/>
           <w:sz w:val="19"/>
         </w:rPr>
         <w:t>☐ منع أي tool من الوصول إلى service_role secrets أو قراءة app_config secrets مباشرة.</w:t>
@@ -6725,7 +6725,7 @@
       </w:pPr>
       <w:r>
         <w:rPr>
-          <w:rFonts w:ascii="Arial" w:hAnsi="Arial"/>
+          <w:rFonts w:ascii="Amiri" w:hAnsi="Amiri" w:cs="Amiri"/>
           <w:sz w:val="19"/>
         </w:rPr>
         <w:t>☐ إضافة kill switch لـAdmin MCP من config server-side، مع fail-closed عند تعطل auth.</w:t>
@@ -6740,7 +6740,7 @@
       </w:pPr>
       <w:r>
         <w:rPr>
-          <w:rFonts w:ascii="Arial" w:hAnsi="Arial"/>
+          <w:rFonts w:ascii="Amiri" w:hAnsi="Amiri" w:cs="Amiri"/>
           <w:sz w:val="19"/>
         </w:rPr>
         <w:t>☐ إنشاء صفحة Admin → MCP تعرض status، connected clients، scopes، rotate/revoke، activity، emergency disable.</w:t>
@@ -6755,7 +6755,7 @@
       </w:pPr>
       <w:r>
         <w:rPr>
-          <w:rFonts w:ascii="Arial" w:hAnsi="Arial"/>
+          <w:rFonts w:ascii="Amiri" w:hAnsi="Amiri" w:cs="Amiri"/>
           <w:sz w:val="19"/>
         </w:rPr>
         <w:t>☐ إنشاء اختبارات تقول صراحة: User MCP key → 401/403، User session → 401، Free/Plus → 403، admin valid → success فقط.</w:t>
@@ -6769,7 +6769,7 @@
       </w:pPr>
       <w:r>
         <w:rPr>
-          <w:rFonts w:ascii="Arial" w:hAnsi="Arial"/>
+          <w:rFonts w:ascii="Amiri" w:hAnsi="Amiri" w:cs="Amiri"/>
           <w:b/>
           <w:color w:val="0F172A"/>
           <w:sz w:val="28"/>
@@ -6786,7 +6786,7 @@
       </w:pPr>
       <w:r>
         <w:rPr>
-          <w:rFonts w:ascii="Arial" w:hAnsi="Arial"/>
+          <w:rFonts w:ascii="Amiri" w:hAnsi="Amiri" w:cs="Amiri"/>
           <w:sz w:val="19"/>
         </w:rPr>
         <w:t>☐ Cross-server isolation tests.</w:t>
@@ -6801,7 +6801,7 @@
       </w:pPr>
       <w:r>
         <w:rPr>
-          <w:rFonts w:ascii="Arial" w:hAnsi="Arial"/>
+          <w:rFonts w:ascii="Amiri" w:hAnsi="Amiri" w:cs="Amiri"/>
           <w:sz w:val="19"/>
         </w:rPr>
         <w:t>☐ Privilege escalation attempts.</w:t>
@@ -6816,7 +6816,7 @@
       </w:pPr>
       <w:r>
         <w:rPr>
-          <w:rFonts w:ascii="Arial" w:hAnsi="Arial"/>
+          <w:rFonts w:ascii="Amiri" w:hAnsi="Amiri" w:cs="Amiri"/>
           <w:sz w:val="19"/>
         </w:rPr>
         <w:t>☐ Horizontal admin target access tests.</w:t>
@@ -6831,7 +6831,7 @@
       </w:pPr>
       <w:r>
         <w:rPr>
-          <w:rFonts w:ascii="Arial" w:hAnsi="Arial"/>
+          <w:rFonts w:ascii="Amiri" w:hAnsi="Amiri" w:cs="Amiri"/>
           <w:sz w:val="19"/>
         </w:rPr>
         <w:t>☐ PII overexposure tests.</w:t>
@@ -6846,7 +6846,7 @@
       </w:pPr>
       <w:r>
         <w:rPr>
-          <w:rFonts w:ascii="Arial" w:hAnsi="Arial"/>
+          <w:rFonts w:ascii="Amiri" w:hAnsi="Amiri" w:cs="Amiri"/>
           <w:sz w:val="19"/>
         </w:rPr>
         <w:t>☐ Admin action audit coverage 100%.</w:t>
@@ -6861,7 +6861,7 @@
       </w:pPr>
       <w:r>
         <w:rPr>
-          <w:rFonts w:ascii="Arial" w:hAnsi="Arial"/>
+          <w:rFonts w:ascii="Amiri" w:hAnsi="Amiri" w:cs="Amiri"/>
           <w:sz w:val="19"/>
         </w:rPr>
         <w:t>☐ Kill-switch test.</w:t>
@@ -6876,7 +6876,7 @@
       </w:pPr>
       <w:r>
         <w:rPr>
-          <w:rFonts w:ascii="Arial" w:hAnsi="Arial"/>
+          <w:rFonts w:ascii="Amiri" w:hAnsi="Amiri" w:cs="Amiri"/>
           <w:sz w:val="19"/>
         </w:rPr>
         <w:t>☐ Key rotation/revocation propagation.</w:t>
@@ -6905,7 +6905,7 @@
             </w:pPr>
             <w:r>
               <w:rPr>
-                <w:rFonts w:ascii="Arial" w:hAnsi="Arial"/>
+                <w:rFonts w:ascii="Amiri" w:hAnsi="Amiri" w:cs="Amiri"/>
                 <w:b/>
                 <w:sz w:val="21"/>
               </w:rPr>
@@ -6914,7 +6914,7 @@
             </w:r>
             <w:r>
               <w:rPr>
-                <w:rFonts w:ascii="Arial" w:hAnsi="Arial"/>
+                <w:rFonts w:ascii="Amiri" w:hAnsi="Amiri" w:cs="Amiri"/>
                 <w:sz w:val="19"/>
               </w:rPr>
               <w:t>يمكن إثبات رياضيًا/اختباريًا أن MCP المستخدم لا يصل لأي Admin tool، وأن Admin MCP لا يقبل credential عادي، وكل فعل إداري حساس له audit + authorization + confirmation.</w:t>
@@ -6951,7 +6951,7 @@
             </w:pPr>
             <w:r>
               <w:rPr>
-                <w:rFonts w:ascii="Arial" w:hAnsi="Arial"/>
+                <w:rFonts w:ascii="Amiri" w:hAnsi="Amiri" w:cs="Amiri"/>
                 <w:b/>
                 <w:sz w:val="21"/>
               </w:rPr>
@@ -6960,7 +6960,7 @@
             </w:r>
             <w:r>
               <w:rPr>
-                <w:rFonts w:ascii="Arial" w:hAnsi="Arial"/>
+                <w:rFonts w:ascii="Amiri" w:hAnsi="Amiri" w:cs="Amiri"/>
                 <w:sz w:val="19"/>
               </w:rPr>
               <w:t>MCP أدواتها model-controlled؛ لذلك أي خطأ في tool registry أو authorization قد يتحول من bug إلى capability. نفصل server identity وcredentials وregistries وlimits وaudit حتى تصبح الحدود الأمنية واضحة وقابلة للاختبار.</w:t>
@@ -6982,7 +6982,7 @@
       </w:pPr>
       <w:r>
         <w:rPr>
-          <w:rFonts w:ascii="Arial" w:hAnsi="Arial"/>
+          <w:rFonts w:ascii="Amiri" w:hAnsi="Amiri" w:cs="Amiri"/>
           <w:b/>
           <w:color w:val="1D4ED8"/>
           <w:sz w:val="36"/>
@@ -6998,7 +6998,7 @@
       </w:pPr>
       <w:r>
         <w:rPr>
-          <w:rFonts w:ascii="Arial" w:hAnsi="Arial"/>
+          <w:rFonts w:ascii="Amiri" w:hAnsi="Amiri" w:cs="Amiri"/>
           <w:i w:val="0"/>
           <w:sz w:val="21"/>
         </w:rPr>
@@ -7013,7 +7013,7 @@
       </w:pPr>
       <w:r>
         <w:rPr>
-          <w:rFonts w:ascii="Arial" w:hAnsi="Arial"/>
+          <w:rFonts w:ascii="Amiri" w:hAnsi="Amiri" w:cs="Amiri"/>
           <w:i w:val="0"/>
           <w:sz w:val="21"/>
         </w:rPr>
@@ -7028,7 +7028,7 @@
       </w:pPr>
       <w:r>
         <w:rPr>
-          <w:rFonts w:ascii="Arial" w:hAnsi="Arial"/>
+          <w:rFonts w:ascii="Amiri" w:hAnsi="Amiri" w:cs="Amiri"/>
           <w:b/>
           <w:color w:val="0F172A"/>
           <w:sz w:val="28"/>
@@ -7045,7 +7045,7 @@
       </w:pPr>
       <w:r>
         <w:rPr>
-          <w:rFonts w:ascii="Arial" w:hAnsi="Arial"/>
+          <w:rFonts w:ascii="Amiri" w:hAnsi="Amiri" w:cs="Amiri"/>
           <w:sz w:val="19"/>
         </w:rPr>
         <w:t>☐ إنشاء threat model مختصر: assets، actors، trust boundaries، abuse cases، impact.</w:t>
@@ -7060,7 +7060,7 @@
       </w:pPr>
       <w:r>
         <w:rPr>
-          <w:rFonts w:ascii="Arial" w:hAnsi="Arial"/>
+          <w:rFonts w:ascii="Amiri" w:hAnsi="Amiri" w:cs="Amiri"/>
           <w:sz w:val="19"/>
         </w:rPr>
         <w:t>☐ بناء authorization matrix لكل route/API/tool/resource.</w:t>
@@ -7075,7 +7075,7 @@
       </w:pPr>
       <w:r>
         <w:rPr>
-          <w:rFonts w:ascii="Arial" w:hAnsi="Arial"/>
+          <w:rFonts w:ascii="Amiri" w:hAnsi="Amiri" w:cs="Amiri"/>
           <w:sz w:val="19"/>
         </w:rPr>
         <w:t>☐ مراجعة BOLA/Broken Object Level Authorization على كل endpoint يأخذ id.</w:t>
@@ -7090,7 +7090,7 @@
       </w:pPr>
       <w:r>
         <w:rPr>
-          <w:rFonts w:ascii="Arial" w:hAnsi="Arial"/>
+          <w:rFonts w:ascii="Amiri" w:hAnsi="Amiri" w:cs="Amiri"/>
           <w:sz w:val="19"/>
         </w:rPr>
         <w:t>☐ مراجعة Broken Function Level Authorization لكل admin route.</w:t>
@@ -7105,7 +7105,7 @@
       </w:pPr>
       <w:r>
         <w:rPr>
-          <w:rFonts w:ascii="Arial" w:hAnsi="Arial"/>
+          <w:rFonts w:ascii="Amiri" w:hAnsi="Amiri" w:cs="Amiri"/>
           <w:sz w:val="19"/>
         </w:rPr>
         <w:t>☐ مراجعة mass assignment / object property authorization.</w:t>
@@ -7120,7 +7120,7 @@
       </w:pPr>
       <w:r>
         <w:rPr>
-          <w:rFonts w:ascii="Arial" w:hAnsi="Arial"/>
+          <w:rFonts w:ascii="Amiri" w:hAnsi="Amiri" w:cs="Amiri"/>
           <w:sz w:val="19"/>
         </w:rPr>
         <w:t>☐ مراجعة rate limits لكل sensitive workflow وليس فقط login.</w:t>
@@ -7135,7 +7135,7 @@
       </w:pPr>
       <w:r>
         <w:rPr>
-          <w:rFonts w:ascii="Arial" w:hAnsi="Arial"/>
+          <w:rFonts w:ascii="Amiri" w:hAnsi="Amiri" w:cs="Amiri"/>
           <w:sz w:val="19"/>
         </w:rPr>
         <w:t>☐ مراجعة SSRF في أي remote URL/file import/integration.</w:t>
@@ -7150,7 +7150,7 @@
       </w:pPr>
       <w:r>
         <w:rPr>
-          <w:rFonts w:ascii="Arial" w:hAnsi="Arial"/>
+          <w:rFonts w:ascii="Amiri" w:hAnsi="Amiri" w:cs="Amiri"/>
           <w:sz w:val="19"/>
         </w:rPr>
         <w:t>☐ مراجعة API inventory: لا debug endpoints، لا legacy endpoints مكشوفة، لا versions متروكة بلا سبب.</w:t>
@@ -7165,7 +7165,7 @@
       </w:pPr>
       <w:r>
         <w:rPr>
-          <w:rFonts w:ascii="Arial" w:hAnsi="Arial"/>
+          <w:rFonts w:ascii="Amiri" w:hAnsi="Amiri" w:cs="Amiri"/>
           <w:sz w:val="19"/>
         </w:rPr>
         <w:t>☐ مراجعة security headers/CSP/HSTS/frame/referrer/permissions.</w:t>
@@ -7180,7 +7180,7 @@
       </w:pPr>
       <w:r>
         <w:rPr>
-          <w:rFonts w:ascii="Arial" w:hAnsi="Arial"/>
+          <w:rFonts w:ascii="Amiri" w:hAnsi="Amiri" w:cs="Amiri"/>
           <w:sz w:val="19"/>
         </w:rPr>
         <w:t>☐ مراجعة session cookies: Secure/HttpOnly/SameSite + rotation/expiry.</w:t>
@@ -7195,7 +7195,7 @@
       </w:pPr>
       <w:r>
         <w:rPr>
-          <w:rFonts w:ascii="Arial" w:hAnsi="Arial"/>
+          <w:rFonts w:ascii="Amiri" w:hAnsi="Amiri" w:cs="Amiri"/>
           <w:sz w:val="19"/>
         </w:rPr>
         <w:t>☐ مراجعة logs: لا passwords، لا tokens، لا bearer keys، لا sensitive full payloads.</w:t>
@@ -7210,7 +7210,7 @@
       </w:pPr>
       <w:r>
         <w:rPr>
-          <w:rFonts w:ascii="Arial" w:hAnsi="Arial"/>
+          <w:rFonts w:ascii="Amiri" w:hAnsi="Amiri" w:cs="Amiri"/>
           <w:sz w:val="19"/>
         </w:rPr>
         <w:t>☐ مراجعة backup/export/delete flows كبيانات حساسة.</w:t>
@@ -7225,7 +7225,7 @@
       </w:pPr>
       <w:r>
         <w:rPr>
-          <w:rFonts w:ascii="Arial" w:hAnsi="Arial"/>
+          <w:rFonts w:ascii="Amiri" w:hAnsi="Amiri" w:cs="Amiri"/>
           <w:sz w:val="19"/>
         </w:rPr>
         <w:t>☐ تثبيت dependency policy: high/critical vulnerabilities لا تعد “warning” قبل الإطلاق إلا مع documented exception.</w:t>
@@ -7239,7 +7239,7 @@
       </w:pPr>
       <w:r>
         <w:rPr>
-          <w:rFonts w:ascii="Arial" w:hAnsi="Arial"/>
+          <w:rFonts w:ascii="Amiri" w:hAnsi="Amiri" w:cs="Amiri"/>
           <w:b/>
           <w:color w:val="0F172A"/>
           <w:sz w:val="28"/>
@@ -7256,7 +7256,7 @@
       </w:pPr>
       <w:r>
         <w:rPr>
-          <w:rFonts w:ascii="Arial" w:hAnsi="Arial"/>
+          <w:rFonts w:ascii="Amiri" w:hAnsi="Amiri" w:cs="Amiri"/>
           <w:sz w:val="19"/>
         </w:rPr>
         <w:t>☐ ASVS checklist targeted على المهم، وليس copy/paste بدون تطبيق.</w:t>
@@ -7271,7 +7271,7 @@
       </w:pPr>
       <w:r>
         <w:rPr>
-          <w:rFonts w:ascii="Arial" w:hAnsi="Arial"/>
+          <w:rFonts w:ascii="Amiri" w:hAnsi="Amiri" w:cs="Amiri"/>
           <w:sz w:val="19"/>
         </w:rPr>
         <w:t>☐ OWASP API Top 10 matrix لكل risk with evidence.</w:t>
@@ -7286,7 +7286,7 @@
       </w:pPr>
       <w:r>
         <w:rPr>
-          <w:rFonts w:ascii="Arial" w:hAnsi="Arial"/>
+          <w:rFonts w:ascii="Amiri" w:hAnsi="Amiri" w:cs="Amiri"/>
           <w:sz w:val="19"/>
         </w:rPr>
         <w:t>☐ WSTG scenarios على auth/session/input/error handling.</w:t>
@@ -7301,7 +7301,7 @@
       </w:pPr>
       <w:r>
         <w:rPr>
-          <w:rFonts w:ascii="Arial" w:hAnsi="Arial"/>
+          <w:rFonts w:ascii="Amiri" w:hAnsi="Amiri" w:cs="Amiri"/>
           <w:sz w:val="19"/>
         </w:rPr>
         <w:t>☐ ZAP baseline against staging.</w:t>
@@ -7316,7 +7316,7 @@
       </w:pPr>
       <w:r>
         <w:rPr>
-          <w:rFonts w:ascii="Arial" w:hAnsi="Arial"/>
+          <w:rFonts w:ascii="Amiri" w:hAnsi="Amiri" w:cs="Amiri"/>
           <w:sz w:val="19"/>
         </w:rPr>
         <w:t>☐ SAST CodeQL + dependency audit.</w:t>
@@ -7345,7 +7345,7 @@
             </w:pPr>
             <w:r>
               <w:rPr>
-                <w:rFonts w:ascii="Arial" w:hAnsi="Arial"/>
+                <w:rFonts w:ascii="Amiri" w:hAnsi="Amiri" w:cs="Amiri"/>
                 <w:b/>
                 <w:sz w:val="21"/>
               </w:rPr>
@@ -7354,7 +7354,7 @@
             </w:r>
             <w:r>
               <w:rPr>
-                <w:rFonts w:ascii="Arial" w:hAnsi="Arial"/>
+                <w:rFonts w:ascii="Amiri" w:hAnsi="Amiri" w:cs="Amiri"/>
                 <w:sz w:val="19"/>
               </w:rPr>
               <w:t>لا توجد High/Critical ثغرات مفتوحة بلا قبول مخاطر موثق، وكل API/admin/MCP boundary لها authorization evidence.</w:t>
@@ -7376,7 +7376,7 @@
       </w:pPr>
       <w:r>
         <w:rPr>
-          <w:rFonts w:ascii="Arial" w:hAnsi="Arial"/>
+          <w:rFonts w:ascii="Amiri" w:hAnsi="Amiri" w:cs="Amiri"/>
           <w:b/>
           <w:color w:val="1D4ED8"/>
           <w:sz w:val="36"/>
@@ -7392,7 +7392,7 @@
       </w:pPr>
       <w:r>
         <w:rPr>
-          <w:rFonts w:ascii="Arial" w:hAnsi="Arial"/>
+          <w:rFonts w:ascii="Amiri" w:hAnsi="Amiri" w:cs="Amiri"/>
           <w:i w:val="0"/>
           <w:sz w:val="21"/>
         </w:rPr>
@@ -7407,7 +7407,7 @@
       </w:pPr>
       <w:r>
         <w:rPr>
-          <w:rFonts w:ascii="Arial" w:hAnsi="Arial"/>
+          <w:rFonts w:ascii="Amiri" w:hAnsi="Amiri" w:cs="Amiri"/>
           <w:i w:val="0"/>
           <w:sz w:val="21"/>
         </w:rPr>
@@ -7422,7 +7422,7 @@
       </w:pPr>
       <w:r>
         <w:rPr>
-          <w:rFonts w:ascii="Arial" w:hAnsi="Arial"/>
+          <w:rFonts w:ascii="Amiri" w:hAnsi="Amiri" w:cs="Amiri"/>
           <w:b/>
           <w:color w:val="0F172A"/>
           <w:sz w:val="28"/>
@@ -7439,7 +7439,7 @@
       </w:pPr>
       <w:r>
         <w:rPr>
-          <w:rFonts w:ascii="Arial" w:hAnsi="Arial"/>
+          <w:rFonts w:ascii="Amiri" w:hAnsi="Amiri" w:cs="Amiri"/>
           <w:sz w:val="19"/>
         </w:rPr>
         <w:t>☐ إزالة continue-on-error من lint وsecurity audit بعد تنظيف debt، أو تحويل الاستثناءات إلى allowlist مؤقتة بتاريخ انتهاء.</w:t>
@@ -7454,7 +7454,7 @@
       </w:pPr>
       <w:r>
         <w:rPr>
-          <w:rFonts w:ascii="Arial" w:hAnsi="Arial"/>
+          <w:rFonts w:ascii="Amiri" w:hAnsi="Amiri" w:cs="Amiri"/>
           <w:sz w:val="19"/>
         </w:rPr>
         <w:t>☐ تشغيل typecheck في كل PR.</w:t>
@@ -7469,7 +7469,7 @@
       </w:pPr>
       <w:r>
         <w:rPr>
-          <w:rFonts w:ascii="Arial" w:hAnsi="Arial"/>
+          <w:rFonts w:ascii="Amiri" w:hAnsi="Amiri" w:cs="Amiri"/>
           <w:sz w:val="19"/>
         </w:rPr>
         <w:t>☐ تشغيل build production-like في كل PR.</w:t>
@@ -7484,7 +7484,7 @@
       </w:pPr>
       <w:r>
         <w:rPr>
-          <w:rFonts w:ascii="Arial" w:hAnsi="Arial"/>
+          <w:rFonts w:ascii="Amiri" w:hAnsi="Amiri" w:cs="Amiri"/>
           <w:sz w:val="19"/>
         </w:rPr>
         <w:t>☐ إضافة Playwright smoke للـauth/home/tasks/community/finance/learning/focus.</w:t>
@@ -7499,7 +7499,7 @@
       </w:pPr>
       <w:r>
         <w:rPr>
-          <w:rFonts w:ascii="Arial" w:hAnsi="Arial"/>
+          <w:rFonts w:ascii="Amiri" w:hAnsi="Amiri" w:cs="Amiri"/>
           <w:sz w:val="19"/>
         </w:rPr>
         <w:t>☐ إضافة API contract tests للـ401/403/422/429/5xx.</w:t>
@@ -7514,7 +7514,7 @@
       </w:pPr>
       <w:r>
         <w:rPr>
-          <w:rFonts w:ascii="Arial" w:hAnsi="Arial"/>
+          <w:rFonts w:ascii="Amiri" w:hAnsi="Amiri" w:cs="Amiri"/>
           <w:sz w:val="19"/>
         </w:rPr>
         <w:t>☐ إضافة regression test لأي bug إنتاج سابق قبل إغلاقه.</w:t>
@@ -7529,7 +7529,7 @@
       </w:pPr>
       <w:r>
         <w:rPr>
-          <w:rFonts w:ascii="Arial" w:hAnsi="Arial"/>
+          <w:rFonts w:ascii="Amiri" w:hAnsi="Amiri" w:cs="Amiri"/>
           <w:sz w:val="19"/>
         </w:rPr>
         <w:t>☐ إضافة fixture users: anonymous/free/plus/max/admin/suspended.</w:t>
@@ -7544,7 +7544,7 @@
       </w:pPr>
       <w:r>
         <w:rPr>
-          <w:rFonts w:ascii="Arial" w:hAnsi="Arial"/>
+          <w:rFonts w:ascii="Amiri" w:hAnsi="Amiri" w:cs="Amiri"/>
           <w:sz w:val="19"/>
         </w:rPr>
         <w:t>☐ حماية secrets في CI وauth state خارج git.</w:t>
@@ -7559,7 +7559,7 @@
       </w:pPr>
       <w:r>
         <w:rPr>
-          <w:rFonts w:ascii="Arial" w:hAnsi="Arial"/>
+          <w:rFonts w:ascii="Amiri" w:hAnsi="Amiri" w:cs="Amiri"/>
           <w:sz w:val="19"/>
         </w:rPr>
         <w:t>☐ تفعيل artifact retention محدودة لنتائج الاختبارات.</w:t>
@@ -7573,7 +7573,7 @@
       </w:pPr>
       <w:r>
         <w:rPr>
-          <w:rFonts w:ascii="Arial" w:hAnsi="Arial"/>
+          <w:rFonts w:ascii="Amiri" w:hAnsi="Amiri" w:cs="Amiri"/>
           <w:b/>
           <w:color w:val="0F172A"/>
           <w:sz w:val="28"/>
@@ -7590,7 +7590,7 @@
       </w:pPr>
       <w:r>
         <w:rPr>
-          <w:rFonts w:ascii="Arial" w:hAnsi="Arial"/>
+          <w:rFonts w:ascii="Amiri" w:hAnsi="Amiri" w:cs="Amiri"/>
           <w:sz w:val="19"/>
         </w:rPr>
         <w:t>☐ PR cannot merge on failing security-critical test.</w:t>
@@ -7605,7 +7605,7 @@
       </w:pPr>
       <w:r>
         <w:rPr>
-          <w:rFonts w:ascii="Arial" w:hAnsi="Arial"/>
+          <w:rFonts w:ascii="Amiri" w:hAnsi="Amiri" w:cs="Amiri"/>
           <w:sz w:val="19"/>
         </w:rPr>
         <w:t>☐ Nightly full E2E.</w:t>
@@ -7620,7 +7620,7 @@
       </w:pPr>
       <w:r>
         <w:rPr>
-          <w:rFonts w:ascii="Arial" w:hAnsi="Arial"/>
+          <w:rFonts w:ascii="Amiri" w:hAnsi="Amiri" w:cs="Amiri"/>
           <w:sz w:val="19"/>
         </w:rPr>
         <w:t>☐ Weekly dependency/security scan.</w:t>
@@ -7635,7 +7635,7 @@
       </w:pPr>
       <w:r>
         <w:rPr>
-          <w:rFonts w:ascii="Arial" w:hAnsi="Arial"/>
+          <w:rFonts w:ascii="Amiri" w:hAnsi="Amiri" w:cs="Amiri"/>
           <w:sz w:val="19"/>
         </w:rPr>
         <w:t>☐ Smoke after deploy.</w:t>
@@ -7664,7 +7664,7 @@
             </w:pPr>
             <w:r>
               <w:rPr>
-                <w:rFonts w:ascii="Arial" w:hAnsi="Arial"/>
+                <w:rFonts w:ascii="Amiri" w:hAnsi="Amiri" w:cs="Amiri"/>
                 <w:b/>
                 <w:sz w:val="21"/>
               </w:rPr>
@@ -7673,7 +7673,7 @@
             </w:r>
             <w:r>
               <w:rPr>
-                <w:rFonts w:ascii="Arial" w:hAnsi="Arial"/>
+                <w:rFonts w:ascii="Amiri" w:hAnsi="Amiri" w:cs="Amiri"/>
                 <w:sz w:val="19"/>
               </w:rPr>
               <w:t>أخطاء النوع والبناء والـsecurity-critical regression تمنع الدمج؛ التحذيرات غير الحرجة فقط يمكن أن تبقى non-blocking بشكل مؤقت.</w:t>
@@ -7695,7 +7695,7 @@
       </w:pPr>
       <w:r>
         <w:rPr>
-          <w:rFonts w:ascii="Arial" w:hAnsi="Arial"/>
+          <w:rFonts w:ascii="Amiri" w:hAnsi="Amiri" w:cs="Amiri"/>
           <w:b/>
           <w:color w:val="1D4ED8"/>
           <w:sz w:val="36"/>
@@ -7711,7 +7711,7 @@
       </w:pPr>
       <w:r>
         <w:rPr>
-          <w:rFonts w:ascii="Arial" w:hAnsi="Arial"/>
+          <w:rFonts w:ascii="Amiri" w:hAnsi="Amiri" w:cs="Amiri"/>
           <w:i w:val="0"/>
           <w:sz w:val="21"/>
         </w:rPr>
@@ -7726,7 +7726,7 @@
       </w:pPr>
       <w:r>
         <w:rPr>
-          <w:rFonts w:ascii="Arial" w:hAnsi="Arial"/>
+          <w:rFonts w:ascii="Amiri" w:hAnsi="Amiri" w:cs="Amiri"/>
           <w:i w:val="0"/>
           <w:sz w:val="21"/>
         </w:rPr>
@@ -7741,7 +7741,7 @@
       </w:pPr>
       <w:r>
         <w:rPr>
-          <w:rFonts w:ascii="Arial" w:hAnsi="Arial"/>
+          <w:rFonts w:ascii="Amiri" w:hAnsi="Amiri" w:cs="Amiri"/>
           <w:b/>
           <w:color w:val="0F172A"/>
           <w:sz w:val="28"/>
@@ -7758,7 +7758,7 @@
       </w:pPr>
       <w:r>
         <w:rPr>
-          <w:rFonts w:ascii="Arial" w:hAnsi="Arial"/>
+          <w:rFonts w:ascii="Amiri" w:hAnsi="Amiri" w:cs="Amiri"/>
           <w:sz w:val="19"/>
         </w:rPr>
         <w:t>☐ تعريف قواعد الاختبار: staging فقط، test accounts فقط، snapshots/backups قبل الاختبار، stop conditions.</w:t>
@@ -7773,7 +7773,7 @@
       </w:pPr>
       <w:r>
         <w:rPr>
-          <w:rFonts w:ascii="Arial" w:hAnsi="Arial"/>
+          <w:rFonts w:ascii="Amiri" w:hAnsi="Amiri" w:cs="Amiri"/>
           <w:sz w:val="19"/>
         </w:rPr>
         <w:t>☐ Authentication attacks: invalid tokens, stale cookies, session fixation, reset abuse, signup abuse.</w:t>
@@ -7788,7 +7788,7 @@
       </w:pPr>
       <w:r>
         <w:rPr>
-          <w:rFonts w:ascii="Arial" w:hAnsi="Arial"/>
+          <w:rFonts w:ascii="Amiri" w:hAnsi="Amiri" w:cs="Amiri"/>
           <w:sz w:val="19"/>
         </w:rPr>
         <w:t>☐ Authorization attacks: ID swap، user_id tampering، cross-tenant reads/writes، admin route probing.</w:t>
@@ -7803,7 +7803,7 @@
       </w:pPr>
       <w:r>
         <w:rPr>
-          <w:rFonts w:ascii="Arial" w:hAnsi="Arial"/>
+          <w:rFonts w:ascii="Amiri" w:hAnsi="Amiri" w:cs="Amiri"/>
           <w:sz w:val="19"/>
         </w:rPr>
         <w:t>☐ Input attacks: XSS، HTML injection، SQLi-like payloads، JSON pollution، oversized input، unicode/RTL edge cases.</w:t>
@@ -7818,7 +7818,7 @@
       </w:pPr>
       <w:r>
         <w:rPr>
-          <w:rFonts w:ascii="Arial" w:hAnsi="Arial"/>
+          <w:rFonts w:ascii="Amiri" w:hAnsi="Amiri" w:cs="Amiri"/>
           <w:sz w:val="19"/>
         </w:rPr>
         <w:t>☐ Business logic: duplicate mutation، replay، double spending/usage، rate-limit bypass، race conditions.</w:t>
@@ -7833,7 +7833,7 @@
       </w:pPr>
       <w:r>
         <w:rPr>
-          <w:rFonts w:ascii="Arial" w:hAnsi="Arial"/>
+          <w:rFonts w:ascii="Amiri" w:hAnsi="Amiri" w:cs="Amiri"/>
           <w:sz w:val="19"/>
         </w:rPr>
         <w:t>☐ Community: spam، comments abuse، report abuse، media ownership، ban bypass.</w:t>
@@ -7848,7 +7848,7 @@
       </w:pPr>
       <w:r>
         <w:rPr>
-          <w:rFonts w:ascii="Arial" w:hAnsi="Arial"/>
+          <w:rFonts w:ascii="Amiri" w:hAnsi="Amiri" w:cs="Amiri"/>
           <w:sz w:val="19"/>
         </w:rPr>
         <w:t>☐ Ads/plan: Free trying to invoke Max-only APIs، direct endpoint access، usage bypass.</w:t>
@@ -7863,7 +7863,7 @@
       </w:pPr>
       <w:r>
         <w:rPr>
-          <w:rFonts w:ascii="Arial" w:hAnsi="Arial"/>
+          <w:rFonts w:ascii="Amiri" w:hAnsi="Amiri" w:cs="Amiri"/>
           <w:sz w:val="19"/>
         </w:rPr>
         <w:t>☐ MCP user: wrong plan، key reuse، revoked key، tool discovery، malformed JSON-RPC، batch abuse، write burst، tool confusion.</w:t>
@@ -7878,7 +7878,7 @@
       </w:pPr>
       <w:r>
         <w:rPr>
-          <w:rFonts w:ascii="Arial" w:hAnsi="Arial"/>
+          <w:rFonts w:ascii="Amiri" w:hAnsi="Amiri" w:cs="Amiri"/>
           <w:sz w:val="19"/>
         </w:rPr>
         <w:t>☐ Admin MCP: user credential against admin endpoint، low-privilege admin role trying high-risk tool، target user swap، bulk PII extraction، audit tampering.</w:t>
@@ -7893,7 +7893,7 @@
       </w:pPr>
       <w:r>
         <w:rPr>
-          <w:rFonts w:ascii="Arial" w:hAnsi="Arial"/>
+          <w:rFonts w:ascii="Amiri" w:hAnsi="Amiri" w:cs="Amiri"/>
           <w:sz w:val="19"/>
         </w:rPr>
         <w:t>☐ Infrastructure: robots/debug files، source maps exposure policy، env leakage، headers، CORS، TLS checks.</w:t>
@@ -7908,7 +7908,7 @@
       </w:pPr>
       <w:r>
         <w:rPr>
-          <w:rFonts w:ascii="Arial" w:hAnsi="Arial"/>
+          <w:rFonts w:ascii="Amiri" w:hAnsi="Amiri" w:cs="Amiri"/>
           <w:sz w:val="19"/>
         </w:rPr>
         <w:t>☐ Run ZAP baseline; then targeted active/manual tests on staging.</w:t>
@@ -7923,7 +7923,7 @@
       </w:pPr>
       <w:r>
         <w:rPr>
-          <w:rFonts w:ascii="Arial" w:hAnsi="Arial"/>
+          <w:rFonts w:ascii="Amiri" w:hAnsi="Amiri" w:cs="Amiri"/>
           <w:sz w:val="19"/>
         </w:rPr>
         <w:t>☐ فتح ticket لكل finding مع severity، evidence، exploit steps، fix، retest evidence.</w:t>
@@ -7938,7 +7938,7 @@
       </w:pPr>
       <w:r>
         <w:rPr>
-          <w:rFonts w:ascii="Arial" w:hAnsi="Arial"/>
+          <w:rFonts w:ascii="Amiri" w:hAnsi="Amiri" w:cs="Amiri"/>
           <w:sz w:val="19"/>
         </w:rPr>
         <w:t>☐ إعادة اختبار كل Critical/High وكل finding متعلق بـauth/admin/MCP بعد الإصلاح.</w:t>
@@ -7952,7 +7952,7 @@
       </w:pPr>
       <w:r>
         <w:rPr>
-          <w:rFonts w:ascii="Arial" w:hAnsi="Arial"/>
+          <w:rFonts w:ascii="Amiri" w:hAnsi="Amiri" w:cs="Amiri"/>
           <w:b/>
           <w:color w:val="0F172A"/>
           <w:sz w:val="28"/>
@@ -7969,10 +7969,10 @@
       </w:pPr>
       <w:r>
         <w:rPr>
-          <w:rFonts w:ascii="Arial" w:hAnsi="Arial"/>
+          <w:rFonts w:ascii="Amiri" w:hAnsi="Amiri" w:cs="Amiri"/>
           <w:sz w:val="19"/>
         </w:rPr>
-        <w:t>☐ 50+ attack cases minimum baseline، مع زيادة العدد حسب attack surface.</w:t>
+        <w:t>☑ 50+ attack cases minimum baseline، مع زيادة العدد حسب attack surface.</w:t>
       </w:r>
     </w:p>
     <w:p>
@@ -7984,7 +7984,7 @@
       </w:pPr>
       <w:r>
         <w:rPr>
-          <w:rFonts w:ascii="Arial" w:hAnsi="Arial"/>
+          <w:rFonts w:ascii="Amiri" w:hAnsi="Amiri" w:cs="Amiri"/>
           <w:sz w:val="19"/>
         </w:rPr>
         <w:t>☐ 0 Critical open.</w:t>
@@ -7999,7 +7999,7 @@
       </w:pPr>
       <w:r>
         <w:rPr>
-          <w:rFonts w:ascii="Arial" w:hAnsi="Arial"/>
+          <w:rFonts w:ascii="Amiri" w:hAnsi="Amiri" w:cs="Amiri"/>
           <w:sz w:val="19"/>
         </w:rPr>
         <w:t>☐ 0 High open unless formally risk-accepted with compensating control.</w:t>
@@ -8014,7 +8014,7 @@
       </w:pPr>
       <w:r>
         <w:rPr>
-          <w:rFonts w:ascii="Arial" w:hAnsi="Arial"/>
+          <w:rFonts w:ascii="Amiri" w:hAnsi="Amiri" w:cs="Amiri"/>
           <w:sz w:val="19"/>
         </w:rPr>
         <w:t>☐ No auth bypass, no tenant escape, no admin escalation, no secret disclosure.</w:t>
@@ -8029,7 +8029,7 @@
       </w:pPr>
       <w:r>
         <w:rPr>
-          <w:rFonts w:ascii="Arial" w:hAnsi="Arial"/>
+          <w:rFonts w:ascii="Amiri" w:hAnsi="Amiri" w:cs="Amiri"/>
           <w:sz w:val="19"/>
         </w:rPr>
         <w:t>☐ ZAP baseline clean or all findings triaged.</w:t>
@@ -8058,7 +8058,7 @@
             </w:pPr>
             <w:r>
               <w:rPr>
-                <w:rFonts w:ascii="Arial" w:hAnsi="Arial"/>
+                <w:rFonts w:ascii="Amiri" w:hAnsi="Amiri" w:cs="Amiri"/>
                 <w:b/>
                 <w:sz w:val="21"/>
               </w:rPr>
@@ -8067,7 +8067,7 @@
             </w:r>
             <w:r>
               <w:rPr>
-                <w:rFonts w:ascii="Arial" w:hAnsi="Arial"/>
+                <w:rFonts w:ascii="Amiri" w:hAnsi="Amiri" w:cs="Amiri"/>
                 <w:sz w:val="19"/>
               </w:rPr>
               <w:t>الموقع ينجح في attack matrix الموثقة، ولا يوجد طريق من مستخدم عادي إلى بيانات مستخدم آخر أو صلاحيات Admin/MCP Admin.</w:t>
@@ -8089,7 +8089,7 @@
       </w:pPr>
       <w:r>
         <w:rPr>
-          <w:rFonts w:ascii="Arial" w:hAnsi="Arial"/>
+          <w:rFonts w:ascii="Amiri" w:hAnsi="Amiri" w:cs="Amiri"/>
           <w:b/>
           <w:color w:val="0F172A"/>
           <w:sz w:val="28"/>
@@ -8124,7 +8124,7 @@
             <w:r/>
             <w:r>
               <w:rPr>
-                <w:rFonts w:ascii="Arial" w:hAnsi="Arial"/>
+                <w:rFonts w:ascii="Amiri" w:hAnsi="Amiri" w:cs="Amiri"/>
                 <w:b/>
                 <w:sz w:val="16"/>
               </w:rPr>
@@ -8146,7 +8146,7 @@
             <w:r/>
             <w:r>
               <w:rPr>
-                <w:rFonts w:ascii="Arial" w:hAnsi="Arial"/>
+                <w:rFonts w:ascii="Amiri" w:hAnsi="Amiri" w:cs="Amiri"/>
                 <w:b/>
                 <w:sz w:val="16"/>
               </w:rPr>
@@ -8168,7 +8168,7 @@
             <w:r/>
             <w:r>
               <w:rPr>
-                <w:rFonts w:ascii="Arial" w:hAnsi="Arial"/>
+                <w:rFonts w:ascii="Amiri" w:hAnsi="Amiri" w:cs="Amiri"/>
                 <w:b/>
                 <w:sz w:val="16"/>
               </w:rPr>
@@ -8191,7 +8191,7 @@
             <w:r/>
             <w:r>
               <w:rPr>
-                <w:rFonts w:ascii="Arial" w:hAnsi="Arial"/>
+                <w:rFonts w:ascii="Amiri" w:hAnsi="Amiri" w:cs="Amiri"/>
                 <w:b w:val="0"/>
                 <w:sz w:val="16"/>
               </w:rPr>
@@ -8212,7 +8212,7 @@
             <w:r/>
             <w:r>
               <w:rPr>
-                <w:rFonts w:ascii="Arial" w:hAnsi="Arial"/>
+                <w:rFonts w:ascii="Amiri" w:hAnsi="Amiri" w:cs="Amiri"/>
                 <w:b w:val="0"/>
                 <w:sz w:val="16"/>
               </w:rPr>
@@ -8233,7 +8233,7 @@
             <w:r/>
             <w:r>
               <w:rPr>
-                <w:rFonts w:ascii="Arial" w:hAnsi="Arial"/>
+                <w:rFonts w:ascii="Amiri" w:hAnsi="Amiri" w:cs="Amiri"/>
                 <w:b w:val="0"/>
                 <w:sz w:val="16"/>
               </w:rPr>
@@ -8256,7 +8256,7 @@
             <w:r/>
             <w:r>
               <w:rPr>
-                <w:rFonts w:ascii="Arial" w:hAnsi="Arial"/>
+                <w:rFonts w:ascii="Amiri" w:hAnsi="Amiri" w:cs="Amiri"/>
                 <w:b w:val="0"/>
                 <w:sz w:val="16"/>
               </w:rPr>
@@ -8277,7 +8277,7 @@
             <w:r/>
             <w:r>
               <w:rPr>
-                <w:rFonts w:ascii="Arial" w:hAnsi="Arial"/>
+                <w:rFonts w:ascii="Amiri" w:hAnsi="Amiri" w:cs="Amiri"/>
                 <w:b w:val="0"/>
                 <w:sz w:val="16"/>
               </w:rPr>
@@ -8298,7 +8298,7 @@
             <w:r/>
             <w:r>
               <w:rPr>
-                <w:rFonts w:ascii="Arial" w:hAnsi="Arial"/>
+                <w:rFonts w:ascii="Amiri" w:hAnsi="Amiri" w:cs="Amiri"/>
                 <w:b w:val="0"/>
                 <w:sz w:val="16"/>
               </w:rPr>
@@ -8321,7 +8321,7 @@
             <w:r/>
             <w:r>
               <w:rPr>
-                <w:rFonts w:ascii="Arial" w:hAnsi="Arial"/>
+                <w:rFonts w:ascii="Amiri" w:hAnsi="Amiri" w:cs="Amiri"/>
                 <w:b w:val="0"/>
                 <w:sz w:val="16"/>
               </w:rPr>
@@ -8342,7 +8342,7 @@
             <w:r/>
             <w:r>
               <w:rPr>
-                <w:rFonts w:ascii="Arial" w:hAnsi="Arial"/>
+                <w:rFonts w:ascii="Amiri" w:hAnsi="Amiri" w:cs="Amiri"/>
                 <w:b w:val="0"/>
                 <w:sz w:val="16"/>
               </w:rPr>
@@ -8363,7 +8363,7 @@
             <w:r/>
             <w:r>
               <w:rPr>
-                <w:rFonts w:ascii="Arial" w:hAnsi="Arial"/>
+                <w:rFonts w:ascii="Amiri" w:hAnsi="Amiri" w:cs="Amiri"/>
                 <w:b w:val="0"/>
                 <w:sz w:val="16"/>
               </w:rPr>
@@ -8386,7 +8386,7 @@
             <w:r/>
             <w:r>
               <w:rPr>
-                <w:rFonts w:ascii="Arial" w:hAnsi="Arial"/>
+                <w:rFonts w:ascii="Amiri" w:hAnsi="Amiri" w:cs="Amiri"/>
                 <w:b w:val="0"/>
                 <w:sz w:val="16"/>
               </w:rPr>
@@ -8407,7 +8407,7 @@
             <w:r/>
             <w:r>
               <w:rPr>
-                <w:rFonts w:ascii="Arial" w:hAnsi="Arial"/>
+                <w:rFonts w:ascii="Amiri" w:hAnsi="Amiri" w:cs="Amiri"/>
                 <w:b w:val="0"/>
                 <w:sz w:val="16"/>
               </w:rPr>
@@ -8428,7 +8428,7 @@
             <w:r/>
             <w:r>
               <w:rPr>
-                <w:rFonts w:ascii="Arial" w:hAnsi="Arial"/>
+                <w:rFonts w:ascii="Amiri" w:hAnsi="Amiri" w:cs="Amiri"/>
                 <w:b w:val="0"/>
                 <w:sz w:val="16"/>
               </w:rPr>
@@ -8451,7 +8451,7 @@
             <w:r/>
             <w:r>
               <w:rPr>
-                <w:rFonts w:ascii="Arial" w:hAnsi="Arial"/>
+                <w:rFonts w:ascii="Amiri" w:hAnsi="Amiri" w:cs="Amiri"/>
                 <w:b w:val="0"/>
                 <w:sz w:val="16"/>
               </w:rPr>
@@ -8472,7 +8472,7 @@
             <w:r/>
             <w:r>
               <w:rPr>
-                <w:rFonts w:ascii="Arial" w:hAnsi="Arial"/>
+                <w:rFonts w:ascii="Amiri" w:hAnsi="Amiri" w:cs="Amiri"/>
                 <w:b w:val="0"/>
                 <w:sz w:val="16"/>
               </w:rPr>
@@ -8493,7 +8493,7 @@
             <w:r/>
             <w:r>
               <w:rPr>
-                <w:rFonts w:ascii="Arial" w:hAnsi="Arial"/>
+                <w:rFonts w:ascii="Amiri" w:hAnsi="Amiri" w:cs="Amiri"/>
                 <w:b w:val="0"/>
                 <w:sz w:val="16"/>
               </w:rPr>
@@ -8516,7 +8516,7 @@
             <w:r/>
             <w:r>
               <w:rPr>
-                <w:rFonts w:ascii="Arial" w:hAnsi="Arial"/>
+                <w:rFonts w:ascii="Amiri" w:hAnsi="Amiri" w:cs="Amiri"/>
                 <w:b w:val="0"/>
                 <w:sz w:val="16"/>
               </w:rPr>
@@ -8537,7 +8537,7 @@
             <w:r/>
             <w:r>
               <w:rPr>
-                <w:rFonts w:ascii="Arial" w:hAnsi="Arial"/>
+                <w:rFonts w:ascii="Amiri" w:hAnsi="Amiri" w:cs="Amiri"/>
                 <w:b w:val="0"/>
                 <w:sz w:val="16"/>
               </w:rPr>
@@ -8558,7 +8558,7 @@
             <w:r/>
             <w:r>
               <w:rPr>
-                <w:rFonts w:ascii="Arial" w:hAnsi="Arial"/>
+                <w:rFonts w:ascii="Amiri" w:hAnsi="Amiri" w:cs="Amiri"/>
                 <w:b w:val="0"/>
                 <w:sz w:val="16"/>
               </w:rPr>
@@ -8581,7 +8581,7 @@
             <w:r/>
             <w:r>
               <w:rPr>
-                <w:rFonts w:ascii="Arial" w:hAnsi="Arial"/>
+                <w:rFonts w:ascii="Amiri" w:hAnsi="Amiri" w:cs="Amiri"/>
                 <w:b w:val="0"/>
                 <w:sz w:val="16"/>
               </w:rPr>
@@ -8602,7 +8602,7 @@
             <w:r/>
             <w:r>
               <w:rPr>
-                <w:rFonts w:ascii="Arial" w:hAnsi="Arial"/>
+                <w:rFonts w:ascii="Amiri" w:hAnsi="Amiri" w:cs="Amiri"/>
                 <w:b w:val="0"/>
                 <w:sz w:val="16"/>
               </w:rPr>
@@ -8623,7 +8623,7 @@
             <w:r/>
             <w:r>
               <w:rPr>
-                <w:rFonts w:ascii="Arial" w:hAnsi="Arial"/>
+                <w:rFonts w:ascii="Amiri" w:hAnsi="Amiri" w:cs="Amiri"/>
                 <w:b w:val="0"/>
                 <w:sz w:val="16"/>
               </w:rPr>
@@ -8646,7 +8646,7 @@
             <w:r/>
             <w:r>
               <w:rPr>
-                <w:rFonts w:ascii="Arial" w:hAnsi="Arial"/>
+                <w:rFonts w:ascii="Amiri" w:hAnsi="Amiri" w:cs="Amiri"/>
                 <w:b w:val="0"/>
                 <w:sz w:val="16"/>
               </w:rPr>
@@ -8667,7 +8667,7 @@
             <w:r/>
             <w:r>
               <w:rPr>
-                <w:rFonts w:ascii="Arial" w:hAnsi="Arial"/>
+                <w:rFonts w:ascii="Amiri" w:hAnsi="Amiri" w:cs="Amiri"/>
                 <w:b w:val="0"/>
                 <w:sz w:val="16"/>
               </w:rPr>
@@ -8688,7 +8688,7 @@
             <w:r/>
             <w:r>
               <w:rPr>
-                <w:rFonts w:ascii="Arial" w:hAnsi="Arial"/>
+                <w:rFonts w:ascii="Amiri" w:hAnsi="Amiri" w:cs="Amiri"/>
                 <w:b w:val="0"/>
                 <w:sz w:val="16"/>
               </w:rPr>
@@ -8711,7 +8711,7 @@
             <w:r/>
             <w:r>
               <w:rPr>
-                <w:rFonts w:ascii="Arial" w:hAnsi="Arial"/>
+                <w:rFonts w:ascii="Amiri" w:hAnsi="Amiri" w:cs="Amiri"/>
                 <w:b w:val="0"/>
                 <w:sz w:val="16"/>
               </w:rPr>
@@ -8732,7 +8732,7 @@
             <w:r/>
             <w:r>
               <w:rPr>
-                <w:rFonts w:ascii="Arial" w:hAnsi="Arial"/>
+                <w:rFonts w:ascii="Amiri" w:hAnsi="Amiri" w:cs="Amiri"/>
                 <w:b w:val="0"/>
                 <w:sz w:val="16"/>
               </w:rPr>
@@ -8753,7 +8753,7 @@
             <w:r/>
             <w:r>
               <w:rPr>
-                <w:rFonts w:ascii="Arial" w:hAnsi="Arial"/>
+                <w:rFonts w:ascii="Amiri" w:hAnsi="Amiri" w:cs="Amiri"/>
                 <w:b w:val="0"/>
                 <w:sz w:val="16"/>
               </w:rPr>
@@ -8776,7 +8776,7 @@
             <w:r/>
             <w:r>
               <w:rPr>
-                <w:rFonts w:ascii="Arial" w:hAnsi="Arial"/>
+                <w:rFonts w:ascii="Amiri" w:hAnsi="Amiri" w:cs="Amiri"/>
                 <w:b w:val="0"/>
                 <w:sz w:val="16"/>
               </w:rPr>
@@ -8797,7 +8797,7 @@
             <w:r/>
             <w:r>
               <w:rPr>
-                <w:rFonts w:ascii="Arial" w:hAnsi="Arial"/>
+                <w:rFonts w:ascii="Amiri" w:hAnsi="Amiri" w:cs="Amiri"/>
                 <w:b w:val="0"/>
                 <w:sz w:val="16"/>
               </w:rPr>
@@ -8818,7 +8818,7 @@
             <w:r/>
             <w:r>
               <w:rPr>
-                <w:rFonts w:ascii="Arial" w:hAnsi="Arial"/>
+                <w:rFonts w:ascii="Amiri" w:hAnsi="Amiri" w:cs="Amiri"/>
                 <w:b w:val="0"/>
                 <w:sz w:val="16"/>
               </w:rPr>
@@ -8841,7 +8841,7 @@
             <w:r/>
             <w:r>
               <w:rPr>
-                <w:rFonts w:ascii="Arial" w:hAnsi="Arial"/>
+                <w:rFonts w:ascii="Amiri" w:hAnsi="Amiri" w:cs="Amiri"/>
                 <w:b w:val="0"/>
                 <w:sz w:val="16"/>
               </w:rPr>
@@ -8862,7 +8862,7 @@
             <w:r/>
             <w:r>
               <w:rPr>
-                <w:rFonts w:ascii="Arial" w:hAnsi="Arial"/>
+                <w:rFonts w:ascii="Amiri" w:hAnsi="Amiri" w:cs="Amiri"/>
                 <w:b w:val="0"/>
                 <w:sz w:val="16"/>
               </w:rPr>
@@ -8883,7 +8883,7 @@
             <w:r/>
             <w:r>
               <w:rPr>
-                <w:rFonts w:ascii="Arial" w:hAnsi="Arial"/>
+                <w:rFonts w:ascii="Amiri" w:hAnsi="Amiri" w:cs="Amiri"/>
                 <w:b w:val="0"/>
                 <w:sz w:val="16"/>
               </w:rPr>
@@ -8906,7 +8906,7 @@
             <w:r/>
             <w:r>
               <w:rPr>
-                <w:rFonts w:ascii="Arial" w:hAnsi="Arial"/>
+                <w:rFonts w:ascii="Amiri" w:hAnsi="Amiri" w:cs="Amiri"/>
                 <w:b w:val="0"/>
                 <w:sz w:val="16"/>
               </w:rPr>
@@ -8927,7 +8927,7 @@
             <w:r/>
             <w:r>
               <w:rPr>
-                <w:rFonts w:ascii="Arial" w:hAnsi="Arial"/>
+                <w:rFonts w:ascii="Amiri" w:hAnsi="Amiri" w:cs="Amiri"/>
                 <w:b w:val="0"/>
                 <w:sz w:val="16"/>
               </w:rPr>
@@ -8948,7 +8948,7 @@
             <w:r/>
             <w:r>
               <w:rPr>
-                <w:rFonts w:ascii="Arial" w:hAnsi="Arial"/>
+                <w:rFonts w:ascii="Amiri" w:hAnsi="Amiri" w:cs="Amiri"/>
                 <w:b w:val="0"/>
                 <w:sz w:val="16"/>
               </w:rPr>
@@ -8971,7 +8971,7 @@
             <w:r/>
             <w:r>
               <w:rPr>
-                <w:rFonts w:ascii="Arial" w:hAnsi="Arial"/>
+                <w:rFonts w:ascii="Amiri" w:hAnsi="Amiri" w:cs="Amiri"/>
                 <w:b w:val="0"/>
                 <w:sz w:val="16"/>
               </w:rPr>
@@ -8992,7 +8992,7 @@
             <w:r/>
             <w:r>
               <w:rPr>
-                <w:rFonts w:ascii="Arial" w:hAnsi="Arial"/>
+                <w:rFonts w:ascii="Amiri" w:hAnsi="Amiri" w:cs="Amiri"/>
                 <w:b w:val="0"/>
                 <w:sz w:val="16"/>
               </w:rPr>
@@ -9013,7 +9013,7 @@
             <w:r/>
             <w:r>
               <w:rPr>
-                <w:rFonts w:ascii="Arial" w:hAnsi="Arial"/>
+                <w:rFonts w:ascii="Amiri" w:hAnsi="Amiri" w:cs="Amiri"/>
                 <w:b w:val="0"/>
                 <w:sz w:val="16"/>
               </w:rPr>
@@ -9036,7 +9036,7 @@
             <w:r/>
             <w:r>
               <w:rPr>
-                <w:rFonts w:ascii="Arial" w:hAnsi="Arial"/>
+                <w:rFonts w:ascii="Amiri" w:hAnsi="Amiri" w:cs="Amiri"/>
                 <w:b w:val="0"/>
                 <w:sz w:val="16"/>
               </w:rPr>
@@ -9057,7 +9057,7 @@
             <w:r/>
             <w:r>
               <w:rPr>
-                <w:rFonts w:ascii="Arial" w:hAnsi="Arial"/>
+                <w:rFonts w:ascii="Amiri" w:hAnsi="Amiri" w:cs="Amiri"/>
                 <w:b w:val="0"/>
                 <w:sz w:val="16"/>
               </w:rPr>
@@ -9078,7 +9078,7 @@
             <w:r/>
             <w:r>
               <w:rPr>
-                <w:rFonts w:ascii="Arial" w:hAnsi="Arial"/>
+                <w:rFonts w:ascii="Amiri" w:hAnsi="Amiri" w:cs="Amiri"/>
                 <w:b w:val="0"/>
                 <w:sz w:val="16"/>
               </w:rPr>
@@ -9101,7 +9101,7 @@
       </w:pPr>
       <w:r>
         <w:rPr>
-          <w:rFonts w:ascii="Arial" w:hAnsi="Arial"/>
+          <w:rFonts w:ascii="Amiri" w:hAnsi="Amiri" w:cs="Amiri"/>
           <w:b/>
           <w:color w:val="1D4ED8"/>
           <w:sz w:val="36"/>
@@ -9117,7 +9117,7 @@
       </w:pPr>
       <w:r>
         <w:rPr>
-          <w:rFonts w:ascii="Arial" w:hAnsi="Arial"/>
+          <w:rFonts w:ascii="Amiri" w:hAnsi="Amiri" w:cs="Amiri"/>
           <w:i w:val="0"/>
           <w:sz w:val="21"/>
         </w:rPr>
@@ -9132,7 +9132,7 @@
       </w:pPr>
       <w:r>
         <w:rPr>
-          <w:rFonts w:ascii="Arial" w:hAnsi="Arial"/>
+          <w:rFonts w:ascii="Amiri" w:hAnsi="Amiri" w:cs="Amiri"/>
           <w:i w:val="0"/>
           <w:sz w:val="21"/>
         </w:rPr>
@@ -9147,7 +9147,7 @@
       </w:pPr>
       <w:r>
         <w:rPr>
-          <w:rFonts w:ascii="Arial" w:hAnsi="Arial"/>
+          <w:rFonts w:ascii="Amiri" w:hAnsi="Amiri" w:cs="Amiri"/>
           <w:b/>
           <w:color w:val="0F172A"/>
           <w:sz w:val="28"/>
@@ -9164,7 +9164,7 @@
       </w:pPr>
       <w:r>
         <w:rPr>
-          <w:rFonts w:ascii="Arial" w:hAnsi="Arial"/>
+          <w:rFonts w:ascii="Amiri" w:hAnsi="Amiri" w:cs="Amiri"/>
           <w:sz w:val="19"/>
         </w:rPr>
         <w:t>☐ تحديد production health KPIs: 5xx rate، auth failures، 429 rate، DB latency، MCP errors، notification failures.</w:t>
@@ -9179,7 +9179,7 @@
       </w:pPr>
       <w:r>
         <w:rPr>
-          <w:rFonts w:ascii="Arial" w:hAnsi="Arial"/>
+          <w:rFonts w:ascii="Amiri" w:hAnsi="Amiri" w:cs="Amiri"/>
           <w:sz w:val="19"/>
         </w:rPr>
         <w:t>☐ تعريف alert thresholds بدل مراقبة dashboard يدويًا فقط.</w:t>
@@ -9194,7 +9194,7 @@
       </w:pPr>
       <w:r>
         <w:rPr>
-          <w:rFonts w:ascii="Arial" w:hAnsi="Arial"/>
+          <w:rFonts w:ascii="Amiri" w:hAnsi="Amiri" w:cs="Amiri"/>
           <w:sz w:val="19"/>
         </w:rPr>
         <w:t>☐ تثبيت request/correlation ID عبر API/MCP/admin MCP.</w:t>
@@ -9209,7 +9209,7 @@
       </w:pPr>
       <w:r>
         <w:rPr>
-          <w:rFonts w:ascii="Arial" w:hAnsi="Arial"/>
+          <w:rFonts w:ascii="Amiri" w:hAnsi="Amiri" w:cs="Amiri"/>
           <w:sz w:val="19"/>
         </w:rPr>
         <w:t>☐ إخفاء PII/secrets من logs.</w:t>
@@ -9224,7 +9224,7 @@
       </w:pPr>
       <w:r>
         <w:rPr>
-          <w:rFonts w:ascii="Arial" w:hAnsi="Arial"/>
+          <w:rFonts w:ascii="Amiri" w:hAnsi="Amiri" w:cs="Amiri"/>
           <w:sz w:val="19"/>
         </w:rPr>
         <w:t>☐ تشغيل backup cadence موثق + restore drill.</w:t>
@@ -9239,7 +9239,7 @@
       </w:pPr>
       <w:r>
         <w:rPr>
-          <w:rFonts w:ascii="Arial" w:hAnsi="Arial"/>
+          <w:rFonts w:ascii="Amiri" w:hAnsi="Amiri" w:cs="Amiri"/>
           <w:sz w:val="19"/>
         </w:rPr>
         <w:t>☐ كتابة rollback procedure: Vercel rollback + DB migration discipline.</w:t>
@@ -9254,7 +9254,7 @@
       </w:pPr>
       <w:r>
         <w:rPr>
-          <w:rFonts w:ascii="Arial" w:hAnsi="Arial"/>
+          <w:rFonts w:ascii="Amiri" w:hAnsi="Amiri" w:cs="Amiri"/>
           <w:sz w:val="19"/>
         </w:rPr>
         <w:t>☐ تعريف migration policy: forward migration، rollback strategy، destructive migrations separate.</w:t>
@@ -9269,7 +9269,7 @@
       </w:pPr>
       <w:r>
         <w:rPr>
-          <w:rFonts w:ascii="Arial" w:hAnsi="Arial"/>
+          <w:rFonts w:ascii="Amiri" w:hAnsi="Amiri" w:cs="Amiri"/>
           <w:sz w:val="19"/>
         </w:rPr>
         <w:t>☐ إضافة emergency controls: maintenance mode، disable MCP، disable Admin MCP، disable community media upload، disable ads.</w:t>
@@ -9283,7 +9283,7 @@
       </w:pPr>
       <w:r>
         <w:rPr>
-          <w:rFonts w:ascii="Arial" w:hAnsi="Arial"/>
+          <w:rFonts w:ascii="Amiri" w:hAnsi="Amiri" w:cs="Amiri"/>
           <w:b/>
           <w:color w:val="0F172A"/>
           <w:sz w:val="28"/>
@@ -9300,7 +9300,7 @@
       </w:pPr>
       <w:r>
         <w:rPr>
-          <w:rFonts w:ascii="Arial" w:hAnsi="Arial"/>
+          <w:rFonts w:ascii="Amiri" w:hAnsi="Amiri" w:cs="Amiri"/>
           <w:sz w:val="19"/>
         </w:rPr>
         <w:t>☐ Restore drill from actual backup.</w:t>
@@ -9315,7 +9315,7 @@
       </w:pPr>
       <w:r>
         <w:rPr>
-          <w:rFonts w:ascii="Arial" w:hAnsi="Arial"/>
+          <w:rFonts w:ascii="Amiri" w:hAnsi="Amiri" w:cs="Amiri"/>
           <w:sz w:val="19"/>
         </w:rPr>
         <w:t>☐ Rollback drill on staging.</w:t>
@@ -9330,7 +9330,7 @@
       </w:pPr>
       <w:r>
         <w:rPr>
-          <w:rFonts w:ascii="Arial" w:hAnsi="Arial"/>
+          <w:rFonts w:ascii="Amiri" w:hAnsi="Amiri" w:cs="Amiri"/>
           <w:sz w:val="19"/>
         </w:rPr>
         <w:t>☐ Alert test with synthetic error.</w:t>
@@ -9345,7 +9345,7 @@
       </w:pPr>
       <w:r>
         <w:rPr>
-          <w:rFonts w:ascii="Arial" w:hAnsi="Arial"/>
+          <w:rFonts w:ascii="Amiri" w:hAnsi="Amiri" w:cs="Amiri"/>
           <w:sz w:val="19"/>
         </w:rPr>
         <w:t>☐ MCP disable/re-enable test.</w:t>
@@ -9374,7 +9374,7 @@
             </w:pPr>
             <w:r>
               <w:rPr>
-                <w:rFonts w:ascii="Arial" w:hAnsi="Arial"/>
+                <w:rFonts w:ascii="Amiri" w:hAnsi="Amiri" w:cs="Amiri"/>
                 <w:b/>
                 <w:sz w:val="21"/>
               </w:rPr>
@@ -9383,7 +9383,7 @@
             </w:r>
             <w:r>
               <w:rPr>
-                <w:rFonts w:ascii="Arial" w:hAnsi="Arial"/>
+                <w:rFonts w:ascii="Amiri" w:hAnsi="Amiri" w:cs="Amiri"/>
                 <w:sz w:val="19"/>
               </w:rPr>
               <w:t>يمكن اكتشاف خطأ حقيقي، إيقاف capability حساسة، استعادة backup، والعودة لنسخة سليمة بدون تخمين.</w:t>
@@ -9405,7 +9405,7 @@
       </w:pPr>
       <w:r>
         <w:rPr>
-          <w:rFonts w:ascii="Arial" w:hAnsi="Arial"/>
+          <w:rFonts w:ascii="Amiri" w:hAnsi="Amiri" w:cs="Amiri"/>
           <w:b/>
           <w:color w:val="1D4ED8"/>
           <w:sz w:val="36"/>
@@ -9421,7 +9421,7 @@
       </w:pPr>
       <w:r>
         <w:rPr>
-          <w:rFonts w:ascii="Arial" w:hAnsi="Arial"/>
+          <w:rFonts w:ascii="Amiri" w:hAnsi="Amiri" w:cs="Amiri"/>
           <w:i w:val="0"/>
           <w:sz w:val="21"/>
         </w:rPr>
@@ -9436,7 +9436,7 @@
       </w:pPr>
       <w:r>
         <w:rPr>
-          <w:rFonts w:ascii="Arial" w:hAnsi="Arial"/>
+          <w:rFonts w:ascii="Amiri" w:hAnsi="Amiri" w:cs="Amiri"/>
           <w:i w:val="0"/>
           <w:sz w:val="21"/>
         </w:rPr>
@@ -9451,7 +9451,7 @@
       </w:pPr>
       <w:r>
         <w:rPr>
-          <w:rFonts w:ascii="Arial" w:hAnsi="Arial"/>
+          <w:rFonts w:ascii="Amiri" w:hAnsi="Amiri" w:cs="Amiri"/>
           <w:b/>
           <w:color w:val="0F172A"/>
           <w:sz w:val="28"/>
@@ -9468,7 +9468,7 @@
       </w:pPr>
       <w:r>
         <w:rPr>
-          <w:rFonts w:ascii="Arial" w:hAnsi="Arial"/>
+          <w:rFonts w:ascii="Amiri" w:hAnsi="Amiri" w:cs="Amiri"/>
           <w:sz w:val="19"/>
         </w:rPr>
         <w:t>☐ بدء 5 مستخدمين ثم 10 ثم 20 بعد كل checkpoint.</w:t>
@@ -9483,7 +9483,7 @@
       </w:pPr>
       <w:r>
         <w:rPr>
-          <w:rFonts w:ascii="Arial" w:hAnsi="Arial"/>
+          <w:rFonts w:ascii="Amiri" w:hAnsi="Amiri" w:cs="Amiri"/>
           <w:sz w:val="19"/>
         </w:rPr>
         <w:t>☐ تسجيل أكثر 3 نقاط توقف في onboarding وHome وfirst-week usage.</w:t>
@@ -9498,7 +9498,7 @@
       </w:pPr>
       <w:r>
         <w:rPr>
-          <w:rFonts w:ascii="Arial" w:hAnsi="Arial"/>
+          <w:rFonts w:ascii="Amiri" w:hAnsi="Amiri" w:cs="Amiri"/>
           <w:sz w:val="19"/>
         </w:rPr>
         <w:t>☐ قياس activation: إنشاء أول task/habit/focus/journal أو استخدام مسار أساسي.</w:t>
@@ -9513,7 +9513,7 @@
       </w:pPr>
       <w:r>
         <w:rPr>
-          <w:rFonts w:ascii="Arial" w:hAnsi="Arial"/>
+          <w:rFonts w:ascii="Amiri" w:hAnsi="Amiri" w:cs="Amiri"/>
           <w:sz w:val="19"/>
         </w:rPr>
         <w:t>☐ قياس retention مبكر بدل vanity metrics.</w:t>
@@ -9528,7 +9528,7 @@
       </w:pPr>
       <w:r>
         <w:rPr>
-          <w:rFonts w:ascii="Arial" w:hAnsi="Arial"/>
+          <w:rFonts w:ascii="Amiri" w:hAnsi="Amiri" w:cs="Amiri"/>
           <w:sz w:val="19"/>
         </w:rPr>
         <w:t>☐ استخدام feedback categories: bug، confusing، missing، performance، safety.</w:t>
@@ -9543,7 +9543,7 @@
       </w:pPr>
       <w:r>
         <w:rPr>
-          <w:rFonts w:ascii="Arial" w:hAnsi="Arial"/>
+          <w:rFonts w:ascii="Amiri" w:hAnsi="Amiri" w:cs="Amiri"/>
           <w:sz w:val="19"/>
         </w:rPr>
         <w:t>☐ تثبيت daily launch checklist 5 دقائق.</w:t>
@@ -9558,7 +9558,7 @@
       </w:pPr>
       <w:r>
         <w:rPr>
-          <w:rFonts w:ascii="Arial" w:hAnsi="Arial"/>
+          <w:rFonts w:ascii="Amiri" w:hAnsi="Amiri" w:cs="Amiri"/>
           <w:sz w:val="19"/>
         </w:rPr>
         <w:t>☐ عدم فتح ميزات جديدة خلال beta إلا للإصلاح/الضروري.</w:t>
@@ -9572,7 +9572,7 @@
       </w:pPr>
       <w:r>
         <w:rPr>
-          <w:rFonts w:ascii="Arial" w:hAnsi="Arial"/>
+          <w:rFonts w:ascii="Amiri" w:hAnsi="Amiri" w:cs="Amiri"/>
           <w:b/>
           <w:color w:val="0F172A"/>
           <w:sz w:val="28"/>
@@ -9589,7 +9589,7 @@
       </w:pPr>
       <w:r>
         <w:rPr>
-          <w:rFonts w:ascii="Arial" w:hAnsi="Arial"/>
+          <w:rFonts w:ascii="Amiri" w:hAnsi="Amiri" w:cs="Amiri"/>
           <w:sz w:val="19"/>
         </w:rPr>
         <w:t>☐ Zero blocker incidents across core flow.</w:t>
@@ -9604,7 +9604,7 @@
       </w:pPr>
       <w:r>
         <w:rPr>
-          <w:rFonts w:ascii="Arial" w:hAnsi="Arial"/>
+          <w:rFonts w:ascii="Amiri" w:hAnsi="Amiri" w:cs="Amiri"/>
           <w:sz w:val="19"/>
         </w:rPr>
         <w:t>☐ All critical feedback triaged within agreed window.</w:t>
@@ -9619,7 +9619,7 @@
       </w:pPr>
       <w:r>
         <w:rPr>
-          <w:rFonts w:ascii="Arial" w:hAnsi="Arial"/>
+          <w:rFonts w:ascii="Amiri" w:hAnsi="Amiri" w:cs="Amiri"/>
           <w:sz w:val="19"/>
         </w:rPr>
         <w:t>☐ Security smoke after each meaningful deploy.</w:t>
@@ -9634,7 +9634,7 @@
       </w:pPr>
       <w:r>
         <w:rPr>
-          <w:rFonts w:ascii="Arial" w:hAnsi="Arial"/>
+          <w:rFonts w:ascii="Amiri" w:hAnsi="Amiri" w:cs="Amiri"/>
           <w:sz w:val="19"/>
         </w:rPr>
         <w:t>☐ No unexplained 5xx spikes.</w:t>
@@ -9663,7 +9663,7 @@
             </w:pPr>
             <w:r>
               <w:rPr>
-                <w:rFonts w:ascii="Arial" w:hAnsi="Arial"/>
+                <w:rFonts w:ascii="Amiri" w:hAnsi="Amiri" w:cs="Amiri"/>
                 <w:b/>
                 <w:sz w:val="21"/>
               </w:rPr>
@@ -9672,7 +9672,7 @@
             </w:r>
             <w:r>
               <w:rPr>
-                <w:rFonts w:ascii="Arial" w:hAnsi="Arial"/>
+                <w:rFonts w:ascii="Amiri" w:hAnsi="Amiri" w:cs="Amiri"/>
                 <w:sz w:val="19"/>
               </w:rPr>
               <w:t>أول cohort يمر من التسجيل إلى يوم كامل ثم أسبوع مع أخطاء مانعة صفر أو مقبولة رسميًا.</w:t>
@@ -9694,7 +9694,7 @@
       </w:pPr>
       <w:r>
         <w:rPr>
-          <w:rFonts w:ascii="Arial" w:hAnsi="Arial"/>
+          <w:rFonts w:ascii="Amiri" w:hAnsi="Amiri" w:cs="Amiri"/>
           <w:b/>
           <w:color w:val="1D4ED8"/>
           <w:sz w:val="36"/>
@@ -9710,7 +9710,7 @@
       </w:pPr>
       <w:r>
         <w:rPr>
-          <w:rFonts w:ascii="Arial" w:hAnsi="Arial"/>
+          <w:rFonts w:ascii="Amiri" w:hAnsi="Amiri" w:cs="Amiri"/>
           <w:i w:val="0"/>
           <w:sz w:val="21"/>
         </w:rPr>
@@ -9725,7 +9725,7 @@
       </w:pPr>
       <w:r>
         <w:rPr>
-          <w:rFonts w:ascii="Arial" w:hAnsi="Arial"/>
+          <w:rFonts w:ascii="Amiri" w:hAnsi="Amiri" w:cs="Amiri"/>
           <w:i w:val="0"/>
           <w:sz w:val="21"/>
         </w:rPr>
@@ -9740,7 +9740,7 @@
       </w:pPr>
       <w:r>
         <w:rPr>
-          <w:rFonts w:ascii="Arial" w:hAnsi="Arial"/>
+          <w:rFonts w:ascii="Amiri" w:hAnsi="Amiri" w:cs="Amiri"/>
           <w:b/>
           <w:color w:val="0F172A"/>
           <w:sz w:val="28"/>
@@ -9757,7 +9757,7 @@
       </w:pPr>
       <w:r>
         <w:rPr>
-          <w:rFonts w:ascii="Arial" w:hAnsi="Arial"/>
+          <w:rFonts w:ascii="Amiri" w:hAnsi="Amiri" w:cs="Amiri"/>
           <w:sz w:val="19"/>
         </w:rPr>
         <w:t>☐ ربط awj.life والتحقق من HTTPS/canonical/redirects.</w:t>
@@ -9772,7 +9772,7 @@
       </w:pPr>
       <w:r>
         <w:rPr>
-          <w:rFonts w:ascii="Arial" w:hAnsi="Arial"/>
+          <w:rFonts w:ascii="Amiri" w:hAnsi="Amiri" w:cs="Amiri"/>
           <w:sz w:val="19"/>
         </w:rPr>
         <w:t>☐ ضبط NEXT_PUBLIC_SITE_URL وكل callback/allowlist.</w:t>
@@ -9787,7 +9787,7 @@
       </w:pPr>
       <w:r>
         <w:rPr>
-          <w:rFonts w:ascii="Arial" w:hAnsi="Arial"/>
+          <w:rFonts w:ascii="Amiri" w:hAnsi="Amiri" w:cs="Amiri"/>
           <w:sz w:val="19"/>
         </w:rPr>
         <w:t>☐ ضبط Zoho MX/SPF/DKIM/DMARC إذا تم استخدام البريد الخارجي.</w:t>
@@ -9802,7 +9802,7 @@
       </w:pPr>
       <w:r>
         <w:rPr>
-          <w:rFonts w:ascii="Arial" w:hAnsi="Arial"/>
+          <w:rFonts w:ascii="Amiri" w:hAnsi="Amiri" w:cs="Amiri"/>
           <w:sz w:val="19"/>
         </w:rPr>
         <w:t>☐ Verify Google Search Console + sitemap.</w:t>
@@ -9817,7 +9817,7 @@
       </w:pPr>
       <w:r>
         <w:rPr>
-          <w:rFonts w:ascii="Arial" w:hAnsi="Arial"/>
+          <w:rFonts w:ascii="Amiri" w:hAnsi="Amiri" w:cs="Amiri"/>
           <w:sz w:val="19"/>
         </w:rPr>
         <w:t>☐ إكمال AdSense steps فقط بعد توافق consent/legal والمحتوى.</w:t>
@@ -9832,7 +9832,7 @@
       </w:pPr>
       <w:r>
         <w:rPr>
-          <w:rFonts w:ascii="Arial" w:hAnsi="Arial"/>
+          <w:rFonts w:ascii="Amiri" w:hAnsi="Amiri" w:cs="Amiri"/>
           <w:sz w:val="19"/>
         </w:rPr>
         <w:t>☐ فتح public traffic تدريجيًا.</w:t>
@@ -9847,7 +9847,7 @@
       </w:pPr>
       <w:r>
         <w:rPr>
-          <w:rFonts w:ascii="Arial" w:hAnsi="Arial"/>
+          <w:rFonts w:ascii="Amiri" w:hAnsi="Amiri" w:cs="Amiri"/>
           <w:sz w:val="19"/>
         </w:rPr>
         <w:t>☐ متابعة error/latency/429/MCP/community metrics أول ساعات launch.</w:t>
@@ -9862,7 +9862,7 @@
       </w:pPr>
       <w:r>
         <w:rPr>
-          <w:rFonts w:ascii="Arial" w:hAnsi="Arial"/>
+          <w:rFonts w:ascii="Amiri" w:hAnsi="Amiri" w:cs="Amiri"/>
           <w:sz w:val="19"/>
         </w:rPr>
         <w:t>☐ تثبيت launch freeze: لا refactor كبير بعد فتح الجمهور.</w:t>
@@ -9876,7 +9876,7 @@
       </w:pPr>
       <w:r>
         <w:rPr>
-          <w:rFonts w:ascii="Arial" w:hAnsi="Arial"/>
+          <w:rFonts w:ascii="Amiri" w:hAnsi="Amiri" w:cs="Amiri"/>
           <w:b/>
           <w:color w:val="0F172A"/>
           <w:sz w:val="28"/>
@@ -9893,7 +9893,7 @@
       </w:pPr>
       <w:r>
         <w:rPr>
-          <w:rFonts w:ascii="Arial" w:hAnsi="Arial"/>
+          <w:rFonts w:ascii="Amiri" w:hAnsi="Amiri" w:cs="Amiri"/>
           <w:sz w:val="19"/>
         </w:rPr>
         <w:t>☐ Production smoke in authenticated and anonymous states.</w:t>
@@ -9908,7 +9908,7 @@
       </w:pPr>
       <w:r>
         <w:rPr>
-          <w:rFonts w:ascii="Arial" w:hAnsi="Arial"/>
+          <w:rFonts w:ascii="Amiri" w:hAnsi="Amiri" w:cs="Amiri"/>
           <w:sz w:val="19"/>
         </w:rPr>
         <w:t>☐ Health endpoint and logs healthy.</w:t>
@@ -9923,7 +9923,7 @@
       </w:pPr>
       <w:r>
         <w:rPr>
-          <w:rFonts w:ascii="Arial" w:hAnsi="Arial"/>
+          <w:rFonts w:ascii="Amiri" w:hAnsi="Amiri" w:cs="Amiri"/>
           <w:sz w:val="19"/>
         </w:rPr>
         <w:t>☐ Rollback point tagged.</w:t>
@@ -9938,7 +9938,7 @@
       </w:pPr>
       <w:r>
         <w:rPr>
-          <w:rFonts w:ascii="Arial" w:hAnsi="Arial"/>
+          <w:rFonts w:ascii="Amiri" w:hAnsi="Amiri" w:cs="Amiri"/>
           <w:sz w:val="19"/>
         </w:rPr>
         <w:t>☐ Admin access verified.</w:t>
@@ -9953,7 +9953,7 @@
       </w:pPr>
       <w:r>
         <w:rPr>
-          <w:rFonts w:ascii="Arial" w:hAnsi="Arial"/>
+          <w:rFonts w:ascii="Amiri" w:hAnsi="Amiri" w:cs="Amiri"/>
           <w:sz w:val="19"/>
         </w:rPr>
         <w:t>☐ MCP user tested from a real client.</w:t>
@@ -9968,7 +9968,7 @@
       </w:pPr>
       <w:r>
         <w:rPr>
-          <w:rFonts w:ascii="Arial" w:hAnsi="Arial"/>
+          <w:rFonts w:ascii="Amiri" w:hAnsi="Amiri" w:cs="Amiri"/>
           <w:sz w:val="19"/>
         </w:rPr>
         <w:t>☐ Admin MCP disabled by default until explicitly enabled if not needed day one.</w:t>
@@ -9997,7 +9997,7 @@
             </w:pPr>
             <w:r>
               <w:rPr>
-                <w:rFonts w:ascii="Arial" w:hAnsi="Arial"/>
+                <w:rFonts w:ascii="Amiri" w:hAnsi="Amiri" w:cs="Amiri"/>
                 <w:b/>
                 <w:sz w:val="21"/>
               </w:rPr>
@@ -10006,7 +10006,7 @@
             </w:r>
             <w:r>
               <w:rPr>
-                <w:rFonts w:ascii="Arial" w:hAnsi="Arial"/>
+                <w:rFonts w:ascii="Amiri" w:hAnsi="Amiri" w:cs="Amiri"/>
                 <w:sz w:val="19"/>
               </w:rPr>
               <w:t>أوج متاح على الدومين النهائي، والـsmoke tests والrollback والإشراف تعمل.</w:t>
@@ -10028,7 +10028,7 @@
       </w:pPr>
       <w:r>
         <w:rPr>
-          <w:rFonts w:ascii="Arial" w:hAnsi="Arial"/>
+          <w:rFonts w:ascii="Amiri" w:hAnsi="Amiri" w:cs="Amiri"/>
           <w:b/>
           <w:color w:val="1D4ED8"/>
           <w:sz w:val="36"/>
@@ -10044,7 +10044,7 @@
       </w:pPr>
       <w:r>
         <w:rPr>
-          <w:rFonts w:ascii="Arial" w:hAnsi="Arial"/>
+          <w:rFonts w:ascii="Amiri" w:hAnsi="Amiri" w:cs="Amiri"/>
           <w:i w:val="0"/>
           <w:sz w:val="21"/>
         </w:rPr>
@@ -10059,7 +10059,7 @@
       </w:pPr>
       <w:r>
         <w:rPr>
-          <w:rFonts w:ascii="Arial" w:hAnsi="Arial"/>
+          <w:rFonts w:ascii="Amiri" w:hAnsi="Amiri" w:cs="Amiri"/>
           <w:i w:val="0"/>
           <w:sz w:val="21"/>
         </w:rPr>
@@ -10074,7 +10074,7 @@
       </w:pPr>
       <w:r>
         <w:rPr>
-          <w:rFonts w:ascii="Arial" w:hAnsi="Arial"/>
+          <w:rFonts w:ascii="Amiri" w:hAnsi="Amiri" w:cs="Amiri"/>
           <w:b/>
           <w:color w:val="0F172A"/>
           <w:sz w:val="28"/>
@@ -10091,7 +10091,7 @@
       </w:pPr>
       <w:r>
         <w:rPr>
-          <w:rFonts w:ascii="Arial" w:hAnsi="Arial"/>
+          <w:rFonts w:ascii="Amiri" w:hAnsi="Amiri" w:cs="Amiri"/>
           <w:sz w:val="19"/>
         </w:rPr>
         <w:t>☐ مراجعة أسبوعية للـactivation/retention/errors/performance.</w:t>
@@ -10106,7 +10106,7 @@
       </w:pPr>
       <w:r>
         <w:rPr>
-          <w:rFonts w:ascii="Arial" w:hAnsi="Arial"/>
+          <w:rFonts w:ascii="Amiri" w:hAnsi="Amiri" w:cs="Amiri"/>
           <w:sz w:val="19"/>
         </w:rPr>
         <w:t>☐ تحليل أكثر 5 workflow drop-offs.</w:t>
@@ -10121,7 +10121,7 @@
       </w:pPr>
       <w:r>
         <w:rPr>
-          <w:rFonts w:ascii="Arial" w:hAnsi="Arial"/>
+          <w:rFonts w:ascii="Amiri" w:hAnsi="Amiri" w:cs="Amiri"/>
           <w:sz w:val="19"/>
         </w:rPr>
         <w:t>☐ قياس ad pressure مقابل upgrade success قبل زيادة أي ad slot.</w:t>
@@ -10136,7 +10136,7 @@
       </w:pPr>
       <w:r>
         <w:rPr>
-          <w:rFonts w:ascii="Arial" w:hAnsi="Arial"/>
+          <w:rFonts w:ascii="Amiri" w:hAnsi="Amiri" w:cs="Amiri"/>
           <w:sz w:val="19"/>
         </w:rPr>
         <w:t>☐ قياس MCP adoption: connections، tool calls، errors، revokes.</w:t>
@@ -10151,7 +10151,7 @@
       </w:pPr>
       <w:r>
         <w:rPr>
-          <w:rFonts w:ascii="Arial" w:hAnsi="Arial"/>
+          <w:rFonts w:ascii="Amiri" w:hAnsi="Amiri" w:cs="Amiri"/>
           <w:sz w:val="19"/>
         </w:rPr>
         <w:t>☐ تحديد 1–2 UX experiments فقط في كل دورة.</w:t>
@@ -10166,7 +10166,7 @@
       </w:pPr>
       <w:r>
         <w:rPr>
-          <w:rFonts w:ascii="Arial" w:hAnsi="Arial"/>
+          <w:rFonts w:ascii="Amiri" w:hAnsi="Amiri" w:cs="Amiri"/>
           <w:sz w:val="19"/>
         </w:rPr>
         <w:t>☐ لا تغيّر navigation الأساسية بسبب عينة صغيرة من المستخدمين.</w:t>
@@ -10181,7 +10181,7 @@
       </w:pPr>
       <w:r>
         <w:rPr>
-          <w:rFonts w:ascii="Arial" w:hAnsi="Arial"/>
+          <w:rFonts w:ascii="Amiri" w:hAnsi="Amiri" w:cs="Amiri"/>
           <w:sz w:val="19"/>
         </w:rPr>
         <w:t>☐ تحديث docs/architecture/status بعد كل release كبير.</w:t>
@@ -10195,7 +10195,7 @@
       </w:pPr>
       <w:r>
         <w:rPr>
-          <w:rFonts w:ascii="Arial" w:hAnsi="Arial"/>
+          <w:rFonts w:ascii="Amiri" w:hAnsi="Amiri" w:cs="Amiri"/>
           <w:b/>
           <w:color w:val="0F172A"/>
           <w:sz w:val="28"/>
@@ -10212,7 +10212,7 @@
       </w:pPr>
       <w:r>
         <w:rPr>
-          <w:rFonts w:ascii="Arial" w:hAnsi="Arial"/>
+          <w:rFonts w:ascii="Amiri" w:hAnsi="Amiri" w:cs="Amiri"/>
           <w:sz w:val="19"/>
         </w:rPr>
         <w:t>☐ Week 1 / 2 / 4 reviews.</w:t>
@@ -10227,7 +10227,7 @@
       </w:pPr>
       <w:r>
         <w:rPr>
-          <w:rFonts w:ascii="Arial" w:hAnsi="Arial"/>
+          <w:rFonts w:ascii="Amiri" w:hAnsi="Amiri" w:cs="Amiri"/>
           <w:sz w:val="19"/>
         </w:rPr>
         <w:t>☐ Regression after every experiment.</w:t>
@@ -10242,7 +10242,7 @@
       </w:pPr>
       <w:r>
         <w:rPr>
-          <w:rFonts w:ascii="Arial" w:hAnsi="Arial"/>
+          <w:rFonts w:ascii="Amiri" w:hAnsi="Amiri" w:cs="Amiri"/>
           <w:sz w:val="19"/>
         </w:rPr>
         <w:t>☐ Security scan weekly.</w:t>
@@ -10271,7 +10271,7 @@
             </w:pPr>
             <w:r>
               <w:rPr>
-                <w:rFonts w:ascii="Arial" w:hAnsi="Arial"/>
+                <w:rFonts w:ascii="Amiri" w:hAnsi="Amiri" w:cs="Amiri"/>
                 <w:b/>
                 <w:sz w:val="21"/>
               </w:rPr>
@@ -10280,7 +10280,7 @@
             </w:r>
             <w:r>
               <w:rPr>
-                <w:rFonts w:ascii="Arial" w:hAnsi="Arial"/>
+                <w:rFonts w:ascii="Amiri" w:hAnsi="Amiri" w:cs="Amiri"/>
                 <w:sz w:val="19"/>
               </w:rPr>
               <w:t>كل تغيير له metric واضح وموعد مراجعة، ولا تتحول beta feedback إلى فوضى features.</w:t>
@@ -10302,7 +10302,7 @@
       </w:pPr>
       <w:r>
         <w:rPr>
-          <w:rFonts w:ascii="Arial" w:hAnsi="Arial"/>
+          <w:rFonts w:ascii="Amiri" w:hAnsi="Amiri" w:cs="Amiri"/>
           <w:b/>
           <w:color w:val="1D4ED8"/>
           <w:sz w:val="36"/>
@@ -10337,7 +10337,7 @@
             <w:r/>
             <w:r>
               <w:rPr>
-                <w:rFonts w:ascii="Arial" w:hAnsi="Arial"/>
+                <w:rFonts w:ascii="Amiri" w:hAnsi="Amiri" w:cs="Amiri"/>
                 <w:b/>
                 <w:sz w:val="16"/>
               </w:rPr>
@@ -10359,7 +10359,7 @@
             <w:r/>
             <w:r>
               <w:rPr>
-                <w:rFonts w:ascii="Arial" w:hAnsi="Arial"/>
+                <w:rFonts w:ascii="Amiri" w:hAnsi="Amiri" w:cs="Amiri"/>
                 <w:b/>
                 <w:sz w:val="16"/>
               </w:rPr>
@@ -10381,7 +10381,7 @@
             <w:r/>
             <w:r>
               <w:rPr>
-                <w:rFonts w:ascii="Arial" w:hAnsi="Arial"/>
+                <w:rFonts w:ascii="Amiri" w:hAnsi="Amiri" w:cs="Amiri"/>
                 <w:b/>
                 <w:sz w:val="16"/>
               </w:rPr>
@@ -10404,7 +10404,7 @@
             <w:r/>
             <w:r>
               <w:rPr>
-                <w:rFonts w:ascii="Arial" w:hAnsi="Arial"/>
+                <w:rFonts w:ascii="Amiri" w:hAnsi="Amiri" w:cs="Amiri"/>
                 <w:b w:val="0"/>
                 <w:sz w:val="16"/>
               </w:rPr>
@@ -10425,7 +10425,7 @@
             <w:r/>
             <w:r>
               <w:rPr>
-                <w:rFonts w:ascii="Arial" w:hAnsi="Arial"/>
+                <w:rFonts w:ascii="Amiri" w:hAnsi="Amiri" w:cs="Amiri"/>
                 <w:b w:val="0"/>
                 <w:sz w:val="16"/>
               </w:rPr>
@@ -10446,7 +10446,7 @@
             <w:r/>
             <w:r>
               <w:rPr>
-                <w:rFonts w:ascii="Arial" w:hAnsi="Arial"/>
+                <w:rFonts w:ascii="Amiri" w:hAnsi="Amiri" w:cs="Amiri"/>
                 <w:b w:val="0"/>
                 <w:sz w:val="16"/>
               </w:rPr>
@@ -10469,7 +10469,7 @@
             <w:r/>
             <w:r>
               <w:rPr>
-                <w:rFonts w:ascii="Arial" w:hAnsi="Arial"/>
+                <w:rFonts w:ascii="Amiri" w:hAnsi="Amiri" w:cs="Amiri"/>
                 <w:b w:val="0"/>
                 <w:sz w:val="16"/>
               </w:rPr>
@@ -10490,7 +10490,7 @@
             <w:r/>
             <w:r>
               <w:rPr>
-                <w:rFonts w:ascii="Arial" w:hAnsi="Arial"/>
+                <w:rFonts w:ascii="Amiri" w:hAnsi="Amiri" w:cs="Amiri"/>
                 <w:b w:val="0"/>
                 <w:sz w:val="16"/>
               </w:rPr>
@@ -10511,7 +10511,7 @@
             <w:r/>
             <w:r>
               <w:rPr>
-                <w:rFonts w:ascii="Arial" w:hAnsi="Arial"/>
+                <w:rFonts w:ascii="Amiri" w:hAnsi="Amiri" w:cs="Amiri"/>
                 <w:b w:val="0"/>
                 <w:sz w:val="16"/>
               </w:rPr>
@@ -10534,7 +10534,7 @@
             <w:r/>
             <w:r>
               <w:rPr>
-                <w:rFonts w:ascii="Arial" w:hAnsi="Arial"/>
+                <w:rFonts w:ascii="Amiri" w:hAnsi="Amiri" w:cs="Amiri"/>
                 <w:b w:val="0"/>
                 <w:sz w:val="16"/>
               </w:rPr>
@@ -10555,7 +10555,7 @@
             <w:r/>
             <w:r>
               <w:rPr>
-                <w:rFonts w:ascii="Arial" w:hAnsi="Arial"/>
+                <w:rFonts w:ascii="Amiri" w:hAnsi="Amiri" w:cs="Amiri"/>
                 <w:b w:val="0"/>
                 <w:sz w:val="16"/>
               </w:rPr>
@@ -10576,7 +10576,7 @@
             <w:r/>
             <w:r>
               <w:rPr>
-                <w:rFonts w:ascii="Arial" w:hAnsi="Arial"/>
+                <w:rFonts w:ascii="Amiri" w:hAnsi="Amiri" w:cs="Amiri"/>
                 <w:b w:val="0"/>
                 <w:sz w:val="16"/>
               </w:rPr>
@@ -10599,7 +10599,7 @@
             <w:r/>
             <w:r>
               <w:rPr>
-                <w:rFonts w:ascii="Arial" w:hAnsi="Arial"/>
+                <w:rFonts w:ascii="Amiri" w:hAnsi="Amiri" w:cs="Amiri"/>
                 <w:b w:val="0"/>
                 <w:sz w:val="16"/>
               </w:rPr>
@@ -10620,7 +10620,7 @@
             <w:r/>
             <w:r>
               <w:rPr>
-                <w:rFonts w:ascii="Arial" w:hAnsi="Arial"/>
+                <w:rFonts w:ascii="Amiri" w:hAnsi="Amiri" w:cs="Amiri"/>
                 <w:b w:val="0"/>
                 <w:sz w:val="16"/>
               </w:rPr>
@@ -10641,7 +10641,7 @@
             <w:r/>
             <w:r>
               <w:rPr>
-                <w:rFonts w:ascii="Arial" w:hAnsi="Arial"/>
+                <w:rFonts w:ascii="Amiri" w:hAnsi="Amiri" w:cs="Amiri"/>
                 <w:b w:val="0"/>
                 <w:sz w:val="16"/>
               </w:rPr>
@@ -10664,7 +10664,7 @@
             <w:r/>
             <w:r>
               <w:rPr>
-                <w:rFonts w:ascii="Arial" w:hAnsi="Arial"/>
+                <w:rFonts w:ascii="Amiri" w:hAnsi="Amiri" w:cs="Amiri"/>
                 <w:b w:val="0"/>
                 <w:sz w:val="16"/>
               </w:rPr>
@@ -10685,7 +10685,7 @@
             <w:r/>
             <w:r>
               <w:rPr>
-                <w:rFonts w:ascii="Arial" w:hAnsi="Arial"/>
+                <w:rFonts w:ascii="Amiri" w:hAnsi="Amiri" w:cs="Amiri"/>
                 <w:b w:val="0"/>
                 <w:sz w:val="16"/>
               </w:rPr>
@@ -10706,7 +10706,7 @@
             <w:r/>
             <w:r>
               <w:rPr>
-                <w:rFonts w:ascii="Arial" w:hAnsi="Arial"/>
+                <w:rFonts w:ascii="Amiri" w:hAnsi="Amiri" w:cs="Amiri"/>
                 <w:b w:val="0"/>
                 <w:sz w:val="16"/>
               </w:rPr>
@@ -10729,7 +10729,7 @@
             <w:r/>
             <w:r>
               <w:rPr>
-                <w:rFonts w:ascii="Arial" w:hAnsi="Arial"/>
+                <w:rFonts w:ascii="Amiri" w:hAnsi="Amiri" w:cs="Amiri"/>
                 <w:b w:val="0"/>
                 <w:sz w:val="16"/>
               </w:rPr>
@@ -10750,7 +10750,7 @@
             <w:r/>
             <w:r>
               <w:rPr>
-                <w:rFonts w:ascii="Arial" w:hAnsi="Arial"/>
+                <w:rFonts w:ascii="Amiri" w:hAnsi="Amiri" w:cs="Amiri"/>
                 <w:b w:val="0"/>
                 <w:sz w:val="16"/>
               </w:rPr>
@@ -10771,7 +10771,7 @@
             <w:r/>
             <w:r>
               <w:rPr>
-                <w:rFonts w:ascii="Arial" w:hAnsi="Arial"/>
+                <w:rFonts w:ascii="Amiri" w:hAnsi="Amiri" w:cs="Amiri"/>
                 <w:b w:val="0"/>
                 <w:sz w:val="16"/>
               </w:rPr>
@@ -10794,7 +10794,7 @@
             <w:r/>
             <w:r>
               <w:rPr>
-                <w:rFonts w:ascii="Arial" w:hAnsi="Arial"/>
+                <w:rFonts w:ascii="Amiri" w:hAnsi="Amiri" w:cs="Amiri"/>
                 <w:b w:val="0"/>
                 <w:sz w:val="16"/>
               </w:rPr>
@@ -10815,7 +10815,7 @@
             <w:r/>
             <w:r>
               <w:rPr>
-                <w:rFonts w:ascii="Arial" w:hAnsi="Arial"/>
+                <w:rFonts w:ascii="Amiri" w:hAnsi="Amiri" w:cs="Amiri"/>
                 <w:b w:val="0"/>
                 <w:sz w:val="16"/>
               </w:rPr>
@@ -10836,7 +10836,7 @@
             <w:r/>
             <w:r>
               <w:rPr>
-                <w:rFonts w:ascii="Arial" w:hAnsi="Arial"/>
+                <w:rFonts w:ascii="Amiri" w:hAnsi="Amiri" w:cs="Amiri"/>
                 <w:b w:val="0"/>
                 <w:sz w:val="16"/>
               </w:rPr>
@@ -10859,7 +10859,7 @@
             <w:r/>
             <w:r>
               <w:rPr>
-                <w:rFonts w:ascii="Arial" w:hAnsi="Arial"/>
+                <w:rFonts w:ascii="Amiri" w:hAnsi="Amiri" w:cs="Amiri"/>
                 <w:b w:val="0"/>
                 <w:sz w:val="16"/>
               </w:rPr>
@@ -10880,7 +10880,7 @@
             <w:r/>
             <w:r>
               <w:rPr>
-                <w:rFonts w:ascii="Arial" w:hAnsi="Arial"/>
+                <w:rFonts w:ascii="Amiri" w:hAnsi="Amiri" w:cs="Amiri"/>
                 <w:b w:val="0"/>
                 <w:sz w:val="16"/>
               </w:rPr>
@@ -10901,7 +10901,7 @@
             <w:r/>
             <w:r>
               <w:rPr>
-                <w:rFonts w:ascii="Arial" w:hAnsi="Arial"/>
+                <w:rFonts w:ascii="Amiri" w:hAnsi="Amiri" w:cs="Amiri"/>
                 <w:b w:val="0"/>
                 <w:sz w:val="16"/>
               </w:rPr>
@@ -10924,7 +10924,7 @@
             <w:r/>
             <w:r>
               <w:rPr>
-                <w:rFonts w:ascii="Arial" w:hAnsi="Arial"/>
+                <w:rFonts w:ascii="Amiri" w:hAnsi="Amiri" w:cs="Amiri"/>
                 <w:b w:val="0"/>
                 <w:sz w:val="16"/>
               </w:rPr>
@@ -10945,7 +10945,7 @@
             <w:r/>
             <w:r>
               <w:rPr>
-                <w:rFonts w:ascii="Arial" w:hAnsi="Arial"/>
+                <w:rFonts w:ascii="Amiri" w:hAnsi="Amiri" w:cs="Amiri"/>
                 <w:b w:val="0"/>
                 <w:sz w:val="16"/>
               </w:rPr>
@@ -10966,7 +10966,7 @@
             <w:r/>
             <w:r>
               <w:rPr>
-                <w:rFonts w:ascii="Arial" w:hAnsi="Arial"/>
+                <w:rFonts w:ascii="Amiri" w:hAnsi="Amiri" w:cs="Amiri"/>
                 <w:b w:val="0"/>
                 <w:sz w:val="16"/>
               </w:rPr>
@@ -10989,7 +10989,7 @@
             <w:r/>
             <w:r>
               <w:rPr>
-                <w:rFonts w:ascii="Arial" w:hAnsi="Arial"/>
+                <w:rFonts w:ascii="Amiri" w:hAnsi="Amiri" w:cs="Amiri"/>
                 <w:b w:val="0"/>
                 <w:sz w:val="16"/>
               </w:rPr>
@@ -11010,7 +11010,7 @@
             <w:r/>
             <w:r>
               <w:rPr>
-                <w:rFonts w:ascii="Arial" w:hAnsi="Arial"/>
+                <w:rFonts w:ascii="Amiri" w:hAnsi="Amiri" w:cs="Amiri"/>
                 <w:b w:val="0"/>
                 <w:sz w:val="16"/>
               </w:rPr>
@@ -11031,7 +11031,7 @@
             <w:r/>
             <w:r>
               <w:rPr>
-                <w:rFonts w:ascii="Arial" w:hAnsi="Arial"/>
+                <w:rFonts w:ascii="Amiri" w:hAnsi="Amiri" w:cs="Amiri"/>
                 <w:b w:val="0"/>
                 <w:sz w:val="16"/>
               </w:rPr>
@@ -11054,7 +11054,7 @@
       </w:pPr>
       <w:r>
         <w:rPr>
-          <w:rFonts w:ascii="Arial" w:hAnsi="Arial"/>
+          <w:rFonts w:ascii="Amiri" w:hAnsi="Amiri" w:cs="Amiri"/>
           <w:b/>
           <w:color w:val="1D4ED8"/>
           <w:sz w:val="36"/>
@@ -11089,7 +11089,7 @@
             <w:r/>
             <w:r>
               <w:rPr>
-                <w:rFonts w:ascii="Arial" w:hAnsi="Arial"/>
+                <w:rFonts w:ascii="Amiri" w:hAnsi="Amiri" w:cs="Amiri"/>
                 <w:b/>
                 <w:sz w:val="16"/>
               </w:rPr>
@@ -11111,7 +11111,7 @@
             <w:r/>
             <w:r>
               <w:rPr>
-                <w:rFonts w:ascii="Arial" w:hAnsi="Arial"/>
+                <w:rFonts w:ascii="Amiri" w:hAnsi="Amiri" w:cs="Amiri"/>
                 <w:b/>
                 <w:sz w:val="16"/>
               </w:rPr>
@@ -11133,7 +11133,7 @@
             <w:r/>
             <w:r>
               <w:rPr>
-                <w:rFonts w:ascii="Arial" w:hAnsi="Arial"/>
+                <w:rFonts w:ascii="Amiri" w:hAnsi="Amiri" w:cs="Amiri"/>
                 <w:b/>
                 <w:sz w:val="16"/>
               </w:rPr>
@@ -11156,7 +11156,7 @@
             <w:r/>
             <w:r>
               <w:rPr>
-                <w:rFonts w:ascii="Arial" w:hAnsi="Arial"/>
+                <w:rFonts w:ascii="Amiri" w:hAnsi="Amiri" w:cs="Amiri"/>
                 <w:b w:val="0"/>
                 <w:sz w:val="16"/>
               </w:rPr>
@@ -11177,7 +11177,7 @@
             <w:r/>
             <w:r>
               <w:rPr>
-                <w:rFonts w:ascii="Arial" w:hAnsi="Arial"/>
+                <w:rFonts w:ascii="Amiri" w:hAnsi="Amiri" w:cs="Amiri"/>
                 <w:b w:val="0"/>
                 <w:sz w:val="16"/>
               </w:rPr>
@@ -11198,7 +11198,7 @@
             <w:r/>
             <w:r>
               <w:rPr>
-                <w:rFonts w:ascii="Arial" w:hAnsi="Arial"/>
+                <w:rFonts w:ascii="Amiri" w:hAnsi="Amiri" w:cs="Amiri"/>
                 <w:b w:val="0"/>
                 <w:sz w:val="16"/>
               </w:rPr>
@@ -11221,7 +11221,7 @@
             <w:r/>
             <w:r>
               <w:rPr>
-                <w:rFonts w:ascii="Arial" w:hAnsi="Arial"/>
+                <w:rFonts w:ascii="Amiri" w:hAnsi="Amiri" w:cs="Amiri"/>
                 <w:b w:val="0"/>
                 <w:sz w:val="16"/>
               </w:rPr>
@@ -11242,7 +11242,7 @@
             <w:r/>
             <w:r>
               <w:rPr>
-                <w:rFonts w:ascii="Arial" w:hAnsi="Arial"/>
+                <w:rFonts w:ascii="Amiri" w:hAnsi="Amiri" w:cs="Amiri"/>
                 <w:b w:val="0"/>
                 <w:sz w:val="16"/>
               </w:rPr>
@@ -11263,7 +11263,7 @@
             <w:r/>
             <w:r>
               <w:rPr>
-                <w:rFonts w:ascii="Arial" w:hAnsi="Arial"/>
+                <w:rFonts w:ascii="Amiri" w:hAnsi="Amiri" w:cs="Amiri"/>
                 <w:b w:val="0"/>
                 <w:sz w:val="16"/>
               </w:rPr>
@@ -11286,7 +11286,7 @@
             <w:r/>
             <w:r>
               <w:rPr>
-                <w:rFonts w:ascii="Arial" w:hAnsi="Arial"/>
+                <w:rFonts w:ascii="Amiri" w:hAnsi="Amiri" w:cs="Amiri"/>
                 <w:b w:val="0"/>
                 <w:sz w:val="16"/>
               </w:rPr>
@@ -11307,7 +11307,7 @@
             <w:r/>
             <w:r>
               <w:rPr>
-                <w:rFonts w:ascii="Arial" w:hAnsi="Arial"/>
+                <w:rFonts w:ascii="Amiri" w:hAnsi="Amiri" w:cs="Amiri"/>
                 <w:b w:val="0"/>
                 <w:sz w:val="16"/>
               </w:rPr>
@@ -11328,7 +11328,7 @@
             <w:r/>
             <w:r>
               <w:rPr>
-                <w:rFonts w:ascii="Arial" w:hAnsi="Arial"/>
+                <w:rFonts w:ascii="Amiri" w:hAnsi="Amiri" w:cs="Amiri"/>
                 <w:b w:val="0"/>
                 <w:sz w:val="16"/>
               </w:rPr>
@@ -11351,7 +11351,7 @@
             <w:r/>
             <w:r>
               <w:rPr>
-                <w:rFonts w:ascii="Arial" w:hAnsi="Arial"/>
+                <w:rFonts w:ascii="Amiri" w:hAnsi="Amiri" w:cs="Amiri"/>
                 <w:b w:val="0"/>
                 <w:sz w:val="16"/>
               </w:rPr>
@@ -11372,7 +11372,7 @@
             <w:r/>
             <w:r>
               <w:rPr>
-                <w:rFonts w:ascii="Arial" w:hAnsi="Arial"/>
+                <w:rFonts w:ascii="Amiri" w:hAnsi="Amiri" w:cs="Amiri"/>
                 <w:b w:val="0"/>
                 <w:sz w:val="16"/>
               </w:rPr>
@@ -11393,7 +11393,7 @@
             <w:r/>
             <w:r>
               <w:rPr>
-                <w:rFonts w:ascii="Arial" w:hAnsi="Arial"/>
+                <w:rFonts w:ascii="Amiri" w:hAnsi="Amiri" w:cs="Amiri"/>
                 <w:b w:val="0"/>
                 <w:sz w:val="16"/>
               </w:rPr>
@@ -11416,7 +11416,7 @@
             <w:r/>
             <w:r>
               <w:rPr>
-                <w:rFonts w:ascii="Arial" w:hAnsi="Arial"/>
+                <w:rFonts w:ascii="Amiri" w:hAnsi="Amiri" w:cs="Amiri"/>
                 <w:b w:val="0"/>
                 <w:sz w:val="16"/>
               </w:rPr>
@@ -11437,7 +11437,7 @@
             <w:r/>
             <w:r>
               <w:rPr>
-                <w:rFonts w:ascii="Arial" w:hAnsi="Arial"/>
+                <w:rFonts w:ascii="Amiri" w:hAnsi="Amiri" w:cs="Amiri"/>
                 <w:b w:val="0"/>
                 <w:sz w:val="16"/>
               </w:rPr>
@@ -11458,7 +11458,7 @@
             <w:r/>
             <w:r>
               <w:rPr>
-                <w:rFonts w:ascii="Arial" w:hAnsi="Arial"/>
+                <w:rFonts w:ascii="Amiri" w:hAnsi="Amiri" w:cs="Amiri"/>
                 <w:b w:val="0"/>
                 <w:sz w:val="16"/>
               </w:rPr>
@@ -11481,7 +11481,7 @@
             <w:r/>
             <w:r>
               <w:rPr>
-                <w:rFonts w:ascii="Arial" w:hAnsi="Arial"/>
+                <w:rFonts w:ascii="Amiri" w:hAnsi="Amiri" w:cs="Amiri"/>
                 <w:b w:val="0"/>
                 <w:sz w:val="16"/>
               </w:rPr>
@@ -11502,7 +11502,7 @@
             <w:r/>
             <w:r>
               <w:rPr>
-                <w:rFonts w:ascii="Arial" w:hAnsi="Arial"/>
+                <w:rFonts w:ascii="Amiri" w:hAnsi="Amiri" w:cs="Amiri"/>
                 <w:b w:val="0"/>
                 <w:sz w:val="16"/>
               </w:rPr>
@@ -11523,7 +11523,7 @@
             <w:r/>
             <w:r>
               <w:rPr>
-                <w:rFonts w:ascii="Arial" w:hAnsi="Arial"/>
+                <w:rFonts w:ascii="Amiri" w:hAnsi="Amiri" w:cs="Amiri"/>
                 <w:b w:val="0"/>
                 <w:sz w:val="16"/>
               </w:rPr>
@@ -11546,7 +11546,7 @@
             <w:r/>
             <w:r>
               <w:rPr>
-                <w:rFonts w:ascii="Arial" w:hAnsi="Arial"/>
+                <w:rFonts w:ascii="Amiri" w:hAnsi="Amiri" w:cs="Amiri"/>
                 <w:b w:val="0"/>
                 <w:sz w:val="16"/>
               </w:rPr>
@@ -11567,7 +11567,7 @@
             <w:r/>
             <w:r>
               <w:rPr>
-                <w:rFonts w:ascii="Arial" w:hAnsi="Arial"/>
+                <w:rFonts w:ascii="Amiri" w:hAnsi="Amiri" w:cs="Amiri"/>
                 <w:b w:val="0"/>
                 <w:sz w:val="16"/>
               </w:rPr>
@@ -11588,7 +11588,7 @@
             <w:r/>
             <w:r>
               <w:rPr>
-                <w:rFonts w:ascii="Arial" w:hAnsi="Arial"/>
+                <w:rFonts w:ascii="Amiri" w:hAnsi="Amiri" w:cs="Amiri"/>
                 <w:b w:val="0"/>
                 <w:sz w:val="16"/>
               </w:rPr>
@@ -11611,7 +11611,7 @@
             <w:r/>
             <w:r>
               <w:rPr>
-                <w:rFonts w:ascii="Arial" w:hAnsi="Arial"/>
+                <w:rFonts w:ascii="Amiri" w:hAnsi="Amiri" w:cs="Amiri"/>
                 <w:b w:val="0"/>
                 <w:sz w:val="16"/>
               </w:rPr>
@@ -11632,7 +11632,7 @@
             <w:r/>
             <w:r>
               <w:rPr>
-                <w:rFonts w:ascii="Arial" w:hAnsi="Arial"/>
+                <w:rFonts w:ascii="Amiri" w:hAnsi="Amiri" w:cs="Amiri"/>
                 <w:b w:val="0"/>
                 <w:sz w:val="16"/>
               </w:rPr>
@@ -11653,7 +11653,7 @@
             <w:r/>
             <w:r>
               <w:rPr>
-                <w:rFonts w:ascii="Arial" w:hAnsi="Arial"/>
+                <w:rFonts w:ascii="Amiri" w:hAnsi="Amiri" w:cs="Amiri"/>
                 <w:b w:val="0"/>
                 <w:sz w:val="16"/>
               </w:rPr>
@@ -11676,7 +11676,7 @@
       </w:pPr>
       <w:r>
         <w:rPr>
-          <w:rFonts w:ascii="Arial" w:hAnsi="Arial"/>
+          <w:rFonts w:ascii="Amiri" w:hAnsi="Amiri" w:cs="Amiri"/>
           <w:b/>
           <w:color w:val="1D4ED8"/>
           <w:sz w:val="36"/>
@@ -11692,7 +11692,7 @@
       </w:pPr>
       <w:r>
         <w:rPr>
-          <w:rFonts w:ascii="Arial" w:hAnsi="Arial"/>
+          <w:rFonts w:ascii="Amiri" w:hAnsi="Amiri" w:cs="Amiri"/>
           <w:i w:val="0"/>
           <w:sz w:val="21"/>
         </w:rPr>
@@ -11726,7 +11726,7 @@
             <w:r/>
             <w:r>
               <w:rPr>
-                <w:rFonts w:ascii="Arial" w:hAnsi="Arial"/>
+                <w:rFonts w:ascii="Amiri" w:hAnsi="Amiri" w:cs="Amiri"/>
                 <w:b/>
                 <w:sz w:val="16"/>
               </w:rPr>
@@ -11748,7 +11748,7 @@
             <w:r/>
             <w:r>
               <w:rPr>
-                <w:rFonts w:ascii="Arial" w:hAnsi="Arial"/>
+                <w:rFonts w:ascii="Amiri" w:hAnsi="Amiri" w:cs="Amiri"/>
                 <w:b/>
                 <w:sz w:val="16"/>
               </w:rPr>
@@ -11770,7 +11770,7 @@
             <w:r/>
             <w:r>
               <w:rPr>
-                <w:rFonts w:ascii="Arial" w:hAnsi="Arial"/>
+                <w:rFonts w:ascii="Amiri" w:hAnsi="Amiri" w:cs="Amiri"/>
                 <w:b/>
                 <w:sz w:val="16"/>
               </w:rPr>
@@ -11793,7 +11793,7 @@
             <w:r/>
             <w:r>
               <w:rPr>
-                <w:rFonts w:ascii="Arial" w:hAnsi="Arial"/>
+                <w:rFonts w:ascii="Amiri" w:hAnsi="Amiri" w:cs="Amiri"/>
                 <w:b w:val="0"/>
                 <w:sz w:val="16"/>
               </w:rPr>
@@ -11814,7 +11814,7 @@
             <w:r/>
             <w:r>
               <w:rPr>
-                <w:rFonts w:ascii="Arial" w:hAnsi="Arial"/>
+                <w:rFonts w:ascii="Amiri" w:hAnsi="Amiri" w:cs="Amiri"/>
                 <w:b w:val="0"/>
                 <w:sz w:val="16"/>
               </w:rPr>
@@ -11835,7 +11835,7 @@
             <w:r/>
             <w:r>
               <w:rPr>
-                <w:rFonts w:ascii="Arial" w:hAnsi="Arial"/>
+                <w:rFonts w:ascii="Amiri" w:hAnsi="Amiri" w:cs="Amiri"/>
                 <w:b w:val="0"/>
                 <w:sz w:val="16"/>
               </w:rPr>
@@ -11858,7 +11858,7 @@
             <w:r/>
             <w:r>
               <w:rPr>
-                <w:rFonts w:ascii="Arial" w:hAnsi="Arial"/>
+                <w:rFonts w:ascii="Amiri" w:hAnsi="Amiri" w:cs="Amiri"/>
                 <w:b w:val="0"/>
                 <w:sz w:val="16"/>
               </w:rPr>
@@ -11879,7 +11879,7 @@
             <w:r/>
             <w:r>
               <w:rPr>
-                <w:rFonts w:ascii="Arial" w:hAnsi="Arial"/>
+                <w:rFonts w:ascii="Amiri" w:hAnsi="Amiri" w:cs="Amiri"/>
                 <w:b w:val="0"/>
                 <w:sz w:val="16"/>
               </w:rPr>
@@ -11900,7 +11900,7 @@
             <w:r/>
             <w:r>
               <w:rPr>
-                <w:rFonts w:ascii="Arial" w:hAnsi="Arial"/>
+                <w:rFonts w:ascii="Amiri" w:hAnsi="Amiri" w:cs="Amiri"/>
                 <w:b w:val="0"/>
                 <w:sz w:val="16"/>
               </w:rPr>
@@ -11923,7 +11923,7 @@
             <w:r/>
             <w:r>
               <w:rPr>
-                <w:rFonts w:ascii="Arial" w:hAnsi="Arial"/>
+                <w:rFonts w:ascii="Amiri" w:hAnsi="Amiri" w:cs="Amiri"/>
                 <w:b w:val="0"/>
                 <w:sz w:val="16"/>
               </w:rPr>
@@ -11944,7 +11944,7 @@
             <w:r/>
             <w:r>
               <w:rPr>
-                <w:rFonts w:ascii="Arial" w:hAnsi="Arial"/>
+                <w:rFonts w:ascii="Amiri" w:hAnsi="Amiri" w:cs="Amiri"/>
                 <w:b w:val="0"/>
                 <w:sz w:val="16"/>
               </w:rPr>
@@ -11965,7 +11965,7 @@
             <w:r/>
             <w:r>
               <w:rPr>
-                <w:rFonts w:ascii="Arial" w:hAnsi="Arial"/>
+                <w:rFonts w:ascii="Amiri" w:hAnsi="Amiri" w:cs="Amiri"/>
                 <w:b w:val="0"/>
                 <w:sz w:val="16"/>
               </w:rPr>
@@ -11988,7 +11988,7 @@
             <w:r/>
             <w:r>
               <w:rPr>
-                <w:rFonts w:ascii="Arial" w:hAnsi="Arial"/>
+                <w:rFonts w:ascii="Amiri" w:hAnsi="Amiri" w:cs="Amiri"/>
                 <w:b w:val="0"/>
                 <w:sz w:val="16"/>
               </w:rPr>
@@ -12009,7 +12009,7 @@
             <w:r/>
             <w:r>
               <w:rPr>
-                <w:rFonts w:ascii="Arial" w:hAnsi="Arial"/>
+                <w:rFonts w:ascii="Amiri" w:hAnsi="Amiri" w:cs="Amiri"/>
                 <w:b w:val="0"/>
                 <w:sz w:val="16"/>
               </w:rPr>
@@ -12030,7 +12030,7 @@
             <w:r/>
             <w:r>
               <w:rPr>
-                <w:rFonts w:ascii="Arial" w:hAnsi="Arial"/>
+                <w:rFonts w:ascii="Amiri" w:hAnsi="Amiri" w:cs="Amiri"/>
                 <w:b w:val="0"/>
                 <w:sz w:val="16"/>
               </w:rPr>
@@ -12053,7 +12053,7 @@
             <w:r/>
             <w:r>
               <w:rPr>
-                <w:rFonts w:ascii="Arial" w:hAnsi="Arial"/>
+                <w:rFonts w:ascii="Amiri" w:hAnsi="Amiri" w:cs="Amiri"/>
                 <w:b w:val="0"/>
                 <w:sz w:val="16"/>
               </w:rPr>
@@ -12074,7 +12074,7 @@
             <w:r/>
             <w:r>
               <w:rPr>
-                <w:rFonts w:ascii="Arial" w:hAnsi="Arial"/>
+                <w:rFonts w:ascii="Amiri" w:hAnsi="Amiri" w:cs="Amiri"/>
                 <w:b w:val="0"/>
                 <w:sz w:val="16"/>
               </w:rPr>
@@ -12095,7 +12095,7 @@
             <w:r/>
             <w:r>
               <w:rPr>
-                <w:rFonts w:ascii="Arial" w:hAnsi="Arial"/>
+                <w:rFonts w:ascii="Amiri" w:hAnsi="Amiri" w:cs="Amiri"/>
                 <w:b w:val="0"/>
                 <w:sz w:val="16"/>
               </w:rPr>
@@ -12118,7 +12118,7 @@
             <w:r/>
             <w:r>
               <w:rPr>
-                <w:rFonts w:ascii="Arial" w:hAnsi="Arial"/>
+                <w:rFonts w:ascii="Amiri" w:hAnsi="Amiri" w:cs="Amiri"/>
                 <w:b w:val="0"/>
                 <w:sz w:val="16"/>
               </w:rPr>
@@ -12139,7 +12139,7 @@
             <w:r/>
             <w:r>
               <w:rPr>
-                <w:rFonts w:ascii="Arial" w:hAnsi="Arial"/>
+                <w:rFonts w:ascii="Amiri" w:hAnsi="Amiri" w:cs="Amiri"/>
                 <w:b w:val="0"/>
                 <w:sz w:val="16"/>
               </w:rPr>
@@ -12160,7 +12160,7 @@
             <w:r/>
             <w:r>
               <w:rPr>
-                <w:rFonts w:ascii="Arial" w:hAnsi="Arial"/>
+                <w:rFonts w:ascii="Amiri" w:hAnsi="Amiri" w:cs="Amiri"/>
                 <w:b w:val="0"/>
                 <w:sz w:val="16"/>
               </w:rPr>
@@ -12183,7 +12183,7 @@
       </w:pPr>
       <w:r>
         <w:rPr>
-          <w:rFonts w:ascii="Arial" w:hAnsi="Arial"/>
+          <w:rFonts w:ascii="Amiri" w:hAnsi="Amiri" w:cs="Amiri"/>
           <w:b/>
           <w:color w:val="1D4ED8"/>
           <w:sz w:val="36"/>
@@ -12200,7 +12200,7 @@
       </w:pPr>
       <w:r>
         <w:rPr>
-          <w:rFonts w:ascii="Arial" w:hAnsi="Arial"/>
+          <w:rFonts w:ascii="Amiri" w:hAnsi="Amiri" w:cs="Amiri"/>
           <w:sz w:val="19"/>
         </w:rPr>
         <w:t>☐ الكود في الطبقة الصحيحة ولا يكسر الفصل بين UI/controllers/data.</w:t>
@@ -12215,7 +12215,7 @@
       </w:pPr>
       <w:r>
         <w:rPr>
-          <w:rFonts w:ascii="Arial" w:hAnsi="Arial"/>
+          <w:rFonts w:ascii="Amiri" w:hAnsi="Amiri" w:cs="Amiri"/>
           <w:sz w:val="19"/>
         </w:rPr>
         <w:t>☐ Validation server-side عند وجود input.</w:t>
@@ -12230,7 +12230,7 @@
       </w:pPr>
       <w:r>
         <w:rPr>
-          <w:rFonts w:ascii="Arial" w:hAnsi="Arial"/>
+          <w:rFonts w:ascii="Amiri" w:hAnsi="Amiri" w:cs="Amiri"/>
           <w:sz w:val="19"/>
         </w:rPr>
         <w:t>☐ Authorization server-side.</w:t>
@@ -12245,7 +12245,7 @@
       </w:pPr>
       <w:r>
         <w:rPr>
-          <w:rFonts w:ascii="Arial" w:hAnsi="Arial"/>
+          <w:rFonts w:ascii="Amiri" w:hAnsi="Amiri" w:cs="Amiri"/>
           <w:sz w:val="19"/>
         </w:rPr>
         <w:t>☐ Idempotency لأي mutation المطلوبة.</w:t>
@@ -12260,7 +12260,7 @@
       </w:pPr>
       <w:r>
         <w:rPr>
-          <w:rFonts w:ascii="Arial" w:hAnsi="Arial"/>
+          <w:rFonts w:ascii="Amiri" w:hAnsi="Amiri" w:cs="Amiri"/>
           <w:sz w:val="19"/>
         </w:rPr>
         <w:t>☐ Unit/API/E2E test مناسب لحجم التغيير.</w:t>
@@ -12275,7 +12275,7 @@
       </w:pPr>
       <w:r>
         <w:rPr>
-          <w:rFonts w:ascii="Arial" w:hAnsi="Arial"/>
+          <w:rFonts w:ascii="Amiri" w:hAnsi="Amiri" w:cs="Amiri"/>
           <w:sz w:val="19"/>
         </w:rPr>
         <w:t>☐ لا logging لبيانات حساسة.</w:t>
@@ -12290,7 +12290,7 @@
       </w:pPr>
       <w:r>
         <w:rPr>
-          <w:rFonts w:ascii="Arial" w:hAnsi="Arial"/>
+          <w:rFonts w:ascii="Amiri" w:hAnsi="Amiri" w:cs="Amiri"/>
           <w:sz w:val="19"/>
         </w:rPr>
         <w:t>☐ Accessibility الأساسية مكتملة.</w:t>
@@ -12305,7 +12305,7 @@
       </w:pPr>
       <w:r>
         <w:rPr>
-          <w:rFonts w:ascii="Arial" w:hAnsi="Arial"/>
+          <w:rFonts w:ascii="Amiri" w:hAnsi="Amiri" w:cs="Amiri"/>
           <w:sz w:val="19"/>
         </w:rPr>
         <w:t>☐ لا regressions على mobile/desktop.</w:t>
@@ -12320,7 +12320,7 @@
       </w:pPr>
       <w:r>
         <w:rPr>
-          <w:rFonts w:ascii="Arial" w:hAnsi="Arial"/>
+          <w:rFonts w:ascii="Amiri" w:hAnsi="Amiri" w:cs="Amiri"/>
           <w:sz w:val="19"/>
         </w:rPr>
         <w:t>☐ تحديث docs عند تغيير architecture/contract.</w:t>
@@ -12335,7 +12335,7 @@
       </w:pPr>
       <w:r>
         <w:rPr>
-          <w:rFonts w:ascii="Arial" w:hAnsi="Arial"/>
+          <w:rFonts w:ascii="Amiri" w:hAnsi="Amiri" w:cs="Amiri"/>
           <w:sz w:val="19"/>
         </w:rPr>
         <w:t>☐ الحصول على build/typecheck/lint/security gate حسب المرحلة.</w:t>
@@ -12349,7 +12349,7 @@
       </w:pPr>
       <w:r>
         <w:rPr>
-          <w:rFonts w:ascii="Arial" w:hAnsi="Arial"/>
+          <w:rFonts w:ascii="Amiri" w:hAnsi="Amiri" w:cs="Amiri"/>
           <w:b/>
           <w:color w:val="1D4ED8"/>
           <w:sz w:val="36"/>
@@ -12365,7 +12365,7 @@
       </w:pPr>
       <w:r>
         <w:rPr>
-          <w:rFonts w:ascii="Arial" w:hAnsi="Arial"/>
+          <w:rFonts w:ascii="Amiri" w:hAnsi="Amiri" w:cs="Amiri"/>
           <w:i w:val="0"/>
           <w:sz w:val="21"/>
         </w:rPr>
@@ -12398,7 +12398,7 @@
             <w:r/>
             <w:r>
               <w:rPr>
-                <w:rFonts w:ascii="Arial" w:hAnsi="Arial"/>
+                <w:rFonts w:ascii="Amiri" w:hAnsi="Amiri" w:cs="Amiri"/>
                 <w:b/>
                 <w:sz w:val="17"/>
               </w:rPr>
@@ -12420,7 +12420,7 @@
             <w:r/>
             <w:r>
               <w:rPr>
-                <w:rFonts w:ascii="Arial" w:hAnsi="Arial"/>
+                <w:rFonts w:ascii="Amiri" w:hAnsi="Amiri" w:cs="Amiri"/>
                 <w:b/>
                 <w:sz w:val="17"/>
               </w:rPr>
@@ -12443,7 +12443,7 @@
             <w:r/>
             <w:r>
               <w:rPr>
-                <w:rFonts w:ascii="Arial" w:hAnsi="Arial"/>
+                <w:rFonts w:ascii="Amiri" w:hAnsi="Amiri" w:cs="Amiri"/>
                 <w:b w:val="0"/>
                 <w:sz w:val="17"/>
               </w:rPr>
@@ -12464,7 +12464,7 @@
             <w:r/>
             <w:r>
               <w:rPr>
-                <w:rFonts w:ascii="Arial" w:hAnsi="Arial"/>
+                <w:rFonts w:ascii="Amiri" w:hAnsi="Amiri" w:cs="Amiri"/>
                 <w:b w:val="0"/>
                 <w:sz w:val="17"/>
               </w:rPr>
@@ -12487,7 +12487,7 @@
             <w:r/>
             <w:r>
               <w:rPr>
-                <w:rFonts w:ascii="Arial" w:hAnsi="Arial"/>
+                <w:rFonts w:ascii="Amiri" w:hAnsi="Amiri" w:cs="Amiri"/>
                 <w:b w:val="0"/>
                 <w:sz w:val="17"/>
               </w:rPr>
@@ -12508,7 +12508,7 @@
             <w:r/>
             <w:r>
               <w:rPr>
-                <w:rFonts w:ascii="Arial" w:hAnsi="Arial"/>
+                <w:rFonts w:ascii="Amiri" w:hAnsi="Amiri" w:cs="Amiri"/>
                 <w:b w:val="0"/>
                 <w:sz w:val="17"/>
               </w:rPr>
@@ -12531,7 +12531,7 @@
             <w:r/>
             <w:r>
               <w:rPr>
-                <w:rFonts w:ascii="Arial" w:hAnsi="Arial"/>
+                <w:rFonts w:ascii="Amiri" w:hAnsi="Amiri" w:cs="Amiri"/>
                 <w:b w:val="0"/>
                 <w:sz w:val="17"/>
               </w:rPr>
@@ -12552,7 +12552,7 @@
             <w:r/>
             <w:r>
               <w:rPr>
-                <w:rFonts w:ascii="Arial" w:hAnsi="Arial"/>
+                <w:rFonts w:ascii="Amiri" w:hAnsi="Amiri" w:cs="Amiri"/>
                 <w:b w:val="0"/>
                 <w:sz w:val="17"/>
               </w:rPr>
@@ -12575,7 +12575,7 @@
             <w:r/>
             <w:r>
               <w:rPr>
-                <w:rFonts w:ascii="Arial" w:hAnsi="Arial"/>
+                <w:rFonts w:ascii="Amiri" w:hAnsi="Amiri" w:cs="Amiri"/>
                 <w:b w:val="0"/>
                 <w:sz w:val="17"/>
               </w:rPr>
@@ -12596,7 +12596,7 @@
             <w:r/>
             <w:r>
               <w:rPr>
-                <w:rFonts w:ascii="Arial" w:hAnsi="Arial"/>
+                <w:rFonts w:ascii="Amiri" w:hAnsi="Amiri" w:cs="Amiri"/>
                 <w:b w:val="0"/>
                 <w:sz w:val="17"/>
               </w:rPr>
@@ -12619,7 +12619,7 @@
             <w:r/>
             <w:r>
               <w:rPr>
-                <w:rFonts w:ascii="Arial" w:hAnsi="Arial"/>
+                <w:rFonts w:ascii="Amiri" w:hAnsi="Amiri" w:cs="Amiri"/>
                 <w:b w:val="0"/>
                 <w:sz w:val="17"/>
               </w:rPr>
@@ -12640,7 +12640,7 @@
             <w:r/>
             <w:r>
               <w:rPr>
-                <w:rFonts w:ascii="Arial" w:hAnsi="Arial"/>
+                <w:rFonts w:ascii="Amiri" w:hAnsi="Amiri" w:cs="Amiri"/>
                 <w:b w:val="0"/>
                 <w:sz w:val="17"/>
               </w:rPr>
@@ -12663,7 +12663,7 @@
             <w:r/>
             <w:r>
               <w:rPr>
-                <w:rFonts w:ascii="Arial" w:hAnsi="Arial"/>
+                <w:rFonts w:ascii="Amiri" w:hAnsi="Amiri" w:cs="Amiri"/>
                 <w:b w:val="0"/>
                 <w:sz w:val="17"/>
               </w:rPr>
@@ -12684,7 +12684,7 @@
             <w:r/>
             <w:r>
               <w:rPr>
-                <w:rFonts w:ascii="Arial" w:hAnsi="Arial"/>
+                <w:rFonts w:ascii="Amiri" w:hAnsi="Amiri" w:cs="Amiri"/>
                 <w:b w:val="0"/>
                 <w:sz w:val="17"/>
               </w:rPr>
@@ -12707,7 +12707,7 @@
             <w:r/>
             <w:r>
               <w:rPr>
-                <w:rFonts w:ascii="Arial" w:hAnsi="Arial"/>
+                <w:rFonts w:ascii="Amiri" w:hAnsi="Amiri" w:cs="Amiri"/>
                 <w:b w:val="0"/>
                 <w:sz w:val="17"/>
               </w:rPr>
@@ -12728,7 +12728,7 @@
             <w:r/>
             <w:r>
               <w:rPr>
-                <w:rFonts w:ascii="Arial" w:hAnsi="Arial"/>
+                <w:rFonts w:ascii="Amiri" w:hAnsi="Amiri" w:cs="Amiri"/>
                 <w:b w:val="0"/>
                 <w:sz w:val="17"/>
               </w:rPr>
@@ -12751,7 +12751,7 @@
       </w:pPr>
       <w:r>
         <w:rPr>
-          <w:rFonts w:ascii="Arial" w:hAnsi="Arial"/>
+          <w:rFonts w:ascii="Amiri" w:hAnsi="Amiri" w:cs="Amiri"/>
           <w:b/>
           <w:color w:val="1D4ED8"/>
           <w:sz w:val="36"/>
@@ -12767,7 +12767,7 @@
       </w:pPr>
       <w:r>
         <w:rPr>
-          <w:rFonts w:ascii="Arial" w:hAnsi="Arial"/>
+          <w:rFonts w:ascii="Amiri" w:hAnsi="Amiri" w:cs="Amiri"/>
           <w:i w:val="0"/>
           <w:sz w:val="21"/>
         </w:rPr>
@@ -12783,7 +12783,7 @@
       </w:pPr>
       <w:r>
         <w:rPr>
-          <w:rFonts w:ascii="Arial" w:hAnsi="Arial"/>
+          <w:rFonts w:ascii="Amiri" w:hAnsi="Amiri" w:cs="Amiri"/>
           <w:sz w:val="19"/>
         </w:rPr>
         <w:t>OWASP ASVS 5.0.0 — معيار التحقق الأمني للتطبيقات، الإصدار المستقر المنشور في 2025.</w:t>
@@ -12798,7 +12798,7 @@
       </w:pPr>
       <w:r>
         <w:rPr>
-          <w:rFonts w:ascii="Arial" w:hAnsi="Arial"/>
+          <w:rFonts w:ascii="Amiri" w:hAnsi="Amiri" w:cs="Amiri"/>
           <w:sz w:val="19"/>
         </w:rPr>
         <w:t>OWASP API Security Top 10 — خاصة BOLA، Broken Authentication، Property Authorization، Unrestricted Resource Consumption، Function Authorization، SSRF، Security Misconfiguration، Inventory Management، Unsafe Consumption.</w:t>
@@ -12813,7 +12813,7 @@
       </w:pPr>
       <w:r>
         <w:rPr>
-          <w:rFonts w:ascii="Arial" w:hAnsi="Arial"/>
+          <w:rFonts w:ascii="Amiri" w:hAnsi="Amiri" w:cs="Amiri"/>
           <w:sz w:val="19"/>
         </w:rPr>
         <w:t>OWASP Web Security Testing Guide (WSTG) — منهجية اختبار شاملة للـauth، session، input، business logic، configuration وغيرها.</w:t>
@@ -12828,7 +12828,7 @@
       </w:pPr>
       <w:r>
         <w:rPr>
-          <w:rFonts w:ascii="Arial" w:hAnsi="Arial"/>
+          <w:rFonts w:ascii="Amiri" w:hAnsi="Amiri" w:cs="Amiri"/>
           <w:sz w:val="19"/>
         </w:rPr>
         <w:t>OWASP ZAP Baseline Scan — DAST/Passive baseline مناسب للإدخال في CI/CD مع ضرورة إجراء اختبارات نشطة/يدوية منفصلة للنطاق الحساس.</w:t>
@@ -12843,7 +12843,7 @@
       </w:pPr>
       <w:r>
         <w:rPr>
-          <w:rFonts w:ascii="Arial" w:hAnsi="Arial"/>
+          <w:rFonts w:ascii="Amiri" w:hAnsi="Amiri" w:cs="Amiri"/>
           <w:sz w:val="19"/>
         </w:rPr>
         <w:t>Playwright Authentication docs — حفظ auth state في مجلد اختبارات غير متتبع وعدم commit ملفات الـstate الحساسة.</w:t>
@@ -12858,7 +12858,7 @@
       </w:pPr>
       <w:r>
         <w:rPr>
-          <w:rFonts w:ascii="Arial" w:hAnsi="Arial"/>
+          <w:rFonts w:ascii="Amiri" w:hAnsi="Amiri" w:cs="Amiri"/>
           <w:sz w:val="19"/>
         </w:rPr>
         <w:t>MCP Specification 2026-07-28 — الاتجاه الحالي للمواصفة: stateless core، Streamable HTTP، discovery، header-aware routing، authorization hardening، وdeprecation للمسار القديم HTTP+SSE.</w:t>
@@ -12873,7 +12873,7 @@
       </w:pPr>
       <w:r>
         <w:rPr>
-          <w:rFonts w:ascii="Arial" w:hAnsi="Arial"/>
+          <w:rFonts w:ascii="Amiri" w:hAnsi="Amiri" w:cs="Amiri"/>
           <w:sz w:val="19"/>
         </w:rPr>
         <w:t>Anthropic Claude Code MCP docs — المشروع يمكنه استخدام .mcp.json وclaude mcp add-json لربط MCP servers ضمن project scope.</w:t>
@@ -12887,7 +12887,7 @@
       </w:pPr>
       <w:r>
         <w:rPr>
-          <w:rFonts w:ascii="Arial" w:hAnsi="Arial"/>
+          <w:rFonts w:ascii="Amiri" w:hAnsi="Amiri" w:cs="Amiri"/>
           <w:i w:val="0"/>
           <w:sz w:val="21"/>
         </w:rPr>
@@ -12902,7 +12902,7 @@
       </w:pPr>
       <w:r>
         <w:rPr>
-          <w:rFonts w:ascii="Arial" w:hAnsi="Arial"/>
+          <w:rFonts w:ascii="Amiri" w:hAnsi="Amiri" w:cs="Amiri"/>
           <w:sz w:val="17"/>
         </w:rPr>
         <w:t>https://owasp.org/www-project-application-security-verification-standard/</w:t>
@@ -12916,7 +12916,7 @@
       </w:pPr>
       <w:r>
         <w:rPr>
-          <w:rFonts w:ascii="Arial" w:hAnsi="Arial"/>
+          <w:rFonts w:ascii="Amiri" w:hAnsi="Amiri" w:cs="Amiri"/>
           <w:sz w:val="17"/>
         </w:rPr>
         <w:t>https://api-security.owasp.org/editions/2023/en/0x11-t10/</w:t>
@@ -12930,7 +12930,7 @@
       </w:pPr>
       <w:r>
         <w:rPr>
-          <w:rFonts w:ascii="Arial" w:hAnsi="Arial"/>
+          <w:rFonts w:ascii="Amiri" w:hAnsi="Amiri" w:cs="Amiri"/>
           <w:sz w:val="17"/>
         </w:rPr>
         <w:t>https://wstg.owasp.org/</w:t>
@@ -12944,7 +12944,7 @@
       </w:pPr>
       <w:r>
         <w:rPr>
-          <w:rFonts w:ascii="Arial" w:hAnsi="Arial"/>
+          <w:rFonts w:ascii="Amiri" w:hAnsi="Amiri" w:cs="Amiri"/>
           <w:sz w:val="17"/>
         </w:rPr>
         <w:t>https://www.zaproxy.org/docs/docker/baseline-scan/</w:t>
@@ -12958,7 +12958,7 @@
       </w:pPr>
       <w:r>
         <w:rPr>
-          <w:rFonts w:ascii="Arial" w:hAnsi="Arial"/>
+          <w:rFonts w:ascii="Amiri" w:hAnsi="Amiri" w:cs="Amiri"/>
           <w:sz w:val="17"/>
         </w:rPr>
         <w:t>https://playwright.dev/docs/auth</w:t>
@@ -12972,7 +12972,7 @@
       </w:pPr>
       <w:r>
         <w:rPr>
-          <w:rFonts w:ascii="Arial" w:hAnsi="Arial"/>
+          <w:rFonts w:ascii="Amiri" w:hAnsi="Amiri" w:cs="Amiri"/>
           <w:sz w:val="17"/>
         </w:rPr>
         <w:t>https://blog.modelcontextprotocol.io/posts/2026-07-28/</w:t>
@@ -12986,7 +12986,7 @@
       </w:pPr>
       <w:r>
         <w:rPr>
-          <w:rFonts w:ascii="Arial" w:hAnsi="Arial"/>
+          <w:rFonts w:ascii="Amiri" w:hAnsi="Amiri" w:cs="Amiri"/>
           <w:sz w:val="17"/>
         </w:rPr>
         <w:t>https://docs.anthropic.com/en/docs/claude-code/mcp</w:t>
@@ -13000,7 +13000,7 @@
       </w:pPr>
       <w:r>
         <w:rPr>
-          <w:rFonts w:ascii="Arial" w:hAnsi="Arial"/>
+          <w:rFonts w:ascii="Amiri" w:hAnsi="Amiri" w:cs="Amiri"/>
           <w:b/>
           <w:color w:val="1D4ED8"/>
           <w:sz w:val="36"/>
@@ -13034,7 +13034,7 @@
             <w:r/>
             <w:r>
               <w:rPr>
-                <w:rFonts w:ascii="Arial" w:hAnsi="Arial"/>
+                <w:rFonts w:ascii="Amiri" w:hAnsi="Amiri" w:cs="Amiri"/>
                 <w:b/>
                 <w:sz w:val="17"/>
               </w:rPr>
@@ -13056,7 +13056,7 @@
             <w:r/>
             <w:r>
               <w:rPr>
-                <w:rFonts w:ascii="Arial" w:hAnsi="Arial"/>
+                <w:rFonts w:ascii="Amiri" w:hAnsi="Amiri" w:cs="Amiri"/>
                 <w:b/>
                 <w:sz w:val="17"/>
               </w:rPr>
@@ -13079,7 +13079,7 @@
             <w:r/>
             <w:r>
               <w:rPr>
-                <w:rFonts w:ascii="Arial" w:hAnsi="Arial"/>
+                <w:rFonts w:ascii="Amiri" w:hAnsi="Amiri" w:cs="Amiri"/>
                 <w:b w:val="0"/>
                 <w:sz w:val="17"/>
               </w:rPr>
@@ -13100,7 +13100,7 @@
             <w:r/>
             <w:r>
               <w:rPr>
-                <w:rFonts w:ascii="Arial" w:hAnsi="Arial"/>
+                <w:rFonts w:ascii="Amiri" w:hAnsi="Amiri" w:cs="Amiri"/>
                 <w:b w:val="0"/>
                 <w:sz w:val="17"/>
               </w:rPr>
@@ -13123,7 +13123,7 @@
             <w:r/>
             <w:r>
               <w:rPr>
-                <w:rFonts w:ascii="Arial" w:hAnsi="Arial"/>
+                <w:rFonts w:ascii="Amiri" w:hAnsi="Amiri" w:cs="Amiri"/>
                 <w:b w:val="0"/>
                 <w:sz w:val="17"/>
               </w:rPr>
@@ -13144,7 +13144,7 @@
             <w:r/>
             <w:r>
               <w:rPr>
-                <w:rFonts w:ascii="Arial" w:hAnsi="Arial"/>
+                <w:rFonts w:ascii="Amiri" w:hAnsi="Amiri" w:cs="Amiri"/>
                 <w:b w:val="0"/>
                 <w:sz w:val="17"/>
               </w:rPr>
@@ -13167,7 +13167,7 @@
             <w:r/>
             <w:r>
               <w:rPr>
-                <w:rFonts w:ascii="Arial" w:hAnsi="Arial"/>
+                <w:rFonts w:ascii="Amiri" w:hAnsi="Amiri" w:cs="Amiri"/>
                 <w:b w:val="0"/>
                 <w:sz w:val="17"/>
               </w:rPr>
@@ -13188,7 +13188,7 @@
             <w:r/>
             <w:r>
               <w:rPr>
-                <w:rFonts w:ascii="Arial" w:hAnsi="Arial"/>
+                <w:rFonts w:ascii="Amiri" w:hAnsi="Amiri" w:cs="Amiri"/>
                 <w:b w:val="0"/>
                 <w:sz w:val="17"/>
               </w:rPr>
@@ -13211,7 +13211,7 @@
             <w:r/>
             <w:r>
               <w:rPr>
-                <w:rFonts w:ascii="Arial" w:hAnsi="Arial"/>
+                <w:rFonts w:ascii="Amiri" w:hAnsi="Amiri" w:cs="Amiri"/>
                 <w:b w:val="0"/>
                 <w:sz w:val="17"/>
               </w:rPr>
@@ -13232,7 +13232,7 @@
             <w:r/>
             <w:r>
               <w:rPr>
-                <w:rFonts w:ascii="Arial" w:hAnsi="Arial"/>
+                <w:rFonts w:ascii="Amiri" w:hAnsi="Amiri" w:cs="Amiri"/>
                 <w:b w:val="0"/>
                 <w:sz w:val="17"/>
               </w:rPr>
@@ -13255,7 +13255,7 @@
             <w:r/>
             <w:r>
               <w:rPr>
-                <w:rFonts w:ascii="Arial" w:hAnsi="Arial"/>
+                <w:rFonts w:ascii="Amiri" w:hAnsi="Amiri" w:cs="Amiri"/>
                 <w:b w:val="0"/>
                 <w:sz w:val="17"/>
               </w:rPr>
@@ -13276,7 +13276,7 @@
             <w:r/>
             <w:r>
               <w:rPr>
-                <w:rFonts w:ascii="Arial" w:hAnsi="Arial"/>
+                <w:rFonts w:ascii="Amiri" w:hAnsi="Amiri" w:cs="Amiri"/>
                 <w:b w:val="0"/>
                 <w:sz w:val="17"/>
               </w:rPr>
@@ -13299,7 +13299,7 @@
             <w:r/>
             <w:r>
               <w:rPr>
-                <w:rFonts w:ascii="Arial" w:hAnsi="Arial"/>
+                <w:rFonts w:ascii="Amiri" w:hAnsi="Amiri" w:cs="Amiri"/>
                 <w:b w:val="0"/>
                 <w:sz w:val="17"/>
               </w:rPr>
@@ -13320,7 +13320,7 @@
             <w:r/>
             <w:r>
               <w:rPr>
-                <w:rFonts w:ascii="Arial" w:hAnsi="Arial"/>
+                <w:rFonts w:ascii="Amiri" w:hAnsi="Amiri" w:cs="Amiri"/>
                 <w:b w:val="0"/>
                 <w:sz w:val="17"/>
               </w:rPr>
@@ -13343,7 +13343,7 @@
             <w:r/>
             <w:r>
               <w:rPr>
-                <w:rFonts w:ascii="Arial" w:hAnsi="Arial"/>
+                <w:rFonts w:ascii="Amiri" w:hAnsi="Amiri" w:cs="Amiri"/>
                 <w:b w:val="0"/>
                 <w:sz w:val="17"/>
               </w:rPr>
@@ -13364,7 +13364,7 @@
             <w:r/>
             <w:r>
               <w:rPr>
-                <w:rFonts w:ascii="Arial" w:hAnsi="Arial"/>
+                <w:rFonts w:ascii="Amiri" w:hAnsi="Amiri" w:cs="Amiri"/>
                 <w:b w:val="0"/>
                 <w:sz w:val="17"/>
               </w:rPr>
@@ -13387,7 +13387,7 @@
             <w:r/>
             <w:r>
               <w:rPr>
-                <w:rFonts w:ascii="Arial" w:hAnsi="Arial"/>
+                <w:rFonts w:ascii="Amiri" w:hAnsi="Amiri" w:cs="Amiri"/>
                 <w:b w:val="0"/>
                 <w:sz w:val="17"/>
               </w:rPr>
@@ -13408,7 +13408,7 @@
             <w:r/>
             <w:r>
               <w:rPr>
-                <w:rFonts w:ascii="Arial" w:hAnsi="Arial"/>
+                <w:rFonts w:ascii="Amiri" w:hAnsi="Amiri" w:cs="Amiri"/>
                 <w:b w:val="0"/>
                 <w:sz w:val="17"/>
               </w:rPr>
@@ -13431,7 +13431,7 @@
             <w:r/>
             <w:r>
               <w:rPr>
-                <w:rFonts w:ascii="Arial" w:hAnsi="Arial"/>
+                <w:rFonts w:ascii="Amiri" w:hAnsi="Amiri" w:cs="Amiri"/>
                 <w:b w:val="0"/>
                 <w:sz w:val="17"/>
               </w:rPr>
@@ -13452,7 +13452,7 @@
             <w:r/>
             <w:r>
               <w:rPr>
-                <w:rFonts w:ascii="Arial" w:hAnsi="Arial"/>
+                <w:rFonts w:ascii="Amiri" w:hAnsi="Amiri" w:cs="Amiri"/>
                 <w:b w:val="0"/>
                 <w:sz w:val="17"/>
               </w:rPr>
@@ -13475,7 +13475,7 @@
             <w:r/>
             <w:r>
               <w:rPr>
-                <w:rFonts w:ascii="Arial" w:hAnsi="Arial"/>
+                <w:rFonts w:ascii="Amiri" w:hAnsi="Amiri" w:cs="Amiri"/>
                 <w:b w:val="0"/>
                 <w:sz w:val="17"/>
               </w:rPr>
@@ -13496,7 +13496,7 @@
             <w:r/>
             <w:r>
               <w:rPr>
-                <w:rFonts w:ascii="Arial" w:hAnsi="Arial"/>
+                <w:rFonts w:ascii="Amiri" w:hAnsi="Amiri" w:cs="Amiri"/>
                 <w:b w:val="0"/>
                 <w:sz w:val="17"/>
               </w:rPr>
@@ -13534,7 +13534,7 @@
             </w:pPr>
             <w:r>
               <w:rPr>
-                <w:rFonts w:ascii="Arial" w:hAnsi="Arial"/>
+                <w:rFonts w:ascii="Amiri" w:hAnsi="Amiri" w:cs="Amiri"/>
                 <w:b/>
                 <w:sz w:val="21"/>
               </w:rPr>
@@ -13543,7 +13543,7 @@
             </w:r>
             <w:r>
               <w:rPr>
-                <w:rFonts w:ascii="Arial" w:hAnsi="Arial"/>
+                <w:rFonts w:ascii="Amiri" w:hAnsi="Amiri" w:cs="Amiri"/>
                 <w:sz w:val="19"/>
               </w:rPr>
               <w:t>أوج يخرج كمنتج واحد متماسك: Home تقود اليوم، Explore تجمع العوالم، Community تدعم النمو، الاشتراك يفتح قيمة حقيقية، MCP يربط أدوات المستخدم الخارجية، وAdmin MCP يعيش في منطقة ثقة منفصلة تمامًا. والأهم: كل هذا خلف اختبارات أمان وكسر يمكن إعادة تشغيلها، وليس “إحساس إن الموقع جاهز”.</w:t>
@@ -13952,7 +13952,7 @@
     <w:qFormat/>
     <w:rsid w:val="00FC693F"/>
     <w:rPr>
-      <w:rFonts w:ascii="Arial" w:hAnsi="Arial"/>
+      <w:rFonts w:ascii="Amiri" w:hAnsi="Amiri" w:cs="Amiri"/>
       <w:sz w:val="21"/>
     </w:rPr>
   </w:style>
@@ -14304,7 +14304,7 @@
       <w:contextualSpacing/>
     </w:pPr>
     <w:rPr>
-      <w:rFonts w:asciiTheme="majorHAnsi" w:eastAsiaTheme="majorEastAsia" w:hAnsiTheme="majorHAnsi" w:cstheme="majorBidi" w:ascii="Arial" w:hAnsi="Arial"/>
+      <w:rFonts w:asciiTheme="majorHAnsi" w:eastAsiaTheme="majorEastAsia" w:hAnsiTheme="majorHAnsi" w:cstheme="majorBidi" w:ascii="Amiri" w:hAnsi="Amiri" w:cs="Amiri"/>
       <w:color w:val="17365D" w:themeColor="text2" w:themeShade="BF"/>
       <w:spacing w:val="5"/>
       <w:kern w:val="28"/>
@@ -14604,7 +14604,7 @@
       </w:tabs>
     </w:pPr>
     <w:rPr>
-      <w:rFonts w:ascii="Courier" w:hAnsi="Courier"/>
+      <w:rFonts w:ascii="Liberation Mono" w:hAnsi="Liberation Mono" w:cs="Liberation Mono"/>
       <w:sz w:val="20"/>
       <w:szCs w:val="20"/>
     </w:rPr>
@@ -14616,7 +14616,7 @@
     <w:uiPriority w:val="99"/>
     <w:rsid w:val="0029639D"/>
     <w:rPr>
-      <w:rFonts w:ascii="Courier" w:hAnsi="Courier"/>
+      <w:rFonts w:ascii="Liberation Mono" w:hAnsi="Liberation Mono" w:cs="Liberation Mono"/>
       <w:sz w:val="20"/>
       <w:szCs w:val="20"/>
     </w:rPr>
@@ -37486,15 +37486,15 @@
     </a:clrScheme>
     <a:fontScheme name="Office">
       <a:majorFont>
-        <a:latin typeface="Calibri"/>
+        <a:latin typeface="Liberation Sans"/>
         <a:ea typeface=""/>
         <a:cs typeface=""/>
         <a:font script="Jpan" typeface="ＭＳ ゴシック"/>
         <a:font script="Hang" typeface="맑은 고딕"/>
         <a:font script="Hans" typeface="宋体"/>
         <a:font script="Hant" typeface="新細明體"/>
-        <a:font script="Arab" typeface="Times New Roman"/>
-        <a:font script="Hebr" typeface="Times New Roman"/>
+        <a:font script="Arab" typeface="Amiri"/>
+        <a:font script="Hebr" typeface="Amiri"/>
         <a:font script="Thai" typeface="Angsana New"/>
         <a:font script="Ethi" typeface="Nyala"/>
         <a:font script="Beng" typeface="Vrinda"/>
@@ -37516,20 +37516,20 @@
         <a:font script="Laoo" typeface="DokChampa"/>
         <a:font script="Sinh" typeface="Iskoola Pota"/>
         <a:font script="Mong" typeface="Mongolian Baiti"/>
-        <a:font script="Viet" typeface="Times New Roman"/>
+        <a:font script="Viet" typeface="Amiri"/>
         <a:font script="Uigh" typeface="Microsoft Uighur"/>
         <a:font script="Geor" typeface="Sylfaen"/>
       </a:majorFont>
       <a:minorFont>
-        <a:latin typeface="Cambria"/>
+        <a:latin typeface="Liberation Serif"/>
         <a:ea typeface=""/>
         <a:cs typeface=""/>
         <a:font script="Jpan" typeface="ＭＳ 明朝"/>
         <a:font script="Hang" typeface="맑은 고딕"/>
         <a:font script="Hans" typeface="宋体"/>
         <a:font script="Hant" typeface="新細明體"/>
-        <a:font script="Arab" typeface="Arial"/>
-        <a:font script="Hebr" typeface="Arial"/>
+        <a:font script="Arab" typeface="Amiri"/>
+        <a:font script="Hebr" typeface="Amiri"/>
         <a:font script="Thai" typeface="Cordia New"/>
         <a:font script="Ethi" typeface="Nyala"/>
         <a:font script="Beng" typeface="Vrinda"/>
@@ -37551,7 +37551,7 @@
         <a:font script="Laoo" typeface="DokChampa"/>
         <a:font script="Sinh" typeface="Iskoola Pota"/>
         <a:font script="Mong" typeface="Mongolian Baiti"/>
-        <a:font script="Viet" typeface="Arial"/>
+        <a:font script="Viet" typeface="Amiri"/>
         <a:font script="Uigh" typeface="Microsoft Uighur"/>
         <a:font script="Geor" typeface="Sylfaen"/>
       </a:minorFont>

--- a/docs/Awj_Master_Development_Launch_Plan_AR.docx
+++ b/docs/Awj_Master_Development_Launch_Plan_AR.docx
@@ -41,7 +41,7 @@
           <w:rFonts w:ascii="Amiri" w:hAnsi="Amiri" w:cs="Amiri"/>
           <w:sz w:val="22"/>
         </w:rPr>
-        <w:t>نسخة تنفيذية عملية — سبتمبر 2026 · تعليم الحالة في هذه النسخة: ☑ منفَّذ ومتحقَّق منه · ☐ لم يُنفَّذ بعد (آخر تحديث للتعليم: 2026-09-15 — المرحلة 16 مغلقة)</w:t>
+        <w:t>نسخة تنفيذية عملية — سبتمبر 2026 · تعليم الحالة في هذه النسخة: ☑ منفَّذ ومتحقَّق منه · ☐ لم يُنفَّذ بعد (آخر تحديث للتعليم: 2026-09-15 — المرحلتان 16 و17 مغلقتان)</w:t>
       </w:r>
     </w:p>
     <w:tbl>
@@ -2910,7 +2910,7 @@
           <w:color w:val="1D4ED8"/>
           <w:sz w:val="36"/>
         </w:rPr>
-        <w:t>المرحلة 17 — Home + My Day</w:t>
+        <w:t>المرحلة 17 — Home + My Day — مغلقة ✓</w:t>
       </w:r>
     </w:p>
     <w:p>
@@ -2971,7 +2971,7 @@
           <w:rFonts w:ascii="Amiri" w:hAnsi="Amiri" w:cs="Amiri"/>
           <w:sz w:val="19"/>
         </w:rPr>
-        <w:t>☐ إعادة بناء Home hierarchy: Greeting → Focus of the Day → Today snapshot → Continue → Quick actions → Progress → Discover.</w:t>
+        <w:t>☑ إعادة بناء Home hierarchy: Greeting → Focus of the Day → Today snapshot → Continue → Quick actions → Progress → Discover.</w:t>
       </w:r>
     </w:p>
     <w:p>
@@ -2986,7 +2986,7 @@
           <w:rFonts w:ascii="Amiri" w:hAnsi="Amiri" w:cs="Amiri"/>
           <w:sz w:val="19"/>
         </w:rPr>
-        <w:t>☐ إنشاء “My Day timeline” تجمع task/habit/focus/routine/planner items حسب الوقت.</w:t>
+        <w:t>☑ إنشاء “My Day timeline” تجمع task/habit/focus/routine/planner items حسب الوقت.</w:t>
       </w:r>
     </w:p>
     <w:p>
@@ -3001,7 +3001,7 @@
           <w:rFonts w:ascii="Amiri" w:hAnsi="Amiri" w:cs="Amiri"/>
           <w:sz w:val="19"/>
         </w:rPr>
-        <w:t>☐ إضافة Quick Add عبر bottom sheet على الهاتف وcommand/popover على سطح المكتب.</w:t>
+        <w:t>☑ إضافة Quick Add عبر bottom sheet على الهاتف وcommand/popover على سطح المكتب.</w:t>
       </w:r>
     </w:p>
     <w:p>
@@ -3016,7 +3016,7 @@
           <w:rFonts w:ascii="Amiri" w:hAnsi="Amiri" w:cs="Amiri"/>
           <w:sz w:val="19"/>
         </w:rPr>
-        <w:t>☐ إضافة Continue where you left off من التعلم/القراءة/المشروع.</w:t>
+        <w:t>☑ إضافة Continue where you left off من التعلم/القراءة/المشروع.</w:t>
       </w:r>
     </w:p>
     <w:p>
@@ -3031,7 +3031,7 @@
           <w:rFonts w:ascii="Amiri" w:hAnsi="Amiri" w:cs="Amiri"/>
           <w:sz w:val="19"/>
         </w:rPr>
-        <w:t>☐ حصر التحميل الأولي على البيانات المطلوبة فوق fold؛ أي شيء ثانوي lazy.</w:t>
+        <w:t>☑ حصر التحميل الأولي على البيانات المطلوبة فوق fold؛ أي شيء ثانوي lazy.</w:t>
       </w:r>
     </w:p>
     <w:p>
@@ -3046,7 +3046,7 @@
           <w:rFonts w:ascii="Amiri" w:hAnsi="Amiri" w:cs="Amiri"/>
           <w:sz w:val="19"/>
         </w:rPr>
-        <w:t>☐ بناء حالات user state: جديد، يوم فارغ، يوم مزدحم، مساء، مستخدم تعلم-focused.</w:t>
+        <w:t>☑ بناء حالات user state: جديد، يوم فارغ، يوم مزدحم، مساء، مستخدم تعلم-focused.</w:t>
       </w:r>
     </w:p>
     <w:p>
@@ -3061,7 +3061,7 @@
           <w:rFonts w:ascii="Amiri" w:hAnsi="Amiri" w:cs="Amiri"/>
           <w:sz w:val="19"/>
         </w:rPr>
-        <w:t>☐ منع guilt copy: لا “فشلت” ولا red overload؛ استخدام “المتبقي” و“الفرصة التالية”.</w:t>
+        <w:t>☑ منع guilt copy: لا “فشلت” ولا red overload؛ استخدام “المتبقي” و“الفرصة التالية”.</w:t>
       </w:r>
     </w:p>
     <w:p>
@@ -3092,7 +3092,7 @@
           <w:rFonts w:ascii="Amiri" w:hAnsi="Amiri" w:cs="Amiri"/>
           <w:sz w:val="19"/>
         </w:rPr>
-        <w:t>☐ Playwright: Home loads for new/returning user.</w:t>
+        <w:t>☑ Playwright: Home loads for new/returning user.</w:t>
       </w:r>
     </w:p>
     <w:p>
@@ -3107,7 +3107,7 @@
           <w:rFonts w:ascii="Amiri" w:hAnsi="Amiri" w:cs="Amiri"/>
           <w:sz w:val="19"/>
         </w:rPr>
-        <w:t>☐ Playwright: Quick Add creates one entity without duplicate request.</w:t>
+        <w:t>☑ Playwright: Quick Add creates one entity without duplicate request.</w:t>
       </w:r>
     </w:p>
     <w:p>
@@ -3122,7 +3122,7 @@
           <w:rFonts w:ascii="Amiri" w:hAnsi="Amiri" w:cs="Amiri"/>
           <w:sz w:val="19"/>
         </w:rPr>
-        <w:t>☐ Visual regression للـHome mobile/desktop.</w:t>
+        <w:t>☑ Visual regression للـHome mobile/desktop.</w:t>
       </w:r>
     </w:p>
     <w:p>
@@ -3137,7 +3137,7 @@
           <w:rFonts w:ascii="Amiri" w:hAnsi="Amiri" w:cs="Amiri"/>
           <w:sz w:val="19"/>
         </w:rPr>
-        <w:t>☐ قياس LCP وTTFB وطلبات أول render قبل/بعد.</w:t>
+        <w:t>☑ قياس LCP وTTFB وطلبات أول render قبل/بعد.</w:t>
       </w:r>
     </w:p>
     <w:tbl>

--- a/docs/Awj_Master_Development_Launch_Plan_AR.docx
+++ b/docs/Awj_Master_Development_Launch_Plan_AR.docx
@@ -41,7 +41,7 @@
           <w:rFonts w:ascii="Amiri" w:hAnsi="Amiri" w:cs="Amiri"/>
           <w:sz w:val="22"/>
         </w:rPr>
-        <w:t>نسخة تنفيذية عملية — سبتمبر 2026 · تعليم الحالة في هذه النسخة: ☑ منفَّذ ومتحقَّق منه · ☐ لم يُنفَّذ بعد (آخر تحديث للتعليم: 2026-09-15 — المرحلتان 16 و17 مغلقتان)</w:t>
+        <w:t>نسخة تنفيذية عملية — سبتمبر 2026 · تعليم الحالة في هذه النسخة: ☑ منفَّذ ومتحقَّق منه · ☐ لم يُنفَّذ بعد (آخر تحديث للتعليم: 2026-09-15 — المراحل 16 و17 و18 مغلقة)</w:t>
       </w:r>
     </w:p>
     <w:tbl>
@@ -3199,7 +3199,7 @@
           <w:color w:val="1D4ED8"/>
           <w:sz w:val="36"/>
         </w:rPr>
-        <w:t>المرحلة 18 — Navigation + Explore</w:t>
+        <w:t>المرحلة 18 — Navigation + Explore — مغلقة ✓</w:t>
       </w:r>
     </w:p>
     <w:p>
@@ -3260,7 +3260,7 @@
           <w:rFonts w:ascii="Amiri" w:hAnsi="Amiri" w:cs="Amiri"/>
           <w:sz w:val="19"/>
         </w:rPr>
-        <w:t>☐ تحويل Sidebar إلى grouped worlds مع section labels واضحة.</w:t>
+        <w:t>☑ تحويل Sidebar إلى grouped worlds مع section labels واضحة.</w:t>
       </w:r>
     </w:p>
     <w:p>
@@ -3275,7 +3275,7 @@
           <w:rFonts w:ascii="Amiri" w:hAnsi="Amiri" w:cs="Amiri"/>
           <w:sz w:val="19"/>
         </w:rPr>
-        <w:t>☐ إنشاء Explore Hub يعرض العوالم بدل شبكة 20+ module.</w:t>
+        <w:t>☑ إنشاء Explore Hub يعرض العوالم بدل شبكة 20+ module.</w:t>
       </w:r>
     </w:p>
     <w:p>
@@ -3290,7 +3290,7 @@
           <w:rFonts w:ascii="Amiri" w:hAnsi="Amiri" w:cs="Amiri"/>
           <w:sz w:val="19"/>
         </w:rPr>
-        <w:t>☐ إضافة search/command يفتح أي وحدة مباشرة بدون جعل القائمة الأساسية طويلة.</w:t>
+        <w:t>☑ إضافة search/command يفتح أي وحدة مباشرة بدون جعل القائمة الأساسية طويلة.</w:t>
       </w:r>
     </w:p>
     <w:p>
@@ -3305,7 +3305,7 @@
           <w:rFonts w:ascii="Amiri" w:hAnsi="Amiri" w:cs="Amiri"/>
           <w:sz w:val="19"/>
         </w:rPr>
-        <w:t>☐ تثبيت حالات active/back/breadcrumb للموبايل.</w:t>
+        <w:t>☑ تثبيت حالات active/back/breadcrumb للموبايل.</w:t>
       </w:r>
     </w:p>
     <w:p>
@@ -3320,7 +3320,7 @@
           <w:rFonts w:ascii="Amiri" w:hAnsi="Amiri" w:cs="Amiri"/>
           <w:sz w:val="19"/>
         </w:rPr>
-        <w:t>☐ إخفاء العناصر غير الأساسية داخل “المزيد”.</w:t>
+        <w:t>☑ إخفاء العناصر غير الأساسية داخل “المزيد”.</w:t>
       </w:r>
     </w:p>
     <w:p>
@@ -3335,7 +3335,7 @@
           <w:rFonts w:ascii="Amiri" w:hAnsi="Amiri" w:cs="Amiri"/>
           <w:sz w:val="19"/>
         </w:rPr>
-        <w:t>☐ توحيد اسماء الوحدات بين nav، routes، page titles، analytics events.</w:t>
+        <w:t>☑ توحيد اسماء الوحدات بين nav، routes، page titles، analytics events.</w:t>
       </w:r>
     </w:p>
     <w:p>
@@ -3366,7 +3366,7 @@
           <w:rFonts w:ascii="Amiri" w:hAnsi="Amiri" w:cs="Amiri"/>
           <w:sz w:val="19"/>
         </w:rPr>
-        <w:t>☐ Test كل route direct load + refresh + back/forward.</w:t>
+        <w:t>☑ Test كل route direct load + refresh + back/forward.</w:t>
       </w:r>
     </w:p>
     <w:p>
@@ -3381,7 +3381,7 @@
           <w:rFonts w:ascii="Amiri" w:hAnsi="Amiri" w:cs="Amiri"/>
           <w:sz w:val="19"/>
         </w:rPr>
-        <w:t>☐ Test keyboard navigation للـSidebar/Explore/Command.</w:t>
+        <w:t>☑ Test keyboard navigation للـSidebar/Explore/Command.</w:t>
       </w:r>
     </w:p>
     <w:p>
@@ -3396,7 +3396,7 @@
           <w:rFonts w:ascii="Amiri" w:hAnsi="Amiri" w:cs="Amiri"/>
           <w:sz w:val="19"/>
         </w:rPr>
-        <w:t>☐ Test RTL/desktop/mobile.</w:t>
+        <w:t>☑ Test RTL/desktop/mobile.</w:t>
       </w:r>
     </w:p>
     <w:tbl>

--- a/docs/Awj_Master_Development_Launch_Plan_AR.docx
+++ b/docs/Awj_Master_Development_Launch_Plan_AR.docx
@@ -41,7 +41,7 @@
           <w:rFonts w:ascii="Amiri" w:hAnsi="Amiri" w:cs="Amiri"/>
           <w:sz w:val="22"/>
         </w:rPr>
-        <w:t>نسخة تنفيذية عملية — سبتمبر 2026 · تعليم الحالة في هذه النسخة: ☑ منفَّذ ومتحقَّق منه · ☐ لم يُنفَّذ بعد (آخر تحديث للتعليم: 2026-09-15 — المراحل 16 و17 و18 مغلقة)</w:t>
+        <w:t>نسخة تنفيذية عملية — سبتمبر 2026 · تعليم الحالة في هذه النسخة: ☑ منفَّذ ومتحقَّق منه · ☐ لم يُنفَّذ بعد (آخر تحديث للتعليم: 2026-09-15 — المراحل 16 و17 و18 و19 مغلقة)</w:t>
       </w:r>
     </w:p>
     <w:tbl>
@@ -3458,7 +3458,7 @@
           <w:color w:val="1D4ED8"/>
           <w:sz w:val="36"/>
         </w:rPr>
-        <w:t>المرحلة 19 — إعادة تشكيل الوحدات الأساسية</w:t>
+        <w:t>المرحلة 19 — إعادة تشكيل الوحدات الأساسية — مغلقة ✓</w:t>
       </w:r>
     </w:p>
     <w:p>
@@ -3519,7 +3519,7 @@
           <w:rFonts w:ascii="Amiri" w:hAnsi="Amiri" w:cs="Amiri"/>
           <w:sz w:val="19"/>
         </w:rPr>
-        <w:t>☐ Tasks: list/timeline + priorities + Today.</w:t>
+        <w:t>☑ Tasks: list/timeline + priorities + Today.</w:t>
       </w:r>
     </w:p>
     <w:p>
@@ -3534,7 +3534,7 @@
           <w:rFonts w:ascii="Amiri" w:hAnsi="Amiri" w:cs="Amiri"/>
           <w:sz w:val="19"/>
         </w:rPr>
-        <w:t>☐ Projects: board/cards + progress.</w:t>
+        <w:t>☑ Projects: board/cards + progress.</w:t>
       </w:r>
     </w:p>
     <w:p>
@@ -3549,7 +3549,7 @@
           <w:rFonts w:ascii="Amiri" w:hAnsi="Amiri" w:cs="Amiri"/>
           <w:sz w:val="19"/>
         </w:rPr>
-        <w:t>☐ Goals: progress and milestones.</w:t>
+        <w:t>☑ Goals: progress and milestones.</w:t>
       </w:r>
     </w:p>
     <w:p>
@@ -3564,7 +3564,7 @@
           <w:rFonts w:ascii="Amiri" w:hAnsi="Amiri" w:cs="Amiri"/>
           <w:sz w:val="19"/>
         </w:rPr>
-        <w:t>☐ Habits: calendar/streak rings.</w:t>
+        <w:t>☑ Habits: calendar/streak rings.</w:t>
       </w:r>
     </w:p>
     <w:p>
@@ -3579,7 +3579,7 @@
           <w:rFonts w:ascii="Amiri" w:hAnsi="Amiri" w:cs="Amiri"/>
           <w:sz w:val="19"/>
         </w:rPr>
-        <w:t>☐ Learning: course/resource cards + continue.</w:t>
+        <w:t>☑ Learning: course/resource cards + continue.</w:t>
       </w:r>
     </w:p>
     <w:p>
@@ -3594,7 +3594,7 @@
           <w:rFonts w:ascii="Amiri" w:hAnsi="Amiri" w:cs="Amiri"/>
           <w:sz w:val="19"/>
         </w:rPr>
-        <w:t>☐ Reading: progress/session.</w:t>
+        <w:t>☑ Reading: progress/session.</w:t>
       </w:r>
     </w:p>
     <w:p>
@@ -3609,7 +3609,7 @@
           <w:rFonts w:ascii="Amiri" w:hAnsi="Amiri" w:cs="Amiri"/>
           <w:sz w:val="19"/>
         </w:rPr>
-        <w:t>☐ Deep Work: timer-first immersive screen.</w:t>
+        <w:t>☑ Deep Work: timer-first immersive screen.</w:t>
       </w:r>
     </w:p>
     <w:p>
@@ -3624,7 +3624,7 @@
           <w:rFonts w:ascii="Amiri" w:hAnsi="Amiri" w:cs="Amiri"/>
           <w:sz w:val="19"/>
         </w:rPr>
-        <w:t>☐ Journal: writing-first بدون distractions.</w:t>
+        <w:t>☑ Journal: writing-first بدون distractions.</w:t>
       </w:r>
     </w:p>
     <w:p>
@@ -3639,7 +3639,7 @@
           <w:rFonts w:ascii="Amiri" w:hAnsi="Amiri" w:cs="Amiri"/>
           <w:sz w:val="19"/>
         </w:rPr>
-        <w:t>☐ Health/Finance: privacy-sensitive layouts، لا Ads داخل الإدخال.</w:t>
+        <w:t>☑ Health/Finance: privacy-sensitive layouts، لا Ads داخل الإدخال.</w:t>
       </w:r>
     </w:p>
     <w:p>
@@ -3654,7 +3654,7 @@
           <w:rFonts w:ascii="Amiri" w:hAnsi="Amiri" w:cs="Amiri"/>
           <w:sz w:val="19"/>
         </w:rPr>
-        <w:t>☐ Calendar: unified view من مصادر البيانات بدون duplicate data source.</w:t>
+        <w:t>☑ Calendar: unified view من مصادر البيانات بدون duplicate data source.</w:t>
       </w:r>
     </w:p>
     <w:p>
@@ -3669,7 +3669,7 @@
           <w:rFonts w:ascii="Amiri" w:hAnsi="Amiri" w:cs="Amiri"/>
           <w:sz w:val="19"/>
         </w:rPr>
-        <w:t>☐ Analytics: charts تبدأ من aggregation وليس تنزيل records الخام.</w:t>
+        <w:t>☑ Analytics: charts تبدأ من aggregation وليس تنزيل records الخام.</w:t>
       </w:r>
     </w:p>
     <w:p>
@@ -3700,7 +3700,7 @@
           <w:rFonts w:ascii="Amiri" w:hAnsi="Amiri" w:cs="Amiri"/>
           <w:sz w:val="19"/>
         </w:rPr>
-        <w:t>☐ Per-module CRUD regression.</w:t>
+        <w:t>☑ Per-module CRUD regression.</w:t>
       </w:r>
     </w:p>
     <w:p>
@@ -3715,7 +3715,7 @@
           <w:rFonts w:ascii="Amiri" w:hAnsi="Amiri" w:cs="Amiri"/>
           <w:sz w:val="19"/>
         </w:rPr>
-        <w:t>☐ Idempotency regression لكل mutation.</w:t>
+        <w:t>☑ Idempotency regression لكل mutation.</w:t>
       </w:r>
     </w:p>
     <w:p>
@@ -3730,7 +3730,7 @@
           <w:rFonts w:ascii="Amiri" w:hAnsi="Amiri" w:cs="Amiri"/>
           <w:sz w:val="19"/>
         </w:rPr>
-        <w:t>☐ Error/empty/offline states.</w:t>
+        <w:t>☑ Error/empty/offline states.</w:t>
       </w:r>
     </w:p>
     <w:p>
@@ -3745,7 +3745,7 @@
           <w:rFonts w:ascii="Amiri" w:hAnsi="Amiri" w:cs="Amiri"/>
           <w:sz w:val="19"/>
         </w:rPr>
-        <w:t>☐ Performance smoke على أكبر lists.</w:t>
+        <w:t>☑ Performance smoke على أكبر lists.</w:t>
       </w:r>
     </w:p>
     <w:tbl>

--- a/docs/Awj_Master_Development_Launch_Plan_AR.docx
+++ b/docs/Awj_Master_Development_Launch_Plan_AR.docx
@@ -3807,7 +3807,7 @@
           <w:color w:val="1D4ED8"/>
           <w:sz w:val="36"/>
         </w:rPr>
-        <w:t>المرحلة 20 — Onboarding + Auth + Consent</w:t>
+        <w:t>المرحلة 20 — Onboarding + Auth + Consent — مغلقة ✓</w:t>
       </w:r>
     </w:p>
     <w:p>
@@ -3868,7 +3868,7 @@
           <w:rFonts w:ascii="Amiri" w:hAnsi="Amiri" w:cs="Amiri"/>
           <w:sz w:val="19"/>
         </w:rPr>
-        <w:t>☐ إضافة مسارات واضحة /login و/signup إن لم تُثبت تجربة query-mode الأفضل، مع الحفاظ على backward compatibility.</w:t>
+        <w:t>☑ إضافة مسارات واضحة /login و/signup إن لم تُثبت تجربة query-mode الأفضل، مع الحفاظ على backward compatibility.</w:t>
       </w:r>
     </w:p>
     <w:p>
@@ -3883,7 +3883,7 @@
           <w:rFonts w:ascii="Amiri" w:hAnsi="Amiri" w:cs="Amiri"/>
           <w:sz w:val="19"/>
         </w:rPr>
-        <w:t>☐ إضافة Terms + Privacy checkbox إلزامي في signup مع روابط واضحة.</w:t>
+        <w:t>☑ إضافة Terms + Privacy checkbox إلزامي في signup مع روابط واضحة.</w:t>
       </w:r>
     </w:p>
     <w:p>
@@ -3898,7 +3898,7 @@
           <w:rFonts w:ascii="Amiri" w:hAnsi="Amiri" w:cs="Amiri"/>
           <w:sz w:val="19"/>
         </w:rPr>
-        <w:t>☐ إنشاء user_consents: user_id، consent_type، policy_version، consented_at، minimal metadata.</w:t>
+        <w:t>☑ إنشاء user_consents: user_id، consent_type، policy_version، consented_at، minimal metadata.</w:t>
       </w:r>
     </w:p>
     <w:p>
@@ -3913,7 +3913,7 @@
           <w:rFonts w:ascii="Amiri" w:hAnsi="Amiri" w:cs="Amiri"/>
           <w:sz w:val="19"/>
         </w:rPr>
-        <w:t>☐ رفض التسجيل خادميًا إذا لم يتم قبول النسخة المطلوبة.</w:t>
+        <w:t>☑ رفض التسجيل خادميًا إذا لم يتم قبول النسخة المطلوبة.</w:t>
       </w:r>
     </w:p>
     <w:p>
@@ -3928,7 +3928,7 @@
           <w:rFonts w:ascii="Amiri" w:hAnsi="Amiri" w:cs="Amiri"/>
           <w:sz w:val="19"/>
         </w:rPr>
-        <w:t>☐ إظهار password requirements indicator بشكل واضح.</w:t>
+        <w:t>☑ إظهار password requirements indicator بشكل واضح.</w:t>
       </w:r>
     </w:p>
     <w:p>
@@ -3943,7 +3943,7 @@
           <w:rFonts w:ascii="Amiri" w:hAnsi="Amiri" w:cs="Amiri"/>
           <w:sz w:val="19"/>
         </w:rPr>
-        <w:t>☐ معالجة email confirmation/resend/reset-password بحالات UX واضحة.</w:t>
+        <w:t>☑ معالجة email confirmation/resend/reset-password بحالات UX واضحة.</w:t>
       </w:r>
     </w:p>
     <w:p>
@@ -3958,7 +3958,7 @@
           <w:rFonts w:ascii="Amiri" w:hAnsi="Amiri" w:cs="Amiri"/>
           <w:sz w:val="19"/>
         </w:rPr>
-        <w:t>☐ تأكيد عدم وضع session/token في localStorage.</w:t>
+        <w:t>☑ تأكيد عدم وضع session/token في localStorage.</w:t>
       </w:r>
     </w:p>
     <w:p>
@@ -3973,7 +3973,7 @@
           <w:rFonts w:ascii="Amiri" w:hAnsi="Amiri" w:cs="Amiri"/>
           <w:sz w:val="19"/>
         </w:rPr>
-        <w:t>☐ ضبط logout من كل الأجهزة عند الحالات الحساسة عند الحاجة.</w:t>
+        <w:t>☑ ضبط logout من كل الأجهزة عند الحالات الحساسة عند الحاجة.</w:t>
       </w:r>
     </w:p>
     <w:p>
@@ -3988,7 +3988,7 @@
           <w:rFonts w:ascii="Amiri" w:hAnsi="Amiri" w:cs="Amiri"/>
           <w:sz w:val="19"/>
         </w:rPr>
-        <w:t>☐ تحديث Security/Privacy docs لتطابق providers الحقيقيين.</w:t>
+        <w:t>☑ تحديث Security/Privacy docs لتطابق providers الحقيقيين.</w:t>
       </w:r>
     </w:p>
     <w:p>
@@ -4019,7 +4019,7 @@
           <w:rFonts w:ascii="Amiri" w:hAnsi="Amiri" w:cs="Amiri"/>
           <w:sz w:val="19"/>
         </w:rPr>
-        <w:t>☐ Playwright auth state على حسابات اختبار مع حفظ auth state خارج git.</w:t>
+        <w:t>☑ Playwright auth state على حسابات اختبار مع حفظ auth state خارج git.</w:t>
       </w:r>
     </w:p>
     <w:p>
@@ -4034,7 +4034,7 @@
           <w:rFonts w:ascii="Amiri" w:hAnsi="Amiri" w:cs="Amiri"/>
           <w:sz w:val="19"/>
         </w:rPr>
-        <w:t>☐ 401/403/CSRF/session expiry tests.</w:t>
+        <w:t>☑ 401/403/CSRF/session expiry tests.</w:t>
       </w:r>
     </w:p>
     <w:p>
@@ -4049,7 +4049,7 @@
           <w:rFonts w:ascii="Amiri" w:hAnsi="Amiri" w:cs="Amiri"/>
           <w:sz w:val="19"/>
         </w:rPr>
-        <w:t>☐ Consent acceptance + refusal + policy version update tests.</w:t>
+        <w:t>☑ Consent acceptance + refusal + policy version update tests.</w:t>
       </w:r>
     </w:p>
     <w:p>
@@ -4064,7 +4064,7 @@
           <w:rFonts w:ascii="Amiri" w:hAnsi="Amiri" w:cs="Amiri"/>
           <w:sz w:val="19"/>
         </w:rPr>
-        <w:t>☐ Account deletion/export regression.</w:t>
+        <w:t>☑ Account deletion/export regression.</w:t>
       </w:r>
     </w:p>
     <w:tbl>
